--- a/docs/manual-recepcion-movstock/Manual_Usuario_AnitaERP_Recepcion_Movimientos_Stock.docx
+++ b/docs/manual-recepcion-movstock/Manual_Usuario_AnitaERP_Recepcion_Movimientos_Stock.docx
@@ -60,7 +60,7 @@
           <w:sz w:val="22"/>
           <w:szCs w:val="22"/>
         </w:rPr>
-        <w:t xml:space="preserve">Versión 1.0 — junio 2026</w:t>
+        <w:t xml:space="preserve">Versión 1.1 — julio 2026</w:t>
       </w:r>
     </w:p>
     <w:p/>
@@ -229,7 +229,7 @@
           <w:sz w:val="22"/>
           <w:szCs w:val="22"/>
         </w:rPr>
-        <w:t xml:space="preserve">14. Reporte transferencias pendientes</w:t>
+        <w:t xml:space="preserve">14. Transferencias con asiento contable (TRCONT)</w:t>
       </w:r>
     </w:p>
     <w:p>
@@ -239,7 +239,7 @@
           <w:sz w:val="22"/>
           <w:szCs w:val="22"/>
         </w:rPr>
-        <w:t xml:space="preserve">15. Comprobantes PDF y exportaciones</w:t>
+        <w:t xml:space="preserve">15. Reporte transferencias pendientes</w:t>
       </w:r>
     </w:p>
     <w:p>
@@ -249,7 +249,7 @@
           <w:sz w:val="22"/>
           <w:szCs w:val="22"/>
         </w:rPr>
-        <w:t xml:space="preserve">16. Procesos relacionados (mismo stock)</w:t>
+        <w:t xml:space="preserve">16. Comprobantes PDF y exportaciones</w:t>
       </w:r>
     </w:p>
     <w:p>
@@ -259,7 +259,7 @@
           <w:sz w:val="22"/>
           <w:szCs w:val="22"/>
         </w:rPr>
-        <w:t xml:space="preserve">17. Errores frecuentes y soluciones</w:t>
+        <w:t xml:space="preserve">17. Procesos relacionados (mismo stock)</w:t>
       </w:r>
     </w:p>
     <w:p>
@@ -269,7 +269,17 @@
           <w:sz w:val="22"/>
           <w:szCs w:val="22"/>
         </w:rPr>
-        <w:t xml:space="preserve">18. Flujos paso a paso (resumen)</w:t>
+        <w:t xml:space="preserve">18. Errores frecuentes y soluciones</w:t>
+      </w:r>
+    </w:p>
+    <w:p>
+      <w:pPr/>
+      <w:r>
+        <w:rPr>
+          <w:sz w:val="22"/>
+          <w:szCs w:val="22"/>
+        </w:rPr>
+        <w:t xml:space="preserve">19. Flujos paso a paso (resumen)</w:t>
       </w:r>
     </w:p>
     <w:p>
@@ -324,6 +334,19 @@
           <w:szCs w:val="22"/>
         </w:rPr>
         <w:t xml:space="preserve">Movimientos de stock registran entradas, salidas y transferencias manuales. Transferencia de mercadería es una pantalla optimizada para mover artículos entre depósitos o hacia/desde un bien de uso (equipo, PC, etc.), con o sin aprobación del receptor.</w:t>
+      </w:r>
+    </w:p>
+    <w:p>
+      <w:pPr>
+        <w:jc w:val="both"/>
+        <w:spacing w:after="120"/>
+      </w:pPr>
+      <w:r>
+        <w:rPr>
+          <w:sz w:val="22"/>
+          <w:szCs w:val="22"/>
+        </w:rPr>
+        <w:t xml:space="preserve">Algunos tipos de transferencia generan además un asiento contable (TRCONT): imputan el costo de la mercadería al centro de costo destino. Esas transferencias solo se registran desde Stock → Transferencia, nunca desde Movimientos de Stock.</w:t>
       </w:r>
     </w:p>
     <w:p>
@@ -754,6 +777,76 @@
                 <w:sz w:val="20"/>
                 <w:szCs w:val="20"/>
               </w:rPr>
+              <w:t xml:space="preserve">TRCONT</w:t>
+            </w:r>
+          </w:p>
+        </w:tc>
+        <w:tc>
+          <w:tcPr>
+            <w:tcW w:w="2800" w:type="dxa"/>
+            <w:noWrap/>
+          </w:tcPr>
+          <w:p>
+            <w:pPr/>
+            <w:r>
+              <w:rPr>
+                <w:sz w:val="20"/>
+                <w:szCs w:val="20"/>
+              </w:rPr>
+              <w:t xml:space="preserve">Tipo de transferencia con contabilidad: un asiento al confirmar (no al enviar si requiere aprobación).</w:t>
+            </w:r>
+          </w:p>
+        </w:tc>
+      </w:tr>
+      <w:tr>
+        <w:trPr/>
+        <w:tc>
+          <w:tcPr>
+            <w:tcW w:w="2800" w:type="dxa"/>
+            <w:noWrap/>
+          </w:tcPr>
+          <w:p>
+            <w:pPr/>
+            <w:r>
+              <w:rPr>
+                <w:sz w:val="20"/>
+                <w:szCs w:val="20"/>
+              </w:rPr>
+              <w:t xml:space="preserve">Centro costo destino</w:t>
+            </w:r>
+          </w:p>
+        </w:tc>
+        <w:tc>
+          <w:tcPr>
+            <w:tcW w:w="2800" w:type="dxa"/>
+            <w:noWrap/>
+          </w:tcPr>
+          <w:p>
+            <w:pPr/>
+            <w:r>
+              <w:rPr>
+                <w:sz w:val="20"/>
+                <w:szCs w:val="20"/>
+              </w:rPr>
+              <w:t xml:space="preserve">Sector contable que recibe el DEBE del asiento TRCONT; obligatorio en el formulario.</w:t>
+            </w:r>
+          </w:p>
+        </w:tc>
+      </w:tr>
+      <w:tr>
+        <w:trPr/>
+        <w:tc>
+          <w:tcPr>
+            <w:tcW w:w="2800" w:type="dxa"/>
+            <w:noWrap/>
+          </w:tcPr>
+          <w:p>
+            <w:pPr/>
+            <w:r>
+              <w:rPr>
+                <w:sz w:val="20"/>
+                <w:szCs w:val="20"/>
+              </w:rPr>
               <w:t xml:space="preserve">Bien de uso</w:t>
             </w:r>
           </w:p>
@@ -897,6 +990,262 @@
         <w:t xml:space="preserve">Exporte a PDF, Excel o CSV con los botones sobre la tabla; respeta los filtros activos, no solo la página visible.</w:t>
       </w:r>
     </w:p>
+    <w:p>
+      <w:pPr/>
+      <w:r>
+        <w:rPr>
+          <w:color w:val="666666"/>
+          <w:sz w:val="18"/>
+          <w:szCs w:val="18"/>
+          <w:i w:val="1"/>
+          <w:iCs w:val="1"/>
+        </w:rPr>
+        <w:t xml:space="preserve">Badges de diferencias en el listado</w:t>
+      </w:r>
+    </w:p>
+    <w:tbl>
+      <w:tblGrid>
+        <w:gridCol w:w="2800" w:type="dxa"/>
+        <w:gridCol w:w="2800" w:type="dxa"/>
+      </w:tblGrid>
+      <w:tblPr>
+        <w:tblW w:w="0" w:type="auto"/>
+        <w:tblLayout w:type="autofit"/>
+        <w:tblCellMar>
+          <w:top w:w="80" w:type="dxa"/>
+          <w:left w:w="80" w:type="dxa"/>
+          <w:right w:w="80" w:type="dxa"/>
+          <w:bottom w:w="80" w:type="dxa"/>
+        </w:tblCellMar>
+        <w:tblBorders>
+          <w:top w:val="single" w:sz="6" w:color="AAAAAA"/>
+          <w:left w:val="single" w:sz="6" w:color="AAAAAA"/>
+          <w:right w:val="single" w:sz="6" w:color="AAAAAA"/>
+          <w:bottom w:val="single" w:sz="6" w:color="AAAAAA"/>
+          <w:insideH w:val="single" w:sz="6" w:color="AAAAAA"/>
+          <w:insideV w:val="single" w:sz="6" w:color="AAAAAA"/>
+        </w:tblBorders>
+      </w:tblPr>
+      <w:tr>
+        <w:trPr/>
+        <w:tc>
+          <w:tcPr>
+            <w:tcW w:w="2800" w:type="dxa"/>
+            <w:shd w:val="clear" w:fill="2E75B6"/>
+            <w:noWrap/>
+          </w:tcPr>
+          <w:p>
+            <w:pPr/>
+            <w:r>
+              <w:rPr>
+                <w:color w:val="FFFFFF"/>
+                <w:sz w:val="20"/>
+                <w:szCs w:val="20"/>
+                <w:b w:val="1"/>
+                <w:bCs w:val="1"/>
+              </w:rPr>
+              <w:t xml:space="preserve">Badge</w:t>
+            </w:r>
+          </w:p>
+        </w:tc>
+        <w:tc>
+          <w:tcPr>
+            <w:tcW w:w="2800" w:type="dxa"/>
+            <w:shd w:val="clear" w:fill="2E75B6"/>
+            <w:noWrap/>
+          </w:tcPr>
+          <w:p>
+            <w:pPr/>
+            <w:r>
+              <w:rPr>
+                <w:color w:val="FFFFFF"/>
+                <w:sz w:val="20"/>
+                <w:szCs w:val="20"/>
+                <w:b w:val="1"/>
+                <w:bCs w:val="1"/>
+              </w:rPr>
+              <w:t xml:space="preserve">Significado</w:t>
+            </w:r>
+          </w:p>
+        </w:tc>
+      </w:tr>
+      <w:tr>
+        <w:trPr/>
+        <w:tc>
+          <w:tcPr>
+            <w:tcW w:w="2800" w:type="dxa"/>
+            <w:noWrap/>
+          </w:tcPr>
+          <w:p>
+            <w:pPr/>
+            <w:r>
+              <w:rPr>
+                <w:sz w:val="20"/>
+                <w:szCs w:val="20"/>
+              </w:rPr>
+              <w:t xml:space="preserve">P</w:t>
+            </w:r>
+          </w:p>
+        </w:tc>
+        <w:tc>
+          <w:tcPr>
+            <w:tcW w:w="2800" w:type="dxa"/>
+            <w:noWrap/>
+          </w:tcPr>
+          <w:p>
+            <w:pPr/>
+            <w:r>
+              <w:rPr>
+                <w:sz w:val="20"/>
+                <w:szCs w:val="20"/>
+              </w:rPr>
+              <w:t xml:space="preserve">Precio de recepción distinto al de la OC.</w:t>
+            </w:r>
+          </w:p>
+        </w:tc>
+      </w:tr>
+      <w:tr>
+        <w:trPr/>
+        <w:tc>
+          <w:tcPr>
+            <w:tcW w:w="2800" w:type="dxa"/>
+            <w:noWrap/>
+          </w:tcPr>
+          <w:p>
+            <w:pPr/>
+            <w:r>
+              <w:rPr>
+                <w:sz w:val="20"/>
+                <w:szCs w:val="20"/>
+              </w:rPr>
+              <w:t xml:space="preserve">C</w:t>
+            </w:r>
+          </w:p>
+        </w:tc>
+        <w:tc>
+          <w:tcPr>
+            <w:tcW w:w="2800" w:type="dxa"/>
+            <w:noWrap/>
+          </w:tcPr>
+          <w:p>
+            <w:pPr/>
+            <w:r>
+              <w:rPr>
+                <w:sz w:val="20"/>
+                <w:szCs w:val="20"/>
+              </w:rPr>
+              <w:t xml:space="preserve">Cantidad recibida distinta a la pedida.</w:t>
+            </w:r>
+          </w:p>
+        </w:tc>
+      </w:tr>
+      <w:tr>
+        <w:trPr/>
+        <w:tc>
+          <w:tcPr>
+            <w:tcW w:w="2800" w:type="dxa"/>
+            <w:noWrap/>
+          </w:tcPr>
+          <w:p>
+            <w:pPr/>
+            <w:r>
+              <w:rPr>
+                <w:sz w:val="20"/>
+                <w:szCs w:val="20"/>
+              </w:rPr>
+              <w:t xml:space="preserve">A</w:t>
+            </w:r>
+          </w:p>
+        </w:tc>
+        <w:tc>
+          <w:tcPr>
+            <w:tcW w:w="2800" w:type="dxa"/>
+            <w:noWrap/>
+          </w:tcPr>
+          <w:p>
+            <w:pPr/>
+            <w:r>
+              <w:rPr>
+                <w:sz w:val="20"/>
+                <w:szCs w:val="20"/>
+              </w:rPr>
+              <w:t xml:space="preserve">Artículo extra o sustituto no estaba en la OC.</w:t>
+            </w:r>
+          </w:p>
+        </w:tc>
+      </w:tr>
+      <w:tr>
+        <w:trPr/>
+        <w:tc>
+          <w:tcPr>
+            <w:tcW w:w="2800" w:type="dxa"/>
+            <w:noWrap/>
+          </w:tcPr>
+          <w:p>
+            <w:pPr/>
+            <w:r>
+              <w:rPr>
+                <w:sz w:val="20"/>
+                <w:szCs w:val="20"/>
+              </w:rPr>
+              <w:t xml:space="preserve">F</w:t>
+            </w:r>
+          </w:p>
+        </w:tc>
+        <w:tc>
+          <w:tcPr>
+            <w:tcW w:w="2800" w:type="dxa"/>
+            <w:noWrap/>
+          </w:tcPr>
+          <w:p>
+            <w:pPr/>
+            <w:r>
+              <w:rPr>
+                <w:sz w:val="20"/>
+                <w:szCs w:val="20"/>
+              </w:rPr>
+              <w:t xml:space="preserve">Faltante: ítem de OC no recibido.</w:t>
+            </w:r>
+          </w:p>
+        </w:tc>
+      </w:tr>
+      <w:tr>
+        <w:trPr/>
+        <w:tc>
+          <w:tcPr>
+            <w:tcW w:w="2800" w:type="dxa"/>
+            <w:noWrap/>
+          </w:tcPr>
+          <w:p>
+            <w:pPr/>
+            <w:r>
+              <w:rPr>
+                <w:sz w:val="20"/>
+                <w:szCs w:val="20"/>
+              </w:rPr>
+              <w:t xml:space="preserve">LAB</w:t>
+            </w:r>
+          </w:p>
+        </w:tc>
+        <w:tc>
+          <w:tcPr>
+            <w:tcW w:w="2800" w:type="dxa"/>
+            <w:noWrap/>
+          </w:tcPr>
+          <w:p>
+            <w:pPr/>
+            <w:r>
+              <w:rPr>
+                <w:sz w:val="20"/>
+                <w:szCs w:val="20"/>
+              </w:rPr>
+              <w:t xml:space="preserve">Artículo de laboratorio (prefijo configurado).</w:t>
+            </w:r>
+          </w:p>
+        </w:tc>
+      </w:tr>
+    </w:tbl>
+    <w:p/>
     <w:p>
       <w:pPr>
         <w:numPr>
@@ -1819,262 +2168,6 @@
     </w:tbl>
     <w:p/>
     <w:p>
-      <w:pPr/>
-      <w:r>
-        <w:rPr>
-          <w:color w:val="666666"/>
-          <w:sz w:val="18"/>
-          <w:szCs w:val="18"/>
-          <w:i w:val="1"/>
-          <w:iCs w:val="1"/>
-        </w:rPr>
-        <w:t xml:space="preserve">Badges de diferencias en el listado</w:t>
-      </w:r>
-    </w:p>
-    <w:tbl>
-      <w:tblGrid>
-        <w:gridCol w:w="2800" w:type="dxa"/>
-        <w:gridCol w:w="2800" w:type="dxa"/>
-      </w:tblGrid>
-      <w:tblPr>
-        <w:tblW w:w="0" w:type="auto"/>
-        <w:tblLayout w:type="autofit"/>
-        <w:tblCellMar>
-          <w:top w:w="80" w:type="dxa"/>
-          <w:left w:w="80" w:type="dxa"/>
-          <w:right w:w="80" w:type="dxa"/>
-          <w:bottom w:w="80" w:type="dxa"/>
-        </w:tblCellMar>
-        <w:tblBorders>
-          <w:top w:val="single" w:sz="6" w:color="AAAAAA"/>
-          <w:left w:val="single" w:sz="6" w:color="AAAAAA"/>
-          <w:right w:val="single" w:sz="6" w:color="AAAAAA"/>
-          <w:bottom w:val="single" w:sz="6" w:color="AAAAAA"/>
-          <w:insideH w:val="single" w:sz="6" w:color="AAAAAA"/>
-          <w:insideV w:val="single" w:sz="6" w:color="AAAAAA"/>
-        </w:tblBorders>
-      </w:tblPr>
-      <w:tr>
-        <w:trPr/>
-        <w:tc>
-          <w:tcPr>
-            <w:tcW w:w="2800" w:type="dxa"/>
-            <w:shd w:val="clear" w:fill="2E75B6"/>
-            <w:noWrap/>
-          </w:tcPr>
-          <w:p>
-            <w:pPr/>
-            <w:r>
-              <w:rPr>
-                <w:color w:val="FFFFFF"/>
-                <w:sz w:val="20"/>
-                <w:szCs w:val="20"/>
-                <w:b w:val="1"/>
-                <w:bCs w:val="1"/>
-              </w:rPr>
-              <w:t xml:space="preserve">Badge</w:t>
-            </w:r>
-          </w:p>
-        </w:tc>
-        <w:tc>
-          <w:tcPr>
-            <w:tcW w:w="2800" w:type="dxa"/>
-            <w:shd w:val="clear" w:fill="2E75B6"/>
-            <w:noWrap/>
-          </w:tcPr>
-          <w:p>
-            <w:pPr/>
-            <w:r>
-              <w:rPr>
-                <w:color w:val="FFFFFF"/>
-                <w:sz w:val="20"/>
-                <w:szCs w:val="20"/>
-                <w:b w:val="1"/>
-                <w:bCs w:val="1"/>
-              </w:rPr>
-              <w:t xml:space="preserve">Significado</w:t>
-            </w:r>
-          </w:p>
-        </w:tc>
-      </w:tr>
-      <w:tr>
-        <w:trPr/>
-        <w:tc>
-          <w:tcPr>
-            <w:tcW w:w="2800" w:type="dxa"/>
-            <w:noWrap/>
-          </w:tcPr>
-          <w:p>
-            <w:pPr/>
-            <w:r>
-              <w:rPr>
-                <w:sz w:val="20"/>
-                <w:szCs w:val="20"/>
-              </w:rPr>
-              <w:t xml:space="preserve">P</w:t>
-            </w:r>
-          </w:p>
-        </w:tc>
-        <w:tc>
-          <w:tcPr>
-            <w:tcW w:w="2800" w:type="dxa"/>
-            <w:noWrap/>
-          </w:tcPr>
-          <w:p>
-            <w:pPr/>
-            <w:r>
-              <w:rPr>
-                <w:sz w:val="20"/>
-                <w:szCs w:val="20"/>
-              </w:rPr>
-              <w:t xml:space="preserve">Precio de recepción distinto al de la OC.</w:t>
-            </w:r>
-          </w:p>
-        </w:tc>
-      </w:tr>
-      <w:tr>
-        <w:trPr/>
-        <w:tc>
-          <w:tcPr>
-            <w:tcW w:w="2800" w:type="dxa"/>
-            <w:noWrap/>
-          </w:tcPr>
-          <w:p>
-            <w:pPr/>
-            <w:r>
-              <w:rPr>
-                <w:sz w:val="20"/>
-                <w:szCs w:val="20"/>
-              </w:rPr>
-              <w:t xml:space="preserve">C</w:t>
-            </w:r>
-          </w:p>
-        </w:tc>
-        <w:tc>
-          <w:tcPr>
-            <w:tcW w:w="2800" w:type="dxa"/>
-            <w:noWrap/>
-          </w:tcPr>
-          <w:p>
-            <w:pPr/>
-            <w:r>
-              <w:rPr>
-                <w:sz w:val="20"/>
-                <w:szCs w:val="20"/>
-              </w:rPr>
-              <w:t xml:space="preserve">Cantidad recibida distinta a la pedida.</w:t>
-            </w:r>
-          </w:p>
-        </w:tc>
-      </w:tr>
-      <w:tr>
-        <w:trPr/>
-        <w:tc>
-          <w:tcPr>
-            <w:tcW w:w="2800" w:type="dxa"/>
-            <w:noWrap/>
-          </w:tcPr>
-          <w:p>
-            <w:pPr/>
-            <w:r>
-              <w:rPr>
-                <w:sz w:val="20"/>
-                <w:szCs w:val="20"/>
-              </w:rPr>
-              <w:t xml:space="preserve">A</w:t>
-            </w:r>
-          </w:p>
-        </w:tc>
-        <w:tc>
-          <w:tcPr>
-            <w:tcW w:w="2800" w:type="dxa"/>
-            <w:noWrap/>
-          </w:tcPr>
-          <w:p>
-            <w:pPr/>
-            <w:r>
-              <w:rPr>
-                <w:sz w:val="20"/>
-                <w:szCs w:val="20"/>
-              </w:rPr>
-              <w:t xml:space="preserve">Artículo extra o sustituto no estaba en la OC.</w:t>
-            </w:r>
-          </w:p>
-        </w:tc>
-      </w:tr>
-      <w:tr>
-        <w:trPr/>
-        <w:tc>
-          <w:tcPr>
-            <w:tcW w:w="2800" w:type="dxa"/>
-            <w:noWrap/>
-          </w:tcPr>
-          <w:p>
-            <w:pPr/>
-            <w:r>
-              <w:rPr>
-                <w:sz w:val="20"/>
-                <w:szCs w:val="20"/>
-              </w:rPr>
-              <w:t xml:space="preserve">F</w:t>
-            </w:r>
-          </w:p>
-        </w:tc>
-        <w:tc>
-          <w:tcPr>
-            <w:tcW w:w="2800" w:type="dxa"/>
-            <w:noWrap/>
-          </w:tcPr>
-          <w:p>
-            <w:pPr/>
-            <w:r>
-              <w:rPr>
-                <w:sz w:val="20"/>
-                <w:szCs w:val="20"/>
-              </w:rPr>
-              <w:t xml:space="preserve">Faltante: ítem de OC no recibido.</w:t>
-            </w:r>
-          </w:p>
-        </w:tc>
-      </w:tr>
-      <w:tr>
-        <w:trPr/>
-        <w:tc>
-          <w:tcPr>
-            <w:tcW w:w="2800" w:type="dxa"/>
-            <w:noWrap/>
-          </w:tcPr>
-          <w:p>
-            <w:pPr/>
-            <w:r>
-              <w:rPr>
-                <w:sz w:val="20"/>
-                <w:szCs w:val="20"/>
-              </w:rPr>
-              <w:t xml:space="preserve">LAB</w:t>
-            </w:r>
-          </w:p>
-        </w:tc>
-        <w:tc>
-          <w:tcPr>
-            <w:tcW w:w="2800" w:type="dxa"/>
-            <w:noWrap/>
-          </w:tcPr>
-          <w:p>
-            <w:pPr/>
-            <w:r>
-              <w:rPr>
-                <w:sz w:val="20"/>
-                <w:szCs w:val="20"/>
-              </w:rPr>
-              <w:t xml:space="preserve">Artículo de laboratorio (prefijo configurado).</w:t>
-            </w:r>
-          </w:p>
-        </w:tc>
-      </w:tr>
-    </w:tbl>
-    <w:p/>
-    <w:p>
       <w:pPr>
         <w:pStyle w:val="Heading2"/>
       </w:pPr>
@@ -3783,43 +3876,6 @@
       </w:r>
     </w:p>
     <w:p>
-      <w:pPr>
-        <w:numPr>
-          <w:ilvl w:val="0"/>
-          <w:numId w:val=""/>
-        </w:numPr>
-      </w:pPr>
-      <w:r>
-        <w:rPr/>
-        <w:t xml:space="preserve">Confirmar dispara: movimiento de stock (entrada), asiento contable tipo COM (si contabilidad activa), sincronización legacy Anita y registro de NPU si aplica.</w:t>
-      </w:r>
-    </w:p>
-    <w:p>
-      <w:pPr>
-        <w:numPr>
-          <w:ilvl w:val="0"/>
-          <w:numId w:val=""/>
-        </w:numPr>
-      </w:pPr>
-      <w:r>
-        <w:rPr/>
-        <w:t xml:space="preserve">El sistema puede enviar avisos por email ante diferencias de precio, cantidad, artículos extra, faltantes, laboratorio, rechazos o encuesta de proveedor.</w:t>
-      </w:r>
-    </w:p>
-    <w:p>
-      <w:pPr>
-        <w:numPr>
-          <w:ilvl w:val="0"/>
-          <w:numId w:val=""/>
-        </w:numPr>
-      </w:pPr>
-      <w:r>
-        <w:rPr/>
-        <w:t xml:space="preserve">Anular recepción revierte stock, asiento y registros Anita; no es posible si hay factura de proveedor vinculada o devoluciones confirmadas.</w:t>
-      </w:r>
-    </w:p>
-    <w:p/>
-    <w:p>
       <w:pPr/>
       <w:r>
         <w:rPr>
@@ -4004,6 +4060,43 @@
         </w:tc>
       </w:tr>
     </w:tbl>
+    <w:p/>
+    <w:p>
+      <w:pPr>
+        <w:numPr>
+          <w:ilvl w:val="0"/>
+          <w:numId w:val=""/>
+        </w:numPr>
+      </w:pPr>
+      <w:r>
+        <w:rPr/>
+        <w:t xml:space="preserve">Confirmar dispara: movimiento de stock (entrada), asiento contable tipo COM (si contabilidad activa), sincronización legacy Anita y registro de NPU si aplica.</w:t>
+      </w:r>
+    </w:p>
+    <w:p>
+      <w:pPr>
+        <w:numPr>
+          <w:ilvl w:val="0"/>
+          <w:numId w:val=""/>
+        </w:numPr>
+      </w:pPr>
+      <w:r>
+        <w:rPr/>
+        <w:t xml:space="preserve">El sistema puede enviar avisos por email ante diferencias de precio, cantidad, artículos extra, faltantes, laboratorio, rechazos o encuesta de proveedor.</w:t>
+      </w:r>
+    </w:p>
+    <w:p>
+      <w:pPr>
+        <w:numPr>
+          <w:ilvl w:val="0"/>
+          <w:numId w:val=""/>
+        </w:numPr>
+      </w:pPr>
+      <w:r>
+        <w:rPr/>
+        <w:t xml:space="preserve">Anular recepción revierte stock, asiento y registros Anita; no es posible si hay factura de proveedor vinculada o devoluciones confirmadas.</w:t>
+      </w:r>
+    </w:p>
     <w:p/>
     <w:p>
       <w:pPr>
@@ -4420,6 +4513,32 @@
     </w:p>
     <w:p>
       <w:pPr>
+        <w:jc w:val="both"/>
+        <w:spacing w:after="120"/>
+      </w:pPr>
+      <w:r>
+        <w:rPr>
+          <w:sz w:val="22"/>
+          <w:szCs w:val="22"/>
+        </w:rPr>
+        <w:t xml:space="preserve">Transferencias TRCONT (Stock → Tipos de transacción stock): marque «Genera asiento contable al confirmar» en el tipo de transferencia correspondiente. El operador verá la etiqueta (contabilidad) en Stock → Transferencia.</w:t>
+      </w:r>
+    </w:p>
+    <w:p>
+      <w:pPr>
+        <w:jc w:val="both"/>
+        <w:spacing w:after="120"/>
+      </w:pPr>
+      <w:r>
+        <w:rPr>
+          <w:sz w:val="22"/>
+          <w:szCs w:val="22"/>
+        </w:rPr>
+        <w:t xml:space="preserve">Artículos contabilizables en TRCONT: en Stock → Artículos → pestaña Contabilidad, complete cuenta compra, centro de costo compra y cuenta de gastos (grilla por empresa). Artículos TITO: active «Precio promedio transferencia TRCONT» para usar promedio de las 3 últimas recepciones. Artículos «Otros activos»: cuenta compra configurada en catálogo de cuentas automáticas (ej. 117010001).</w:t>
+      </w:r>
+    </w:p>
+    <w:p>
+      <w:pPr>
         <w:pStyle w:val="Heading2"/>
       </w:pPr>
       <w:bookmarkStart w:id="9" w:name="_Toc9"/>
@@ -5501,7 +5620,7 @@
           <w:sz w:val="22"/>
           <w:szCs w:val="22"/>
         </w:rPr>
-        <w:t xml:space="preserve">Nuevo movimiento: Stock → Movimientos de Stock → Nuevo. Elija tipo Entrada o Salida (no Transferencia si prefiere la pantalla ágil de transferencias).</w:t>
+        <w:t xml:space="preserve">Nuevo movimiento: Stock → Movimientos de Stock → Nuevo. Elija tipo Entrada o Salida. Para transferencias use preferentemente Stock → Transferencia (pantalla ágil).</w:t>
       </w:r>
     </w:p>
     <w:p>
@@ -5553,7 +5672,20 @@
           <w:sz w:val="22"/>
           <w:szCs w:val="22"/>
         </w:rPr>
-        <w:t xml:space="preserve">Si el tipo lleva contabilidad verá la solapa Asiento contable con vista previa antes de guardar.</w:t>
+        <w:t xml:space="preserve">Entradas o salidas con contabilidad (tipos distintos de TRCONT): verá la solapa Asiento contable con vista previa antes de guardar. El asiento se genera al guardar el movimiento suelto.</w:t>
+      </w:r>
+    </w:p>
+    <w:p>
+      <w:pPr>
+        <w:jc w:val="both"/>
+        <w:spacing w:after="120"/>
+      </w:pPr>
+      <w:r>
+        <w:rPr>
+          <w:sz w:val="22"/>
+          <w:szCs w:val="22"/>
+        </w:rPr>
+        <w:t xml:space="preserve">Transferencias con contabilidad (TRCONT): el sistema no permite registrarlas desde esta pantalla. Debe usar Stock → Transferencia; el asiento es único por transferencia confirmada (capítulo 14).</w:t>
       </w:r>
     </w:p>
     <w:p>
@@ -5602,7 +5734,19 @@
       </w:pPr>
       <w:r>
         <w:rPr/>
-        <w:t xml:space="preserve">Transferencia desde esta pantalla: al elegir tipo Transferencia aparecen Depósito origen y Depósito destino (o bienes de uso según tipo). Al guardar crea el documento transferencia.</w:t>
+        <w:t xml:space="preserve">Transferencia sin contabilidad desde esta pantalla: al elegir tipo Transferencia aparecen Depósito origen y Depósito destino (o bienes de uso según tipo). Al guardar crea el documento transferencia sin asiento.</w:t>
+      </w:r>
+    </w:p>
+    <w:p>
+      <w:pPr>
+        <w:numPr>
+          <w:ilvl w:val="0"/>
+          <w:numId w:val=""/>
+        </w:numPr>
+      </w:pPr>
+      <w:r>
+        <w:rPr/>
+        <w:t xml:space="preserve">Si el movimiento está vinculado a una transferencia verá enlace «Ver transferencia»; el asiento contable TRCONT, si existe, está en la transferencia, no en los movimientos -S/-E.</w:t>
       </w:r>
     </w:p>
     <w:p/>
@@ -6092,23 +6236,23 @@
                 <w:sz w:val="20"/>
                 <w:szCs w:val="20"/>
               </w:rPr>
-              <w:t xml:space="preserve">Solapa (tipos con contabilidad)</w:t>
-            </w:r>
-          </w:p>
-        </w:tc>
-        <w:tc>
-          <w:tcPr>
-            <w:tcW w:w="2800" w:type="dxa"/>
-            <w:noWrap/>
-          </w:tcPr>
-          <w:p>
-            <w:pPr/>
-            <w:r>
-              <w:rPr>
-                <w:sz w:val="20"/>
-                <w:szCs w:val="20"/>
-              </w:rPr>
-              <w:t xml:space="preserve">Vista previa antes de guardar.</w:t>
+              <w:t xml:space="preserve">Solapa (entradas/salidas con contabilidad, no TRCONT)</w:t>
+            </w:r>
+          </w:p>
+        </w:tc>
+        <w:tc>
+          <w:tcPr>
+            <w:tcW w:w="2800" w:type="dxa"/>
+            <w:noWrap/>
+          </w:tcPr>
+          <w:p>
+            <w:pPr/>
+            <w:r>
+              <w:rPr>
+                <w:sz w:val="20"/>
+                <w:szCs w:val="20"/>
+              </w:rPr>
+              <w:t xml:space="preserve">Vista previa antes de guardar movimiento suelto. TRCONT: capítulo 14.</w:t>
             </w:r>
           </w:p>
         </w:tc>
@@ -6234,43 +6378,6 @@
         <w:t xml:space="preserve">Modo de aprobación (configuración del servidor): Inmediata (sin bandeja), Por tipo de transacción (solo tipos marcados requieren aprobación) o Siempre (toda transferencia espera al receptor).</w:t>
       </w:r>
     </w:p>
-    <w:p>
-      <w:pPr>
-        <w:numPr>
-          <w:ilvl w:val="0"/>
-          <w:numId w:val=""/>
-        </w:numPr>
-      </w:pPr>
-      <w:r>
-        <w:rPr/>
-        <w:t xml:space="preserve">Rechazar transferencia: revierte stock en origen; puede indicar motivo.</w:t>
-      </w:r>
-    </w:p>
-    <w:p>
-      <w:pPr>
-        <w:numPr>
-          <w:ilvl w:val="0"/>
-          <w:numId w:val=""/>
-        </w:numPr>
-      </w:pPr>
-      <w:r>
-        <w:rPr/>
-        <w:t xml:space="preserve">Aprobar transferencia: crea ingreso en destino; estado pasa a Confirmada.</w:t>
-      </w:r>
-    </w:p>
-    <w:p>
-      <w:pPr>
-        <w:numPr>
-          <w:ilvl w:val="0"/>
-          <w:numId w:val=""/>
-        </w:numPr>
-      </w:pPr>
-      <w:r>
-        <w:rPr/>
-        <w:t xml:space="preserve">Anulada: transferencia cancelada sin efecto operativo.</w:t>
-      </w:r>
-    </w:p>
-    <w:p/>
     <w:p>
       <w:pPr/>
       <w:r>
@@ -6282,6 +6389,761 @@
           <w:iCs w:val="1"/>
         </w:rPr>
         <w:t xml:space="preserve">Variantes habituales</w:t>
+      </w:r>
+    </w:p>
+    <w:tbl>
+      <w:tblGrid>
+        <w:gridCol w:w="2800" w:type="dxa"/>
+        <w:gridCol w:w="2800" w:type="dxa"/>
+        <w:gridCol w:w="2800" w:type="dxa"/>
+        <w:gridCol w:w="2800" w:type="dxa"/>
+        <w:gridCol w:w="2800" w:type="dxa"/>
+      </w:tblGrid>
+      <w:tblPr>
+        <w:tblW w:w="0" w:type="auto"/>
+        <w:tblLayout w:type="autofit"/>
+        <w:tblCellMar>
+          <w:top w:w="80" w:type="dxa"/>
+          <w:left w:w="80" w:type="dxa"/>
+          <w:right w:w="80" w:type="dxa"/>
+          <w:bottom w:w="80" w:type="dxa"/>
+        </w:tblCellMar>
+        <w:tblBorders>
+          <w:top w:val="single" w:sz="6" w:color="AAAAAA"/>
+          <w:left w:val="single" w:sz="6" w:color="AAAAAA"/>
+          <w:right w:val="single" w:sz="6" w:color="AAAAAA"/>
+          <w:bottom w:val="single" w:sz="6" w:color="AAAAAA"/>
+          <w:insideH w:val="single" w:sz="6" w:color="AAAAAA"/>
+          <w:insideV w:val="single" w:sz="6" w:color="AAAAAA"/>
+        </w:tblBorders>
+      </w:tblPr>
+      <w:tr>
+        <w:trPr/>
+        <w:tc>
+          <w:tcPr>
+            <w:tcW w:w="2800" w:type="dxa"/>
+            <w:shd w:val="clear" w:fill="2E75B6"/>
+            <w:noWrap/>
+          </w:tcPr>
+          <w:p>
+            <w:pPr/>
+            <w:r>
+              <w:rPr>
+                <w:color w:val="FFFFFF"/>
+                <w:sz w:val="20"/>
+                <w:szCs w:val="20"/>
+                <w:b w:val="1"/>
+                <w:bCs w:val="1"/>
+              </w:rPr>
+              <w:t xml:space="preserve">Variante</w:t>
+            </w:r>
+          </w:p>
+        </w:tc>
+        <w:tc>
+          <w:tcPr>
+            <w:tcW w:w="2800" w:type="dxa"/>
+            <w:shd w:val="clear" w:fill="2E75B6"/>
+            <w:noWrap/>
+          </w:tcPr>
+          <w:p>
+            <w:pPr/>
+            <w:r>
+              <w:rPr>
+                <w:color w:val="FFFFFF"/>
+                <w:sz w:val="20"/>
+                <w:szCs w:val="20"/>
+                <w:b w:val="1"/>
+                <w:bCs w:val="1"/>
+              </w:rPr>
+              <w:t xml:space="preserve">Origen</w:t>
+            </w:r>
+          </w:p>
+        </w:tc>
+        <w:tc>
+          <w:tcPr>
+            <w:tcW w:w="2800" w:type="dxa"/>
+            <w:shd w:val="clear" w:fill="2E75B6"/>
+            <w:noWrap/>
+          </w:tcPr>
+          <w:p>
+            <w:pPr/>
+            <w:r>
+              <w:rPr>
+                <w:color w:val="FFFFFF"/>
+                <w:sz w:val="20"/>
+                <w:szCs w:val="20"/>
+                <w:b w:val="1"/>
+                <w:bCs w:val="1"/>
+              </w:rPr>
+              <w:t xml:space="preserve">Destino</w:t>
+            </w:r>
+          </w:p>
+        </w:tc>
+        <w:tc>
+          <w:tcPr>
+            <w:tcW w:w="2800" w:type="dxa"/>
+            <w:shd w:val="clear" w:fill="2E75B6"/>
+            <w:noWrap/>
+          </w:tcPr>
+          <w:p>
+            <w:pPr/>
+            <w:r>
+              <w:rPr>
+                <w:color w:val="FFFFFF"/>
+                <w:sz w:val="20"/>
+                <w:szCs w:val="20"/>
+                <w:b w:val="1"/>
+                <w:bCs w:val="1"/>
+              </w:rPr>
+              <w:t xml:space="preserve">Aprobación típica</w:t>
+            </w:r>
+          </w:p>
+        </w:tc>
+        <w:tc>
+          <w:tcPr>
+            <w:tcW w:w="2800" w:type="dxa"/>
+            <w:shd w:val="clear" w:fill="2E75B6"/>
+            <w:noWrap/>
+          </w:tcPr>
+          <w:p>
+            <w:pPr/>
+            <w:r>
+              <w:rPr>
+                <w:color w:val="FFFFFF"/>
+                <w:sz w:val="20"/>
+                <w:szCs w:val="20"/>
+                <w:b w:val="1"/>
+                <w:bCs w:val="1"/>
+              </w:rPr>
+              <w:t xml:space="preserve">Asiento contable</w:t>
+            </w:r>
+          </w:p>
+        </w:tc>
+      </w:tr>
+      <w:tr>
+        <w:trPr/>
+        <w:tc>
+          <w:tcPr>
+            <w:tcW w:w="2800" w:type="dxa"/>
+            <w:noWrap/>
+          </w:tcPr>
+          <w:p>
+            <w:pPr/>
+            <w:r>
+              <w:rPr>
+                <w:sz w:val="20"/>
+                <w:szCs w:val="20"/>
+              </w:rPr>
+              <w:t xml:space="preserve">Entre depósitos</w:t>
+            </w:r>
+          </w:p>
+        </w:tc>
+        <w:tc>
+          <w:tcPr>
+            <w:tcW w:w="2800" w:type="dxa"/>
+            <w:noWrap/>
+          </w:tcPr>
+          <w:p>
+            <w:pPr/>
+            <w:r>
+              <w:rPr>
+                <w:sz w:val="20"/>
+                <w:szCs w:val="20"/>
+              </w:rPr>
+              <w:t xml:space="preserve">Depósito A</w:t>
+            </w:r>
+          </w:p>
+        </w:tc>
+        <w:tc>
+          <w:tcPr>
+            <w:tcW w:w="2800" w:type="dxa"/>
+            <w:noWrap/>
+          </w:tcPr>
+          <w:p>
+            <w:pPr/>
+            <w:r>
+              <w:rPr>
+                <w:sz w:val="20"/>
+                <w:szCs w:val="20"/>
+              </w:rPr>
+              <w:t xml:space="preserve">Depósito B</w:t>
+            </w:r>
+          </w:p>
+        </w:tc>
+        <w:tc>
+          <w:tcPr>
+            <w:tcW w:w="2800" w:type="dxa"/>
+            <w:noWrap/>
+          </w:tcPr>
+          <w:p>
+            <w:pPr/>
+            <w:r>
+              <w:rPr>
+                <w:sz w:val="20"/>
+                <w:szCs w:val="20"/>
+              </w:rPr>
+              <w:t xml:space="preserve">Según configuración del tipo.</w:t>
+            </w:r>
+          </w:p>
+        </w:tc>
+        <w:tc>
+          <w:tcPr>
+            <w:tcW w:w="2800" w:type="dxa"/>
+            <w:noWrap/>
+          </w:tcPr>
+          <w:p>
+            <w:pPr/>
+            <w:r>
+              <w:rPr>
+                <w:sz w:val="20"/>
+                <w:szCs w:val="20"/>
+              </w:rPr>
+              <w:t xml:space="preserve">No (salvo tipo TRCONT).</w:t>
+            </w:r>
+          </w:p>
+        </w:tc>
+      </w:tr>
+      <w:tr>
+        <w:trPr/>
+        <w:tc>
+          <w:tcPr>
+            <w:tcW w:w="2800" w:type="dxa"/>
+            <w:noWrap/>
+          </w:tcPr>
+          <w:p>
+            <w:pPr/>
+            <w:r>
+              <w:rPr>
+                <w:sz w:val="20"/>
+                <w:szCs w:val="20"/>
+              </w:rPr>
+              <w:t xml:space="preserve">Entre depósitos (con aprobación)</w:t>
+            </w:r>
+          </w:p>
+        </w:tc>
+        <w:tc>
+          <w:tcPr>
+            <w:tcW w:w="2800" w:type="dxa"/>
+            <w:noWrap/>
+          </w:tcPr>
+          <w:p>
+            <w:pPr/>
+            <w:r>
+              <w:rPr>
+                <w:sz w:val="20"/>
+                <w:szCs w:val="20"/>
+              </w:rPr>
+              <w:t xml:space="preserve">Depósito A</w:t>
+            </w:r>
+          </w:p>
+        </w:tc>
+        <w:tc>
+          <w:tcPr>
+            <w:tcW w:w="2800" w:type="dxa"/>
+            <w:noWrap/>
+          </w:tcPr>
+          <w:p>
+            <w:pPr/>
+            <w:r>
+              <w:rPr>
+                <w:sz w:val="20"/>
+                <w:szCs w:val="20"/>
+              </w:rPr>
+              <w:t xml:space="preserve">Depósito B</w:t>
+            </w:r>
+          </w:p>
+        </w:tc>
+        <w:tc>
+          <w:tcPr>
+            <w:tcW w:w="2800" w:type="dxa"/>
+            <w:noWrap/>
+          </w:tcPr>
+          <w:p>
+            <w:pPr/>
+            <w:r>
+              <w:rPr>
+                <w:sz w:val="20"/>
+                <w:szCs w:val="20"/>
+              </w:rPr>
+              <w:t xml:space="preserve">Siempre pendiente hasta Aprobar.</w:t>
+            </w:r>
+          </w:p>
+        </w:tc>
+        <w:tc>
+          <w:tcPr>
+            <w:tcW w:w="2800" w:type="dxa"/>
+            <w:noWrap/>
+          </w:tcPr>
+          <w:p>
+            <w:pPr/>
+            <w:r>
+              <w:rPr>
+                <w:sz w:val="20"/>
+                <w:szCs w:val="20"/>
+              </w:rPr>
+              <w:t xml:space="preserve">TRCONT: asiento al aprobar.</w:t>
+            </w:r>
+          </w:p>
+        </w:tc>
+      </w:tr>
+      <w:tr>
+        <w:trPr/>
+        <w:tc>
+          <w:tcPr>
+            <w:tcW w:w="2800" w:type="dxa"/>
+            <w:noWrap/>
+          </w:tcPr>
+          <w:p>
+            <w:pPr/>
+            <w:r>
+              <w:rPr>
+                <w:sz w:val="20"/>
+                <w:szCs w:val="20"/>
+              </w:rPr>
+              <w:t xml:space="preserve">TRCONT (contabilidad)</w:t>
+            </w:r>
+          </w:p>
+        </w:tc>
+        <w:tc>
+          <w:tcPr>
+            <w:tcW w:w="2800" w:type="dxa"/>
+            <w:noWrap/>
+          </w:tcPr>
+          <w:p>
+            <w:pPr/>
+            <w:r>
+              <w:rPr>
+                <w:sz w:val="20"/>
+                <w:szCs w:val="20"/>
+              </w:rPr>
+              <w:t xml:space="preserve">Depósito salida = últ. recep. compra</w:t>
+            </w:r>
+          </w:p>
+        </w:tc>
+        <w:tc>
+          <w:tcPr>
+            <w:tcW w:w="2800" w:type="dxa"/>
+            <w:noWrap/>
+          </w:tcPr>
+          <w:p>
+            <w:pPr/>
+            <w:r>
+              <w:rPr>
+                <w:sz w:val="20"/>
+                <w:szCs w:val="20"/>
+              </w:rPr>
+              <w:t xml:space="preserve">Depósito destino</w:t>
+            </w:r>
+          </w:p>
+        </w:tc>
+        <w:tc>
+          <w:tcPr>
+            <w:tcW w:w="2800" w:type="dxa"/>
+            <w:noWrap/>
+          </w:tcPr>
+          <w:p>
+            <w:pPr/>
+            <w:r>
+              <w:rPr>
+                <w:sz w:val="20"/>
+                <w:szCs w:val="20"/>
+              </w:rPr>
+              <w:t xml:space="preserve">Inmediata o con aprobación.</w:t>
+            </w:r>
+          </w:p>
+        </w:tc>
+        <w:tc>
+          <w:tcPr>
+            <w:tcW w:w="2800" w:type="dxa"/>
+            <w:noWrap/>
+          </w:tcPr>
+          <w:p>
+            <w:pPr/>
+            <w:r>
+              <w:rPr>
+                <w:sz w:val="20"/>
+                <w:szCs w:val="20"/>
+              </w:rPr>
+              <w:t xml:space="preserve">Sí — un asiento TRA al confirmar.</w:t>
+            </w:r>
+          </w:p>
+        </w:tc>
+      </w:tr>
+      <w:tr>
+        <w:trPr/>
+        <w:tc>
+          <w:tcPr>
+            <w:tcW w:w="2800" w:type="dxa"/>
+            <w:noWrap/>
+          </w:tcPr>
+          <w:p>
+            <w:pPr/>
+            <w:r>
+              <w:rPr>
+                <w:sz w:val="20"/>
+                <w:szCs w:val="20"/>
+              </w:rPr>
+              <w:t xml:space="preserve">A bien de uso</w:t>
+            </w:r>
+          </w:p>
+        </w:tc>
+        <w:tc>
+          <w:tcPr>
+            <w:tcW w:w="2800" w:type="dxa"/>
+            <w:noWrap/>
+          </w:tcPr>
+          <w:p>
+            <w:pPr/>
+            <w:r>
+              <w:rPr>
+                <w:sz w:val="20"/>
+                <w:szCs w:val="20"/>
+              </w:rPr>
+              <w:t xml:space="preserve">Depósito</w:t>
+            </w:r>
+          </w:p>
+        </w:tc>
+        <w:tc>
+          <w:tcPr>
+            <w:tcW w:w="2800" w:type="dxa"/>
+            <w:noWrap/>
+          </w:tcPr>
+          <w:p>
+            <w:pPr/>
+            <w:r>
+              <w:rPr>
+                <w:sz w:val="20"/>
+                <w:szCs w:val="20"/>
+              </w:rPr>
+              <w:t xml:space="preserve">Equipo / bien de uso</w:t>
+            </w:r>
+          </w:p>
+        </w:tc>
+        <w:tc>
+          <w:tcPr>
+            <w:tcW w:w="2800" w:type="dxa"/>
+            <w:noWrap/>
+          </w:tcPr>
+          <w:p>
+            <w:pPr/>
+            <w:r>
+              <w:rPr>
+                <w:sz w:val="20"/>
+                <w:szCs w:val="20"/>
+              </w:rPr>
+              <w:t xml:space="preserve">Puede requerir aprobación del responsable.</w:t>
+            </w:r>
+          </w:p>
+        </w:tc>
+        <w:tc>
+          <w:tcPr>
+            <w:tcW w:w="2800" w:type="dxa"/>
+            <w:noWrap/>
+          </w:tcPr>
+          <w:p>
+            <w:pPr/>
+            <w:r>
+              <w:rPr>
+                <w:sz w:val="20"/>
+                <w:szCs w:val="20"/>
+              </w:rPr>
+              <w:t xml:space="preserve">No (TRCONT no admite bien origen).</w:t>
+            </w:r>
+          </w:p>
+        </w:tc>
+      </w:tr>
+      <w:tr>
+        <w:trPr/>
+        <w:tc>
+          <w:tcPr>
+            <w:tcW w:w="2800" w:type="dxa"/>
+            <w:noWrap/>
+          </w:tcPr>
+          <w:p>
+            <w:pPr/>
+            <w:r>
+              <w:rPr>
+                <w:sz w:val="20"/>
+                <w:szCs w:val="20"/>
+              </w:rPr>
+              <w:t xml:space="preserve">Desde bien de uso</w:t>
+            </w:r>
+          </w:p>
+        </w:tc>
+        <w:tc>
+          <w:tcPr>
+            <w:tcW w:w="2800" w:type="dxa"/>
+            <w:noWrap/>
+          </w:tcPr>
+          <w:p>
+            <w:pPr/>
+            <w:r>
+              <w:rPr>
+                <w:sz w:val="20"/>
+                <w:szCs w:val="20"/>
+              </w:rPr>
+              <w:t xml:space="preserve">Equipo / bien de uso</w:t>
+            </w:r>
+          </w:p>
+        </w:tc>
+        <w:tc>
+          <w:tcPr>
+            <w:tcW w:w="2800" w:type="dxa"/>
+            <w:noWrap/>
+          </w:tcPr>
+          <w:p>
+            <w:pPr/>
+            <w:r>
+              <w:rPr>
+                <w:sz w:val="20"/>
+                <w:szCs w:val="20"/>
+              </w:rPr>
+              <w:t xml:space="preserve">Depósito</w:t>
+            </w:r>
+          </w:p>
+        </w:tc>
+        <w:tc>
+          <w:tcPr>
+            <w:tcW w:w="2800" w:type="dxa"/>
+            <w:noWrap/>
+          </w:tcPr>
+          <w:p>
+            <w:pPr/>
+            <w:r>
+              <w:rPr>
+                <w:sz w:val="20"/>
+                <w:szCs w:val="20"/>
+              </w:rPr>
+              <w:t xml:space="preserve">Suele requerir aprobación del depósito destino.</w:t>
+            </w:r>
+          </w:p>
+        </w:tc>
+        <w:tc>
+          <w:tcPr>
+            <w:tcW w:w="2800" w:type="dxa"/>
+            <w:noWrap/>
+          </w:tcPr>
+          <w:p>
+            <w:pPr/>
+            <w:r>
+              <w:rPr>
+                <w:sz w:val="20"/>
+                <w:szCs w:val="20"/>
+              </w:rPr>
+              <w:t xml:space="preserve">No (TRCONT requiere depósito salida).</w:t>
+            </w:r>
+          </w:p>
+        </w:tc>
+      </w:tr>
+    </w:tbl>
+    <w:p/>
+    <w:p>
+      <w:pPr>
+        <w:numPr>
+          <w:ilvl w:val="0"/>
+          <w:numId w:val=""/>
+        </w:numPr>
+      </w:pPr>
+      <w:r>
+        <w:rPr/>
+        <w:t xml:space="preserve">Rechazar transferencia: revierte stock en origen; puede indicar motivo. Si era TRCONT pendiente, no se generó asiento.</w:t>
+      </w:r>
+    </w:p>
+    <w:p>
+      <w:pPr>
+        <w:numPr>
+          <w:ilvl w:val="0"/>
+          <w:numId w:val=""/>
+        </w:numPr>
+      </w:pPr>
+      <w:r>
+        <w:rPr/>
+        <w:t xml:space="preserve">Aprobar transferencia: crea ingreso en destino; estado pasa a Confirmada. En TRCONT genera el asiento contable en ese momento.</w:t>
+      </w:r>
+    </w:p>
+    <w:p>
+      <w:pPr>
+        <w:numPr>
+          <w:ilvl w:val="0"/>
+          <w:numId w:val=""/>
+        </w:numPr>
+      </w:pPr>
+      <w:r>
+        <w:rPr/>
+        <w:t xml:space="preserve">Anulada / Rechazada: transferencia cancelada; stock revertido en origen; sin asiento contable.</w:t>
+      </w:r>
+    </w:p>
+    <w:p/>
+    <w:p>
+      <w:pPr>
+        <w:pStyle w:val="Heading2"/>
+      </w:pPr>
+      <w:bookmarkStart w:id="12" w:name="_Toc12"/>
+      <w:r>
+        <w:t>12. Transferencia de mercadería (pantalla ágil)</w:t>
+      </w:r>
+      <w:bookmarkEnd w:id="12"/>
+    </w:p>
+    <w:p>
+      <w:pPr>
+        <w:jc w:val="center"/>
+      </w:pPr>
+      <w:r>
+        <w:pict>
+          <v:shape type="#_x0000_t75" stroked="f" style="width:450pt; height:360pt; margin-left:0pt; margin-top:0pt; mso-position-horizontal:left; mso-position-vertical:top; mso-position-horizontal-relative:char; mso-position-vertical-relative:line;">
+            <w10:wrap type="inline"/>
+            <v:imagedata r:id="rId13" o:title=""/>
+          </v:shape>
+        </w:pict>
+      </w:r>
+    </w:p>
+    <w:p>
+      <w:pPr>
+        <w:jc w:val="center"/>
+      </w:pPr>
+      <w:r>
+        <w:rPr>
+          <w:color w:val="666666"/>
+          <w:sz w:val="18"/>
+          <w:szCs w:val="18"/>
+          <w:i w:val="1"/>
+          <w:iCs w:val="1"/>
+        </w:rPr>
+        <w:t xml:space="preserve">Pantalla rápida de transferencia entre depósitos</w:t>
+      </w:r>
+    </w:p>
+    <w:p/>
+    <w:p>
+      <w:pPr>
+        <w:jc w:val="center"/>
+      </w:pPr>
+      <w:r>
+        <w:pict>
+          <v:shape type="#_x0000_t75" stroked="f" style="width:450pt; height:360pt; margin-left:0pt; margin-top:0pt; mso-position-horizontal:left; mso-position-vertical:top; mso-position-horizontal-relative:char; mso-position-vertical-relative:line;">
+            <w10:wrap type="inline"/>
+            <v:imagedata r:id="rId13" o:title=""/>
+          </v:shape>
+        </w:pict>
+      </w:r>
+    </w:p>
+    <w:p>
+      <w:pPr>
+        <w:jc w:val="center"/>
+      </w:pPr>
+      <w:r>
+        <w:rPr>
+          <w:color w:val="666666"/>
+          <w:sz w:val="18"/>
+          <w:szCs w:val="18"/>
+          <w:i w:val="1"/>
+          <w:iCs w:val="1"/>
+        </w:rPr>
+        <w:t xml:space="preserve">Pantalla rápida de transferencia entre depósitos</w:t>
+      </w:r>
+    </w:p>
+    <w:p/>
+    <w:p>
+      <w:pPr>
+        <w:jc w:val="both"/>
+        <w:spacing w:after="120"/>
+      </w:pPr>
+      <w:r>
+        <w:rPr>
+          <w:sz w:val="22"/>
+          <w:szCs w:val="22"/>
+        </w:rPr>
+        <w:t xml:space="preserve">Menú: Stock → Transferencia. Diseño pensado para depósito o tablet: cabecera fija, lista de artículos, barra inferior Transferir.</w:t>
+      </w:r>
+    </w:p>
+    <w:p>
+      <w:pPr>
+        <w:jc w:val="both"/>
+        <w:spacing w:after="120"/>
+      </w:pPr>
+      <w:r>
+        <w:rPr>
+          <w:sz w:val="22"/>
+          <w:szCs w:val="22"/>
+        </w:rPr>
+        <w:t xml:space="preserve">Complete empresa, depósito salida, depósito entrada (o bienes de uso según tipo), tipo de transacción transferencia y centro de costo destino si el tipo lleva contabilidad (etiqueta «contabilidad» en el desplegable).</w:t>
+      </w:r>
+    </w:p>
+    <w:p>
+      <w:pPr>
+        <w:jc w:val="both"/>
+        <w:spacing w:after="120"/>
+      </w:pPr>
+      <w:r>
+        <w:rPr>
+          <w:sz w:val="22"/>
+          <w:szCs w:val="22"/>
+        </w:rPr>
+        <w:t xml:space="preserve">TRCONT: el depósito de salida debe coincidir con el de la última recepción de compra de cada artículo. «Cargar stock» lista solo artículos válidos; los demás se omiten con aviso. Al agregar un artículo manualmente, el sistema valida contabilidad y muestra badge TITO u Otros activos si corresponde.</w:t>
+      </w:r>
+    </w:p>
+    <w:p>
+      <w:pPr>
+        <w:jc w:val="both"/>
+        <w:spacing w:after="120"/>
+      </w:pPr>
+      <w:r>
+        <w:rPr>
+          <w:sz w:val="22"/>
+          <w:szCs w:val="22"/>
+        </w:rPr>
+        <w:t xml:space="preserve">Cargar stock: lista artículos con saldo en el depósito de salida y depósito de entrega igual al de salida (requisito TRCONT). Agregar artículo (modal): suma ítems puntuales con la misma validación.</w:t>
+      </w:r>
+    </w:p>
+    <w:p>
+      <w:pPr>
+        <w:jc w:val="both"/>
+        <w:spacing w:after="120"/>
+      </w:pPr>
+      <w:r>
+        <w:rPr>
+          <w:sz w:val="22"/>
+          <w:szCs w:val="22"/>
+        </w:rPr>
+        <w:t xml:space="preserve">Por cada fila: SKU, descripción, saldo disponible, campo cantidad. Artículos sin equivalencia ERP se marcan en rojo y no se pueden transferir.</w:t>
+      </w:r>
+    </w:p>
+    <w:p>
+      <w:pPr>
+        <w:jc w:val="both"/>
+        <w:spacing w:after="120"/>
+      </w:pPr>
+      <w:r>
+        <w:rPr>
+          <w:sz w:val="22"/>
+          <w:szCs w:val="22"/>
+        </w:rPr>
+        <w:t xml:space="preserve">Transferir (N): envía la transferencia; N indica cuántos ítems tienen cantidad &gt; 0. Si falta centro de costo destino en TRCONT, el sistema rechaza la operación.</w:t>
+      </w:r>
+    </w:p>
+    <w:p>
+      <w:pPr>
+        <w:jc w:val="both"/>
+        <w:spacing w:after="120"/>
+      </w:pPr>
+      <w:r>
+        <w:rPr>
+          <w:sz w:val="22"/>
+          <w:szCs w:val="22"/>
+        </w:rPr>
+        <w:t xml:space="preserve">Pendientes: botón con contador de transferencias que esperan su aprobación (permiso listar transferencias pendientes).</w:t>
+      </w:r>
+    </w:p>
+    <w:p>
+      <w:pPr/>
+      <w:r>
+        <w:rPr>
+          <w:color w:val="2E75B6"/>
+          <w:sz w:val="22"/>
+          <w:szCs w:val="22"/>
+          <w:b w:val="1"/>
+          <w:bCs w:val="1"/>
+        </w:rPr>
+        <w:t xml:space="preserve">Cabecera y acciones</w:t>
       </w:r>
     </w:p>
     <w:tbl>
@@ -6327,7 +7189,7 @@
                 <w:b w:val="1"/>
                 <w:bCs w:val="1"/>
               </w:rPr>
-              <w:t xml:space="preserve">Variante</w:t>
+              <w:t xml:space="preserve">Herramienta</w:t>
             </w:r>
           </w:p>
         </w:tc>
@@ -6347,7 +7209,7 @@
                 <w:b w:val="1"/>
                 <w:bCs w:val="1"/>
               </w:rPr>
-              <w:t xml:space="preserve">Origen</w:t>
+              <w:t xml:space="preserve">Ubicación</w:t>
             </w:r>
           </w:p>
         </w:tc>
@@ -6367,7 +7229,7 @@
                 <w:b w:val="1"/>
                 <w:bCs w:val="1"/>
               </w:rPr>
-              <w:t xml:space="preserve">Destino</w:t>
+              <w:t xml:space="preserve">Qué hace</w:t>
             </w:r>
           </w:p>
         </w:tc>
@@ -6387,275 +7249,476 @@
                 <w:b w:val="1"/>
                 <w:bCs w:val="1"/>
               </w:rPr>
-              <w:t xml:space="preserve">Aprobación típica</w:t>
-            </w:r>
-          </w:p>
-        </w:tc>
-      </w:tr>
-      <w:tr>
-        <w:trPr/>
-        <w:tc>
-          <w:tcPr>
-            <w:tcW w:w="2800" w:type="dxa"/>
-            <w:noWrap/>
-          </w:tcPr>
-          <w:p>
-            <w:pPr/>
-            <w:r>
-              <w:rPr>
-                <w:sz w:val="20"/>
-                <w:szCs w:val="20"/>
-              </w:rPr>
-              <w:t xml:space="preserve">Entre depósitos</w:t>
-            </w:r>
-          </w:p>
-        </w:tc>
-        <w:tc>
-          <w:tcPr>
-            <w:tcW w:w="2800" w:type="dxa"/>
-            <w:noWrap/>
-          </w:tcPr>
-          <w:p>
-            <w:pPr/>
-            <w:r>
-              <w:rPr>
-                <w:sz w:val="20"/>
-                <w:szCs w:val="20"/>
-              </w:rPr>
-              <w:t xml:space="preserve">Depósito A</w:t>
-            </w:r>
-          </w:p>
-        </w:tc>
-        <w:tc>
-          <w:tcPr>
-            <w:tcW w:w="2800" w:type="dxa"/>
-            <w:noWrap/>
-          </w:tcPr>
-          <w:p>
-            <w:pPr/>
-            <w:r>
-              <w:rPr>
-                <w:sz w:val="20"/>
-                <w:szCs w:val="20"/>
-              </w:rPr>
-              <w:t xml:space="preserve">Depósito B</w:t>
-            </w:r>
-          </w:p>
-        </w:tc>
-        <w:tc>
-          <w:tcPr>
-            <w:tcW w:w="2800" w:type="dxa"/>
-            <w:noWrap/>
-          </w:tcPr>
-          <w:p>
-            <w:pPr/>
-            <w:r>
-              <w:rPr>
-                <w:sz w:val="20"/>
-                <w:szCs w:val="20"/>
-              </w:rPr>
-              <w:t xml:space="preserve">Según configuración del tipo.</w:t>
-            </w:r>
-          </w:p>
-        </w:tc>
-      </w:tr>
-      <w:tr>
-        <w:trPr/>
-        <w:tc>
-          <w:tcPr>
-            <w:tcW w:w="2800" w:type="dxa"/>
-            <w:noWrap/>
-          </w:tcPr>
-          <w:p>
-            <w:pPr/>
-            <w:r>
-              <w:rPr>
-                <w:sz w:val="20"/>
-                <w:szCs w:val="20"/>
-              </w:rPr>
-              <w:t xml:space="preserve">Entre depósitos (con aprobación)</w:t>
-            </w:r>
-          </w:p>
-        </w:tc>
-        <w:tc>
-          <w:tcPr>
-            <w:tcW w:w="2800" w:type="dxa"/>
-            <w:noWrap/>
-          </w:tcPr>
-          <w:p>
-            <w:pPr/>
-            <w:r>
-              <w:rPr>
-                <w:sz w:val="20"/>
-                <w:szCs w:val="20"/>
-              </w:rPr>
-              <w:t xml:space="preserve">Depósito A</w:t>
-            </w:r>
-          </w:p>
-        </w:tc>
-        <w:tc>
-          <w:tcPr>
-            <w:tcW w:w="2800" w:type="dxa"/>
-            <w:noWrap/>
-          </w:tcPr>
-          <w:p>
-            <w:pPr/>
-            <w:r>
-              <w:rPr>
-                <w:sz w:val="20"/>
-                <w:szCs w:val="20"/>
-              </w:rPr>
-              <w:t xml:space="preserve">Depósito B</w:t>
-            </w:r>
-          </w:p>
-        </w:tc>
-        <w:tc>
-          <w:tcPr>
-            <w:tcW w:w="2800" w:type="dxa"/>
-            <w:noWrap/>
-          </w:tcPr>
-          <w:p>
-            <w:pPr/>
-            <w:r>
-              <w:rPr>
-                <w:sz w:val="20"/>
-                <w:szCs w:val="20"/>
-              </w:rPr>
-              <w:t xml:space="preserve">Siempre pendiente hasta Aprobar.</w:t>
-            </w:r>
-          </w:p>
-        </w:tc>
-      </w:tr>
-      <w:tr>
-        <w:trPr/>
-        <w:tc>
-          <w:tcPr>
-            <w:tcW w:w="2800" w:type="dxa"/>
-            <w:noWrap/>
-          </w:tcPr>
-          <w:p>
-            <w:pPr/>
-            <w:r>
-              <w:rPr>
-                <w:sz w:val="20"/>
-                <w:szCs w:val="20"/>
-              </w:rPr>
-              <w:t xml:space="preserve">A bien de uso</w:t>
-            </w:r>
-          </w:p>
-        </w:tc>
-        <w:tc>
-          <w:tcPr>
-            <w:tcW w:w="2800" w:type="dxa"/>
-            <w:noWrap/>
-          </w:tcPr>
-          <w:p>
-            <w:pPr/>
-            <w:r>
-              <w:rPr>
-                <w:sz w:val="20"/>
-                <w:szCs w:val="20"/>
-              </w:rPr>
-              <w:t xml:space="preserve">Depósito</w:t>
-            </w:r>
-          </w:p>
-        </w:tc>
-        <w:tc>
-          <w:tcPr>
-            <w:tcW w:w="2800" w:type="dxa"/>
-            <w:noWrap/>
-          </w:tcPr>
-          <w:p>
-            <w:pPr/>
-            <w:r>
-              <w:rPr>
-                <w:sz w:val="20"/>
-                <w:szCs w:val="20"/>
-              </w:rPr>
-              <w:t xml:space="preserve">Equipo / bien de uso</w:t>
-            </w:r>
-          </w:p>
-        </w:tc>
-        <w:tc>
-          <w:tcPr>
-            <w:tcW w:w="2800" w:type="dxa"/>
-            <w:noWrap/>
-          </w:tcPr>
-          <w:p>
-            <w:pPr/>
-            <w:r>
-              <w:rPr>
-                <w:sz w:val="20"/>
-                <w:szCs w:val="20"/>
-              </w:rPr>
-              <w:t xml:space="preserve">Puede requerir aprobación del responsable.</w:t>
-            </w:r>
-          </w:p>
-        </w:tc>
-      </w:tr>
-      <w:tr>
-        <w:trPr/>
-        <w:tc>
-          <w:tcPr>
-            <w:tcW w:w="2800" w:type="dxa"/>
-            <w:noWrap/>
-          </w:tcPr>
-          <w:p>
-            <w:pPr/>
-            <w:r>
-              <w:rPr>
-                <w:sz w:val="20"/>
-                <w:szCs w:val="20"/>
-              </w:rPr>
-              <w:t xml:space="preserve">Desde bien de uso</w:t>
-            </w:r>
-          </w:p>
-        </w:tc>
-        <w:tc>
-          <w:tcPr>
-            <w:tcW w:w="2800" w:type="dxa"/>
-            <w:noWrap/>
-          </w:tcPr>
-          <w:p>
-            <w:pPr/>
-            <w:r>
-              <w:rPr>
-                <w:sz w:val="20"/>
-                <w:szCs w:val="20"/>
-              </w:rPr>
-              <w:t xml:space="preserve">Equipo / bien de uso</w:t>
-            </w:r>
-          </w:p>
-        </w:tc>
-        <w:tc>
-          <w:tcPr>
-            <w:tcW w:w="2800" w:type="dxa"/>
-            <w:noWrap/>
-          </w:tcPr>
-          <w:p>
-            <w:pPr/>
-            <w:r>
-              <w:rPr>
-                <w:sz w:val="20"/>
-                <w:szCs w:val="20"/>
-              </w:rPr>
-              <w:t xml:space="preserve">Depósito</w:t>
-            </w:r>
-          </w:p>
-        </w:tc>
-        <w:tc>
-          <w:tcPr>
-            <w:tcW w:w="2800" w:type="dxa"/>
-            <w:noWrap/>
-          </w:tcPr>
-          <w:p>
-            <w:pPr/>
-            <w:r>
-              <w:rPr>
-                <w:sz w:val="20"/>
-                <w:szCs w:val="20"/>
-              </w:rPr>
-              <w:t xml:space="preserve">Suele requerir aprobación del depósito destino.</w:t>
+              <w:t xml:space="preserve">Permiso</w:t>
+            </w:r>
+          </w:p>
+        </w:tc>
+      </w:tr>
+      <w:tr>
+        <w:trPr/>
+        <w:tc>
+          <w:tcPr>
+            <w:tcW w:w="2800" w:type="dxa"/>
+            <w:noWrap/>
+          </w:tcPr>
+          <w:p>
+            <w:pPr/>
+            <w:r>
+              <w:rPr>
+                <w:sz w:val="20"/>
+                <w:szCs w:val="20"/>
+              </w:rPr>
+              <w:t xml:space="preserve">Depósito salida / entrada</w:t>
+            </w:r>
+          </w:p>
+        </w:tc>
+        <w:tc>
+          <w:tcPr>
+            <w:tcW w:w="2800" w:type="dxa"/>
+            <w:noWrap/>
+          </w:tcPr>
+          <w:p>
+            <w:pPr/>
+            <w:r>
+              <w:rPr>
+                <w:sz w:val="20"/>
+                <w:szCs w:val="20"/>
+              </w:rPr>
+              <w:t xml:space="preserve">Cabecera sticky</w:t>
+            </w:r>
+          </w:p>
+        </w:tc>
+        <w:tc>
+          <w:tcPr>
+            <w:tcW w:w="2800" w:type="dxa"/>
+            <w:noWrap/>
+          </w:tcPr>
+          <w:p>
+            <w:pPr/>
+            <w:r>
+              <w:rPr>
+                <w:sz w:val="20"/>
+                <w:szCs w:val="20"/>
+              </w:rPr>
+              <w:t xml:space="preserve">Modal depósito; filtra por empresa del formulario.</w:t>
+            </w:r>
+          </w:p>
+        </w:tc>
+        <w:tc>
+          <w:tcPr>
+            <w:tcW w:w="2800" w:type="dxa"/>
+            <w:noWrap/>
+          </w:tcPr>
+          <w:p>
+            <w:pPr/>
+            <w:r>
+              <w:rPr>
+                <w:sz w:val="20"/>
+                <w:szCs w:val="20"/>
+              </w:rPr>
+              <w:t xml:space="preserve">transferir-mercaderia-entre-depositos</w:t>
+            </w:r>
+          </w:p>
+        </w:tc>
+      </w:tr>
+      <w:tr>
+        <w:trPr/>
+        <w:tc>
+          <w:tcPr>
+            <w:tcW w:w="2800" w:type="dxa"/>
+            <w:noWrap/>
+          </w:tcPr>
+          <w:p>
+            <w:pPr/>
+            <w:r>
+              <w:rPr>
+                <w:sz w:val="20"/>
+                <w:szCs w:val="20"/>
+              </w:rPr>
+              <w:t xml:space="preserve">Tipo transferencia</w:t>
+            </w:r>
+          </w:p>
+        </w:tc>
+        <w:tc>
+          <w:tcPr>
+            <w:tcW w:w="2800" w:type="dxa"/>
+            <w:noWrap/>
+          </w:tcPr>
+          <w:p>
+            <w:pPr/>
+            <w:r>
+              <w:rPr>
+                <w:sz w:val="20"/>
+                <w:szCs w:val="20"/>
+              </w:rPr>
+              <w:t xml:space="preserve">Cabecera</w:t>
+            </w:r>
+          </w:p>
+        </w:tc>
+        <w:tc>
+          <w:tcPr>
+            <w:tcW w:w="2800" w:type="dxa"/>
+            <w:noWrap/>
+          </w:tcPr>
+          <w:p>
+            <w:pPr/>
+            <w:r>
+              <w:rPr>
+                <w:sz w:val="20"/>
+                <w:szCs w:val="20"/>
+              </w:rPr>
+              <w:t xml:space="preserve">Entre depósitos, a/desde bien de uso, con/sin aprobación. Tipos con (contabilidad) = TRCONT.</w:t>
+            </w:r>
+          </w:p>
+        </w:tc>
+        <w:tc>
+          <w:tcPr>
+            <w:tcW w:w="2800" w:type="dxa"/>
+            <w:noWrap/>
+          </w:tcPr>
+          <w:p>
+            <w:pPr/>
+            <w:r>
+              <w:rPr>
+                <w:sz w:val="20"/>
+                <w:szCs w:val="20"/>
+              </w:rPr>
+              <w:t xml:space="preserve">transferir-mercaderia-entre-depositos</w:t>
+            </w:r>
+          </w:p>
+        </w:tc>
+      </w:tr>
+      <w:tr>
+        <w:trPr/>
+        <w:tc>
+          <w:tcPr>
+            <w:tcW w:w="2800" w:type="dxa"/>
+            <w:noWrap/>
+          </w:tcPr>
+          <w:p>
+            <w:pPr/>
+            <w:r>
+              <w:rPr>
+                <w:sz w:val="20"/>
+                <w:szCs w:val="20"/>
+              </w:rPr>
+              <w:t xml:space="preserve">Centro costo destino</w:t>
+            </w:r>
+          </w:p>
+        </w:tc>
+        <w:tc>
+          <w:tcPr>
+            <w:tcW w:w="2800" w:type="dxa"/>
+            <w:noWrap/>
+          </w:tcPr>
+          <w:p>
+            <w:pPr/>
+            <w:r>
+              <w:rPr>
+                <w:sz w:val="20"/>
+                <w:szCs w:val="20"/>
+              </w:rPr>
+              <w:t xml:space="preserve">Cabecera — panel visible en TRCONT</w:t>
+            </w:r>
+          </w:p>
+        </w:tc>
+        <w:tc>
+          <w:tcPr>
+            <w:tcW w:w="2800" w:type="dxa"/>
+            <w:noWrap/>
+          </w:tcPr>
+          <w:p>
+            <w:pPr/>
+            <w:r>
+              <w:rPr>
+                <w:sz w:val="20"/>
+                <w:szCs w:val="20"/>
+              </w:rPr>
+              <w:t xml:space="preserve">Obligatorio para transferencias contables; imputa el DEBE del asiento.</w:t>
+            </w:r>
+          </w:p>
+        </w:tc>
+        <w:tc>
+          <w:tcPr>
+            <w:tcW w:w="2800" w:type="dxa"/>
+            <w:noWrap/>
+          </w:tcPr>
+          <w:p>
+            <w:pPr/>
+            <w:r>
+              <w:rPr>
+                <w:sz w:val="20"/>
+                <w:szCs w:val="20"/>
+              </w:rPr>
+              <w:t xml:space="preserve">transferir-mercaderia-entre-depositos</w:t>
+            </w:r>
+          </w:p>
+        </w:tc>
+      </w:tr>
+      <w:tr>
+        <w:trPr/>
+        <w:tc>
+          <w:tcPr>
+            <w:tcW w:w="2800" w:type="dxa"/>
+            <w:noWrap/>
+          </w:tcPr>
+          <w:p>
+            <w:pPr/>
+            <w:r>
+              <w:rPr>
+                <w:sz w:val="20"/>
+                <w:szCs w:val="20"/>
+              </w:rPr>
+              <w:t xml:space="preserve">Cargar stock</w:t>
+            </w:r>
+          </w:p>
+        </w:tc>
+        <w:tc>
+          <w:tcPr>
+            <w:tcW w:w="2800" w:type="dxa"/>
+            <w:noWrap/>
+          </w:tcPr>
+          <w:p>
+            <w:pPr/>
+            <w:r>
+              <w:rPr>
+                <w:sz w:val="20"/>
+                <w:szCs w:val="20"/>
+              </w:rPr>
+              <w:t xml:space="preserve">Cabecera — botón</w:t>
+            </w:r>
+          </w:p>
+        </w:tc>
+        <w:tc>
+          <w:tcPr>
+            <w:tcW w:w="2800" w:type="dxa"/>
+            <w:noWrap/>
+          </w:tcPr>
+          <w:p>
+            <w:pPr/>
+            <w:r>
+              <w:rPr>
+                <w:sz w:val="20"/>
+                <w:szCs w:val="20"/>
+              </w:rPr>
+              <w:t xml:space="preserve">Lista artículos con saldo; en TRCONT filtra por depósito = última recepción de compra.</w:t>
+            </w:r>
+          </w:p>
+        </w:tc>
+        <w:tc>
+          <w:tcPr>
+            <w:tcW w:w="2800" w:type="dxa"/>
+            <w:noWrap/>
+          </w:tcPr>
+          <w:p>
+            <w:pPr/>
+            <w:r>
+              <w:rPr>
+                <w:sz w:val="20"/>
+                <w:szCs w:val="20"/>
+              </w:rPr>
+              <w:t xml:space="preserve">transferir-mercaderia-entre-depositos</w:t>
+            </w:r>
+          </w:p>
+        </w:tc>
+      </w:tr>
+      <w:tr>
+        <w:trPr/>
+        <w:tc>
+          <w:tcPr>
+            <w:tcW w:w="2800" w:type="dxa"/>
+            <w:noWrap/>
+          </w:tcPr>
+          <w:p>
+            <w:pPr/>
+            <w:r>
+              <w:rPr>
+                <w:sz w:val="20"/>
+                <w:szCs w:val="20"/>
+              </w:rPr>
+              <w:t xml:space="preserve">Agregar artículo</w:t>
+            </w:r>
+          </w:p>
+        </w:tc>
+        <w:tc>
+          <w:tcPr>
+            <w:tcW w:w="2800" w:type="dxa"/>
+            <w:noWrap/>
+          </w:tcPr>
+          <w:p>
+            <w:pPr/>
+            <w:r>
+              <w:rPr>
+                <w:sz w:val="20"/>
+                <w:szCs w:val="20"/>
+              </w:rPr>
+              <w:t xml:space="preserve">Cabecera — modal</w:t>
+            </w:r>
+          </w:p>
+        </w:tc>
+        <w:tc>
+          <w:tcPr>
+            <w:tcW w:w="2800" w:type="dxa"/>
+            <w:noWrap/>
+          </w:tcPr>
+          <w:p>
+            <w:pPr/>
+            <w:r>
+              <w:rPr>
+                <w:sz w:val="20"/>
+                <w:szCs w:val="20"/>
+              </w:rPr>
+              <w:t xml:space="preserve">Sumar ítems sin cargar inventario completo.</w:t>
+            </w:r>
+          </w:p>
+        </w:tc>
+        <w:tc>
+          <w:tcPr>
+            <w:tcW w:w="2800" w:type="dxa"/>
+            <w:noWrap/>
+          </w:tcPr>
+          <w:p>
+            <w:pPr/>
+            <w:r>
+              <w:rPr>
+                <w:sz w:val="20"/>
+                <w:szCs w:val="20"/>
+              </w:rPr>
+              <w:t xml:space="preserve">transferir-mercaderia-entre-depositos</w:t>
+            </w:r>
+          </w:p>
+        </w:tc>
+      </w:tr>
+      <w:tr>
+        <w:trPr/>
+        <w:tc>
+          <w:tcPr>
+            <w:tcW w:w="2800" w:type="dxa"/>
+            <w:noWrap/>
+          </w:tcPr>
+          <w:p>
+            <w:pPr/>
+            <w:r>
+              <w:rPr>
+                <w:sz w:val="20"/>
+                <w:szCs w:val="20"/>
+              </w:rPr>
+              <w:t xml:space="preserve">Transferir (N)</w:t>
+            </w:r>
+          </w:p>
+        </w:tc>
+        <w:tc>
+          <w:tcPr>
+            <w:tcW w:w="2800" w:type="dxa"/>
+            <w:noWrap/>
+          </w:tcPr>
+          <w:p>
+            <w:pPr/>
+            <w:r>
+              <w:rPr>
+                <w:sz w:val="20"/>
+                <w:szCs w:val="20"/>
+              </w:rPr>
+              <w:t xml:space="preserve">Barra fija inferior (Transferir)</w:t>
+            </w:r>
+          </w:p>
+        </w:tc>
+        <w:tc>
+          <w:tcPr>
+            <w:tcW w:w="2800" w:type="dxa"/>
+            <w:noWrap/>
+          </w:tcPr>
+          <w:p>
+            <w:pPr/>
+            <w:r>
+              <w:rPr>
+                <w:sz w:val="20"/>
+                <w:szCs w:val="20"/>
+              </w:rPr>
+              <w:t xml:space="preserve">Envía transferencia con cantidades &gt; 0.</w:t>
+            </w:r>
+          </w:p>
+        </w:tc>
+        <w:tc>
+          <w:tcPr>
+            <w:tcW w:w="2800" w:type="dxa"/>
+            <w:noWrap/>
+          </w:tcPr>
+          <w:p>
+            <w:pPr/>
+            <w:r>
+              <w:rPr>
+                <w:sz w:val="20"/>
+                <w:szCs w:val="20"/>
+              </w:rPr>
+              <w:t xml:space="preserve">transferir-mercaderia-entre-depositos</w:t>
+            </w:r>
+          </w:p>
+        </w:tc>
+      </w:tr>
+      <w:tr>
+        <w:trPr/>
+        <w:tc>
+          <w:tcPr>
+            <w:tcW w:w="2800" w:type="dxa"/>
+            <w:noWrap/>
+          </w:tcPr>
+          <w:p>
+            <w:pPr/>
+            <w:r>
+              <w:rPr>
+                <w:sz w:val="20"/>
+                <w:szCs w:val="20"/>
+              </w:rPr>
+              <w:t xml:space="preserve">Pendientes</w:t>
+            </w:r>
+          </w:p>
+        </w:tc>
+        <w:tc>
+          <w:tcPr>
+            <w:tcW w:w="2800" w:type="dxa"/>
+            <w:noWrap/>
+          </w:tcPr>
+          <w:p>
+            <w:pPr/>
+            <w:r>
+              <w:rPr>
+                <w:sz w:val="20"/>
+                <w:szCs w:val="20"/>
+              </w:rPr>
+              <w:t xml:space="preserve">Cabecera — botón con contador</w:t>
+            </w:r>
+          </w:p>
+        </w:tc>
+        <w:tc>
+          <w:tcPr>
+            <w:tcW w:w="2800" w:type="dxa"/>
+            <w:noWrap/>
+          </w:tcPr>
+          <w:p>
+            <w:pPr/>
+            <w:r>
+              <w:rPr>
+                <w:sz w:val="20"/>
+                <w:szCs w:val="20"/>
+              </w:rPr>
+              <w:t xml:space="preserve">Bandeja de transferencias por aprobar.</w:t>
+            </w:r>
+          </w:p>
+        </w:tc>
+        <w:tc>
+          <w:tcPr>
+            <w:tcW w:w="2800" w:type="dxa"/>
+            <w:noWrap/>
+          </w:tcPr>
+          <w:p>
+            <w:pPr/>
+            <w:r>
+              <w:rPr>
+                <w:sz w:val="20"/>
+                <w:szCs w:val="20"/>
+              </w:rPr>
+              <w:t xml:space="preserve">listar-transferencias-pendientes</w:t>
             </w:r>
           </w:p>
         </w:tc>
@@ -6666,11 +7729,11 @@
       <w:pPr>
         <w:pStyle w:val="Heading2"/>
       </w:pPr>
-      <w:bookmarkStart w:id="12" w:name="_Toc12"/>
-      <w:r>
-        <w:t>12. Transferencia de mercadería (pantalla ágil)</w:t>
-      </w:r>
-      <w:bookmarkEnd w:id="12"/>
+      <w:bookmarkStart w:id="13" w:name="_Toc13"/>
+      <w:r>
+        <w:t>13. Aprobación y rechazo de transferencias</w:t>
+      </w:r>
+      <w:bookmarkEnd w:id="13"/>
     </w:p>
     <w:p>
       <w:pPr>
@@ -6680,7 +7743,7 @@
         <w:pict>
           <v:shape type="#_x0000_t75" stroked="f" style="width:450pt; height:360pt; margin-left:0pt; margin-top:0pt; mso-position-horizontal:left; mso-position-vertical:top; mso-position-horizontal-relative:char; mso-position-vertical-relative:line;">
             <w10:wrap type="inline"/>
-            <v:imagedata r:id="rId13" o:title=""/>
+            <v:imagedata r:id="rId14" o:title=""/>
           </v:shape>
         </w:pict>
       </w:r>
@@ -6697,7 +7760,7 @@
           <w:i w:val="1"/>
           <w:iCs w:val="1"/>
         </w:rPr>
-        <w:t xml:space="preserve">Pantalla rápida de transferencia entre depósitos</w:t>
+        <w:t xml:space="preserve">Bandeja de transferencias pendientes de aprobación</w:t>
       </w:r>
     </w:p>
     <w:p/>
@@ -6709,7 +7772,7 @@
         <w:pict>
           <v:shape type="#_x0000_t75" stroked="f" style="width:450pt; height:360pt; margin-left:0pt; margin-top:0pt; mso-position-horizontal:left; mso-position-vertical:top; mso-position-horizontal-relative:char; mso-position-vertical-relative:line;">
             <w10:wrap type="inline"/>
-            <v:imagedata r:id="rId13" o:title=""/>
+            <v:imagedata r:id="rId14" o:title=""/>
           </v:shape>
         </w:pict>
       </w:r>
@@ -6726,7 +7789,7 @@
           <w:i w:val="1"/>
           <w:iCs w:val="1"/>
         </w:rPr>
-        <w:t xml:space="preserve">Pantalla rápida de transferencia entre depósitos</w:t>
+        <w:t xml:space="preserve">Bandeja de transferencias pendientes de aprobación</w:t>
       </w:r>
     </w:p>
     <w:p/>
@@ -6740,7 +7803,7 @@
           <w:sz w:val="22"/>
           <w:szCs w:val="22"/>
         </w:rPr>
-        <w:t xml:space="preserve">Menú: Stock → Transferencia. Diseño pensado para depósito o tablet: cabecera fija, lista de artículos, barra inferior Transferir.</w:t>
+        <w:t xml:space="preserve">Menú: Stock → Transferencia → Pendientes, o enlace desde el botón Pendientes de la pantalla de transferencia.</w:t>
       </w:r>
     </w:p>
     <w:p>
@@ -6753,7 +7816,7 @@
           <w:sz w:val="22"/>
           <w:szCs w:val="22"/>
         </w:rPr>
-        <w:t xml:space="preserve">Complete empresa, depósito salida, depósito entrada (o bienes de uso según tipo), tipo de transacción transferencia y centro de costo destino si el tipo lleva contabilidad.</w:t>
+        <w:t xml:space="preserve">Columnas: código, fecha, origen, destino, ítems, remitente, destinatario.</w:t>
       </w:r>
     </w:p>
     <w:p>
@@ -6766,7 +7829,7 @@
           <w:sz w:val="22"/>
           <w:szCs w:val="22"/>
         </w:rPr>
-        <w:t xml:space="preserve">Cargar stock: lista todos los artículos con saldo en el depósito de salida. Agregar artículo (modal): suma ítems puntuales sin cargar todo el inventario.</w:t>
+        <w:t xml:space="preserve">Aprobar: confirma recepción en destino, graba movimiento de entrada (-E) y completa la transferencia. Si el tipo es TRCONT, en este paso se genera el asiento contable único (no al enviar).</w:t>
       </w:r>
     </w:p>
     <w:p>
@@ -6779,7 +7842,7 @@
           <w:sz w:val="22"/>
           <w:szCs w:val="22"/>
         </w:rPr>
-        <w:t xml:space="preserve">Por cada fila: SKU, descripción, saldo disponible, campo cantidad. Artículos sin equivalencia ERP se marcan en rojo y no se pueden transferir.</w:t>
+        <w:t xml:space="preserve">Rechazar: revierte el stock en origen con movimiento de reverso; puede registrar motivo. No genera asiento contable.</w:t>
       </w:r>
     </w:p>
     <w:p>
@@ -6792,20 +7855,7 @@
           <w:sz w:val="22"/>
           <w:szCs w:val="22"/>
         </w:rPr>
-        <w:t xml:space="preserve">Transferir (N): envía la transferencia; N indica cuántos ítems tienen cantidad &gt; 0.</w:t>
-      </w:r>
-    </w:p>
-    <w:p>
-      <w:pPr>
-        <w:jc w:val="both"/>
-        <w:spacing w:after="120"/>
-      </w:pPr>
-      <w:r>
-        <w:rPr>
-          <w:sz w:val="22"/>
-          <w:szCs w:val="22"/>
-        </w:rPr>
-        <w:t xml:space="preserve">Pendientes: botón con contador de transferencias que esperan su aprobación (permiso listar transferencias pendientes).</w:t>
+        <w:t xml:space="preserve">Aprobación por correo: si el tipo requiere aprobación, el destinatario recibe email con enlaces Ver, Aprobar y Rechazar (válidos varios días, sin necesidad de estar logueado).</w:t>
       </w:r>
     </w:p>
     <w:p>
@@ -6818,7 +7868,7 @@
           <w:b w:val="1"/>
           <w:bCs w:val="1"/>
         </w:rPr>
-        <w:t xml:space="preserve">Cabecera y acciones</w:t>
+        <w:t xml:space="preserve">Bandeja pendientes</w:t>
       </w:r>
     </w:p>
     <w:tbl>
@@ -6943,39 +7993,173 @@
                 <w:sz w:val="20"/>
                 <w:szCs w:val="20"/>
               </w:rPr>
-              <w:t xml:space="preserve">Depósito salida / entrada</w:t>
-            </w:r>
-          </w:p>
-        </w:tc>
-        <w:tc>
-          <w:tcPr>
-            <w:tcW w:w="2800" w:type="dxa"/>
-            <w:noWrap/>
-          </w:tcPr>
-          <w:p>
-            <w:pPr/>
-            <w:r>
-              <w:rPr>
-                <w:sz w:val="20"/>
-                <w:szCs w:val="20"/>
-              </w:rPr>
-              <w:t xml:space="preserve">Cabecera sticky</w:t>
-            </w:r>
-          </w:p>
-        </w:tc>
-        <w:tc>
-          <w:tcPr>
-            <w:tcW w:w="2800" w:type="dxa"/>
-            <w:noWrap/>
-          </w:tcPr>
-          <w:p>
-            <w:pPr/>
-            <w:r>
-              <w:rPr>
-                <w:sz w:val="20"/>
-                <w:szCs w:val="20"/>
-              </w:rPr>
-              <w:t xml:space="preserve">Modal depósito; filtra por empresa del formulario.</w:t>
+              <w:t xml:space="preserve">Aprobar</w:t>
+            </w:r>
+          </w:p>
+        </w:tc>
+        <w:tc>
+          <w:tcPr>
+            <w:tcW w:w="2800" w:type="dxa"/>
+            <w:noWrap/>
+          </w:tcPr>
+          <w:p>
+            <w:pPr/>
+            <w:r>
+              <w:rPr>
+                <w:sz w:val="20"/>
+                <w:szCs w:val="20"/>
+              </w:rPr>
+              <w:t xml:space="preserve">Columna Acciones</w:t>
+            </w:r>
+          </w:p>
+        </w:tc>
+        <w:tc>
+          <w:tcPr>
+            <w:tcW w:w="2800" w:type="dxa"/>
+            <w:noWrap/>
+          </w:tcPr>
+          <w:p>
+            <w:pPr/>
+            <w:r>
+              <w:rPr>
+                <w:sz w:val="20"/>
+                <w:szCs w:val="20"/>
+              </w:rPr>
+              <w:t xml:space="preserve">Confirma ingreso en destino; TRCONT genera asiento contable en este paso.</w:t>
+            </w:r>
+          </w:p>
+        </w:tc>
+        <w:tc>
+          <w:tcPr>
+            <w:tcW w:w="2800" w:type="dxa"/>
+            <w:noWrap/>
+          </w:tcPr>
+          <w:p>
+            <w:pPr/>
+            <w:r>
+              <w:rPr>
+                <w:sz w:val="20"/>
+                <w:szCs w:val="20"/>
+              </w:rPr>
+              <w:t xml:space="preserve">aprobar-transferencia-mercaderia</w:t>
+            </w:r>
+          </w:p>
+        </w:tc>
+      </w:tr>
+      <w:tr>
+        <w:trPr/>
+        <w:tc>
+          <w:tcPr>
+            <w:tcW w:w="2800" w:type="dxa"/>
+            <w:noWrap/>
+          </w:tcPr>
+          <w:p>
+            <w:pPr/>
+            <w:r>
+              <w:rPr>
+                <w:sz w:val="20"/>
+                <w:szCs w:val="20"/>
+              </w:rPr>
+              <w:t xml:space="preserve">Rechazar</w:t>
+            </w:r>
+          </w:p>
+        </w:tc>
+        <w:tc>
+          <w:tcPr>
+            <w:tcW w:w="2800" w:type="dxa"/>
+            <w:noWrap/>
+          </w:tcPr>
+          <w:p>
+            <w:pPr/>
+            <w:r>
+              <w:rPr>
+                <w:sz w:val="20"/>
+                <w:szCs w:val="20"/>
+              </w:rPr>
+              <w:t xml:space="preserve">Columna Acciones</w:t>
+            </w:r>
+          </w:p>
+        </w:tc>
+        <w:tc>
+          <w:tcPr>
+            <w:tcW w:w="2800" w:type="dxa"/>
+            <w:noWrap/>
+          </w:tcPr>
+          <w:p>
+            <w:pPr/>
+            <w:r>
+              <w:rPr>
+                <w:sz w:val="20"/>
+                <w:szCs w:val="20"/>
+              </w:rPr>
+              <w:t xml:space="preserve">Revierte origen; puede pedir motivo.</w:t>
+            </w:r>
+          </w:p>
+        </w:tc>
+        <w:tc>
+          <w:tcPr>
+            <w:tcW w:w="2800" w:type="dxa"/>
+            <w:noWrap/>
+          </w:tcPr>
+          <w:p>
+            <w:pPr/>
+            <w:r>
+              <w:rPr>
+                <w:sz w:val="20"/>
+                <w:szCs w:val="20"/>
+              </w:rPr>
+              <w:t xml:space="preserve">aprobar-transferencia-mercaderia</w:t>
+            </w:r>
+          </w:p>
+        </w:tc>
+      </w:tr>
+      <w:tr>
+        <w:trPr/>
+        <w:tc>
+          <w:tcPr>
+            <w:tcW w:w="2800" w:type="dxa"/>
+            <w:noWrap/>
+          </w:tcPr>
+          <w:p>
+            <w:pPr/>
+            <w:r>
+              <w:rPr>
+                <w:sz w:val="20"/>
+                <w:szCs w:val="20"/>
+              </w:rPr>
+              <w:t xml:space="preserve">Nueva transferencia</w:t>
+            </w:r>
+          </w:p>
+        </w:tc>
+        <w:tc>
+          <w:tcPr>
+            <w:tcW w:w="2800" w:type="dxa"/>
+            <w:noWrap/>
+          </w:tcPr>
+          <w:p>
+            <w:pPr/>
+            <w:r>
+              <w:rPr>
+                <w:sz w:val="20"/>
+                <w:szCs w:val="20"/>
+              </w:rPr>
+              <w:t xml:space="preserve">Cabecera card</w:t>
+            </w:r>
+          </w:p>
+        </w:tc>
+        <w:tc>
+          <w:tcPr>
+            <w:tcW w:w="2800" w:type="dxa"/>
+            <w:noWrap/>
+          </w:tcPr>
+          <w:p>
+            <w:pPr/>
+            <w:r>
+              <w:rPr>
+                <w:sz w:val="20"/>
+                <w:szCs w:val="20"/>
+              </w:rPr>
+              <w:t xml:space="preserve">Vuelve a pantalla de alta transferencia.</w:t>
             </w:r>
           </w:p>
         </w:tc>
@@ -6992,341 +8176,6 @@
                 <w:szCs w:val="20"/>
               </w:rPr>
               <w:t xml:space="preserve">transferir-mercaderia-entre-depositos</w:t>
-            </w:r>
-          </w:p>
-        </w:tc>
-      </w:tr>
-      <w:tr>
-        <w:trPr/>
-        <w:tc>
-          <w:tcPr>
-            <w:tcW w:w="2800" w:type="dxa"/>
-            <w:noWrap/>
-          </w:tcPr>
-          <w:p>
-            <w:pPr/>
-            <w:r>
-              <w:rPr>
-                <w:sz w:val="20"/>
-                <w:szCs w:val="20"/>
-              </w:rPr>
-              <w:t xml:space="preserve">Tipo transferencia</w:t>
-            </w:r>
-          </w:p>
-        </w:tc>
-        <w:tc>
-          <w:tcPr>
-            <w:tcW w:w="2800" w:type="dxa"/>
-            <w:noWrap/>
-          </w:tcPr>
-          <w:p>
-            <w:pPr/>
-            <w:r>
-              <w:rPr>
-                <w:sz w:val="20"/>
-                <w:szCs w:val="20"/>
-              </w:rPr>
-              <w:t xml:space="preserve">Cabecera</w:t>
-            </w:r>
-          </w:p>
-        </w:tc>
-        <w:tc>
-          <w:tcPr>
-            <w:tcW w:w="2800" w:type="dxa"/>
-            <w:noWrap/>
-          </w:tcPr>
-          <w:p>
-            <w:pPr/>
-            <w:r>
-              <w:rPr>
-                <w:sz w:val="20"/>
-                <w:szCs w:val="20"/>
-              </w:rPr>
-              <w:t xml:space="preserve">Entre depósitos, a/desde bien de uso, con/sin aprobación.</w:t>
-            </w:r>
-          </w:p>
-        </w:tc>
-        <w:tc>
-          <w:tcPr>
-            <w:tcW w:w="2800" w:type="dxa"/>
-            <w:noWrap/>
-          </w:tcPr>
-          <w:p>
-            <w:pPr/>
-            <w:r>
-              <w:rPr>
-                <w:sz w:val="20"/>
-                <w:szCs w:val="20"/>
-              </w:rPr>
-              <w:t xml:space="preserve">transferir-mercaderia-entre-depositos</w:t>
-            </w:r>
-          </w:p>
-        </w:tc>
-      </w:tr>
-      <w:tr>
-        <w:trPr/>
-        <w:tc>
-          <w:tcPr>
-            <w:tcW w:w="2800" w:type="dxa"/>
-            <w:noWrap/>
-          </w:tcPr>
-          <w:p>
-            <w:pPr/>
-            <w:r>
-              <w:rPr>
-                <w:sz w:val="20"/>
-                <w:szCs w:val="20"/>
-              </w:rPr>
-              <w:t xml:space="preserve">Cargar stock</w:t>
-            </w:r>
-          </w:p>
-        </w:tc>
-        <w:tc>
-          <w:tcPr>
-            <w:tcW w:w="2800" w:type="dxa"/>
-            <w:noWrap/>
-          </w:tcPr>
-          <w:p>
-            <w:pPr/>
-            <w:r>
-              <w:rPr>
-                <w:sz w:val="20"/>
-                <w:szCs w:val="20"/>
-              </w:rPr>
-              <w:t xml:space="preserve">Cabecera — botón</w:t>
-            </w:r>
-          </w:p>
-        </w:tc>
-        <w:tc>
-          <w:tcPr>
-            <w:tcW w:w="2800" w:type="dxa"/>
-            <w:noWrap/>
-          </w:tcPr>
-          <w:p>
-            <w:pPr/>
-            <w:r>
-              <w:rPr>
-                <w:sz w:val="20"/>
-                <w:szCs w:val="20"/>
-              </w:rPr>
-              <w:t xml:space="preserve">Lista artículos con saldo en depósito salida.</w:t>
-            </w:r>
-          </w:p>
-        </w:tc>
-        <w:tc>
-          <w:tcPr>
-            <w:tcW w:w="2800" w:type="dxa"/>
-            <w:noWrap/>
-          </w:tcPr>
-          <w:p>
-            <w:pPr/>
-            <w:r>
-              <w:rPr>
-                <w:sz w:val="20"/>
-                <w:szCs w:val="20"/>
-              </w:rPr>
-              <w:t xml:space="preserve">transferir-mercaderia-entre-depositos</w:t>
-            </w:r>
-          </w:p>
-        </w:tc>
-      </w:tr>
-      <w:tr>
-        <w:trPr/>
-        <w:tc>
-          <w:tcPr>
-            <w:tcW w:w="2800" w:type="dxa"/>
-            <w:noWrap/>
-          </w:tcPr>
-          <w:p>
-            <w:pPr/>
-            <w:r>
-              <w:rPr>
-                <w:sz w:val="20"/>
-                <w:szCs w:val="20"/>
-              </w:rPr>
-              <w:t xml:space="preserve">Agregar artículo</w:t>
-            </w:r>
-          </w:p>
-        </w:tc>
-        <w:tc>
-          <w:tcPr>
-            <w:tcW w:w="2800" w:type="dxa"/>
-            <w:noWrap/>
-          </w:tcPr>
-          <w:p>
-            <w:pPr/>
-            <w:r>
-              <w:rPr>
-                <w:sz w:val="20"/>
-                <w:szCs w:val="20"/>
-              </w:rPr>
-              <w:t xml:space="preserve">Cabecera — modal</w:t>
-            </w:r>
-          </w:p>
-        </w:tc>
-        <w:tc>
-          <w:tcPr>
-            <w:tcW w:w="2800" w:type="dxa"/>
-            <w:noWrap/>
-          </w:tcPr>
-          <w:p>
-            <w:pPr/>
-            <w:r>
-              <w:rPr>
-                <w:sz w:val="20"/>
-                <w:szCs w:val="20"/>
-              </w:rPr>
-              <w:t xml:space="preserve">Sumar ítems sin cargar inventario completo.</w:t>
-            </w:r>
-          </w:p>
-        </w:tc>
-        <w:tc>
-          <w:tcPr>
-            <w:tcW w:w="2800" w:type="dxa"/>
-            <w:noWrap/>
-          </w:tcPr>
-          <w:p>
-            <w:pPr/>
-            <w:r>
-              <w:rPr>
-                <w:sz w:val="20"/>
-                <w:szCs w:val="20"/>
-              </w:rPr>
-              <w:t xml:space="preserve">transferir-mercaderia-entre-depositos</w:t>
-            </w:r>
-          </w:p>
-        </w:tc>
-      </w:tr>
-      <w:tr>
-        <w:trPr/>
-        <w:tc>
-          <w:tcPr>
-            <w:tcW w:w="2800" w:type="dxa"/>
-            <w:noWrap/>
-          </w:tcPr>
-          <w:p>
-            <w:pPr/>
-            <w:r>
-              <w:rPr>
-                <w:sz w:val="20"/>
-                <w:szCs w:val="20"/>
-              </w:rPr>
-              <w:t xml:space="preserve">Transferir (N)</w:t>
-            </w:r>
-          </w:p>
-        </w:tc>
-        <w:tc>
-          <w:tcPr>
-            <w:tcW w:w="2800" w:type="dxa"/>
-            <w:noWrap/>
-          </w:tcPr>
-          <w:p>
-            <w:pPr/>
-            <w:r>
-              <w:rPr>
-                <w:sz w:val="20"/>
-                <w:szCs w:val="20"/>
-              </w:rPr>
-              <w:t xml:space="preserve">Barra fija inferior (Transferir)</w:t>
-            </w:r>
-          </w:p>
-        </w:tc>
-        <w:tc>
-          <w:tcPr>
-            <w:tcW w:w="2800" w:type="dxa"/>
-            <w:noWrap/>
-          </w:tcPr>
-          <w:p>
-            <w:pPr/>
-            <w:r>
-              <w:rPr>
-                <w:sz w:val="20"/>
-                <w:szCs w:val="20"/>
-              </w:rPr>
-              <w:t xml:space="preserve">Envía transferencia con cantidades &gt; 0.</w:t>
-            </w:r>
-          </w:p>
-        </w:tc>
-        <w:tc>
-          <w:tcPr>
-            <w:tcW w:w="2800" w:type="dxa"/>
-            <w:noWrap/>
-          </w:tcPr>
-          <w:p>
-            <w:pPr/>
-            <w:r>
-              <w:rPr>
-                <w:sz w:val="20"/>
-                <w:szCs w:val="20"/>
-              </w:rPr>
-              <w:t xml:space="preserve">transferir-mercaderia-entre-depositos</w:t>
-            </w:r>
-          </w:p>
-        </w:tc>
-      </w:tr>
-      <w:tr>
-        <w:trPr/>
-        <w:tc>
-          <w:tcPr>
-            <w:tcW w:w="2800" w:type="dxa"/>
-            <w:noWrap/>
-          </w:tcPr>
-          <w:p>
-            <w:pPr/>
-            <w:r>
-              <w:rPr>
-                <w:sz w:val="20"/>
-                <w:szCs w:val="20"/>
-              </w:rPr>
-              <w:t xml:space="preserve">Pendientes</w:t>
-            </w:r>
-          </w:p>
-        </w:tc>
-        <w:tc>
-          <w:tcPr>
-            <w:tcW w:w="2800" w:type="dxa"/>
-            <w:noWrap/>
-          </w:tcPr>
-          <w:p>
-            <w:pPr/>
-            <w:r>
-              <w:rPr>
-                <w:sz w:val="20"/>
-                <w:szCs w:val="20"/>
-              </w:rPr>
-              <w:t xml:space="preserve">Cabecera — botón con contador</w:t>
-            </w:r>
-          </w:p>
-        </w:tc>
-        <w:tc>
-          <w:tcPr>
-            <w:tcW w:w="2800" w:type="dxa"/>
-            <w:noWrap/>
-          </w:tcPr>
-          <w:p>
-            <w:pPr/>
-            <w:r>
-              <w:rPr>
-                <w:sz w:val="20"/>
-                <w:szCs w:val="20"/>
-              </w:rPr>
-              <w:t xml:space="preserve">Bandeja de transferencias por aprobar.</w:t>
-            </w:r>
-          </w:p>
-        </w:tc>
-        <w:tc>
-          <w:tcPr>
-            <w:tcW w:w="2800" w:type="dxa"/>
-            <w:noWrap/>
-          </w:tcPr>
-          <w:p>
-            <w:pPr/>
-            <w:r>
-              <w:rPr>
-                <w:sz w:val="20"/>
-                <w:szCs w:val="20"/>
-              </w:rPr>
-              <w:t xml:space="preserve">listar-transferencias-pendientes</w:t>
             </w:r>
           </w:p>
         </w:tc>
@@ -7337,29 +8186,66 @@
       <w:pPr>
         <w:pStyle w:val="Heading2"/>
       </w:pPr>
-      <w:bookmarkStart w:id="13" w:name="_Toc13"/>
-      <w:r>
-        <w:t>13. Aprobación y rechazo de transferencias</w:t>
-      </w:r>
-      <w:bookmarkEnd w:id="13"/>
-    </w:p>
-    <w:p>
-      <w:pPr>
-        <w:jc w:val="center"/>
-      </w:pPr>
-      <w:r>
-        <w:pict>
-          <v:shape type="#_x0000_t75" stroked="f" style="width:450pt; height:360pt; margin-left:0pt; margin-top:0pt; mso-position-horizontal:left; mso-position-vertical:top; mso-position-horizontal-relative:char; mso-position-vertical-relative:line;">
-            <w10:wrap type="inline"/>
-            <v:imagedata r:id="rId14" o:title=""/>
-          </v:shape>
-        </w:pict>
-      </w:r>
-    </w:p>
-    <w:p>
-      <w:pPr>
-        <w:jc w:val="center"/>
-      </w:pPr>
+      <w:bookmarkStart w:id="14" w:name="_Toc14"/>
+      <w:r>
+        <w:t>14. Transferencias con asiento contable (TRCONT)</w:t>
+      </w:r>
+      <w:bookmarkEnd w:id="14"/>
+    </w:p>
+    <w:p>
+      <w:pPr>
+        <w:jc w:val="both"/>
+        <w:spacing w:after="120"/>
+      </w:pPr>
+      <w:r>
+        <w:rPr>
+          <w:sz w:val="22"/>
+          <w:szCs w:val="22"/>
+        </w:rPr>
+        <w:t xml:space="preserve">TRCONT es el tipo de transferencia de mercadería que, además de mover stock entre depósitos, registra un asiento contable de imputación de costos. Solo aplica a transferencias entre depósitos con origen en depósito (no desde bien de uso). Debe registrarse exclusivamente desde Stock → Transferencia.</w:t>
+      </w:r>
+    </w:p>
+    <w:p>
+      <w:pPr>
+        <w:jc w:val="both"/>
+        <w:spacing w:after="120"/>
+      </w:pPr>
+      <w:r>
+        <w:rPr>
+          <w:sz w:val="22"/>
+          <w:szCs w:val="22"/>
+        </w:rPr>
+        <w:t xml:space="preserve">El sistema genera un único asiento por transferencia confirmada, vinculado al documento transferencia (campo asiento_id). Los movimientos de stock -S (salida) y -E (entrada) no llevan asiento propio: la contabilidad es de la transferencia completa.</w:t>
+      </w:r>
+    </w:p>
+    <w:p>
+      <w:pPr>
+        <w:jc w:val="both"/>
+        <w:spacing w:after="120"/>
+      </w:pPr>
+      <w:r>
+        <w:rPr>
+          <w:sz w:val="22"/>
+          <w:szCs w:val="22"/>
+        </w:rPr>
+        <w:t xml:space="preserve">Momento del asiento: transferencia inmediata (sin aprobación) → al presionar Transferir, después del movimiento de entrada. Transferencia con aprobación → al Aprobar en Pendientes (o enlace del correo), nunca al enviar. Rechazo → solo revierte stock en origen; no hay asiento.</w:t>
+      </w:r>
+    </w:p>
+    <w:p>
+      <w:pPr>
+        <w:jc w:val="both"/>
+        <w:spacing w:after="120"/>
+      </w:pPr>
+      <w:r>
+        <w:rPr>
+          <w:sz w:val="22"/>
+          <w:szCs w:val="22"/>
+        </w:rPr>
+        <w:t xml:space="preserve">Antes de grabar, el sistema valida que el asiento cuadre (debe = haber). Si falta precio, cuentas o ninguna línea es contabilizable, la transferencia no se confirma y muestra el motivo.</w:t>
+      </w:r>
+    </w:p>
+    <w:p>
+      <w:pPr/>
       <w:r>
         <w:rPr>
           <w:color w:val="666666"/>
@@ -7368,115 +8254,7 @@
           <w:i w:val="1"/>
           <w:iCs w:val="1"/>
         </w:rPr>
-        <w:t xml:space="preserve">Bandeja de transferencias pendientes de aprobación</w:t>
-      </w:r>
-    </w:p>
-    <w:p/>
-    <w:p>
-      <w:pPr>
-        <w:jc w:val="center"/>
-      </w:pPr>
-      <w:r>
-        <w:pict>
-          <v:shape type="#_x0000_t75" stroked="f" style="width:450pt; height:360pt; margin-left:0pt; margin-top:0pt; mso-position-horizontal:left; mso-position-vertical:top; mso-position-horizontal-relative:char; mso-position-vertical-relative:line;">
-            <w10:wrap type="inline"/>
-            <v:imagedata r:id="rId14" o:title=""/>
-          </v:shape>
-        </w:pict>
-      </w:r>
-    </w:p>
-    <w:p>
-      <w:pPr>
-        <w:jc w:val="center"/>
-      </w:pPr>
-      <w:r>
-        <w:rPr>
-          <w:color w:val="666666"/>
-          <w:sz w:val="18"/>
-          <w:szCs w:val="18"/>
-          <w:i w:val="1"/>
-          <w:iCs w:val="1"/>
-        </w:rPr>
-        <w:t xml:space="preserve">Bandeja de transferencias pendientes de aprobación</w:t>
-      </w:r>
-    </w:p>
-    <w:p/>
-    <w:p>
-      <w:pPr>
-        <w:jc w:val="both"/>
-        <w:spacing w:after="120"/>
-      </w:pPr>
-      <w:r>
-        <w:rPr>
-          <w:sz w:val="22"/>
-          <w:szCs w:val="22"/>
-        </w:rPr>
-        <w:t xml:space="preserve">Menú: Stock → Transferencia → Pendientes, o enlace desde el botón Pendientes de la pantalla de transferencia.</w:t>
-      </w:r>
-    </w:p>
-    <w:p>
-      <w:pPr>
-        <w:jc w:val="both"/>
-        <w:spacing w:after="120"/>
-      </w:pPr>
-      <w:r>
-        <w:rPr>
-          <w:sz w:val="22"/>
-          <w:szCs w:val="22"/>
-        </w:rPr>
-        <w:t xml:space="preserve">Columnas: código, fecha, origen, destino, ítems, remitente, destinatario.</w:t>
-      </w:r>
-    </w:p>
-    <w:p>
-      <w:pPr>
-        <w:jc w:val="both"/>
-        <w:spacing w:after="120"/>
-      </w:pPr>
-      <w:r>
-        <w:rPr>
-          <w:sz w:val="22"/>
-          <w:szCs w:val="22"/>
-        </w:rPr>
-        <w:t xml:space="preserve">Aprobar: confirma recepción en destino y completa la transferencia.</w:t>
-      </w:r>
-    </w:p>
-    <w:p>
-      <w:pPr>
-        <w:jc w:val="both"/>
-        <w:spacing w:after="120"/>
-      </w:pPr>
-      <w:r>
-        <w:rPr>
-          <w:sz w:val="22"/>
-          <w:szCs w:val="22"/>
-        </w:rPr>
-        <w:t xml:space="preserve">Rechazar: revierte el stock en origen; puede registrar motivo.</w:t>
-      </w:r>
-    </w:p>
-    <w:p>
-      <w:pPr>
-        <w:jc w:val="both"/>
-        <w:spacing w:after="120"/>
-      </w:pPr>
-      <w:r>
-        <w:rPr>
-          <w:sz w:val="22"/>
-          <w:szCs w:val="22"/>
-        </w:rPr>
-        <w:t xml:space="preserve">Aprobación por correo: si el tipo requiere aprobación, el destinatario recibe email con enlaces Ver, Aprobar y Rechazar (válidos varios días, sin necesidad de estar logueado).</w:t>
-      </w:r>
-    </w:p>
-    <w:p>
-      <w:pPr/>
-      <w:r>
-        <w:rPr>
-          <w:color w:val="2E75B6"/>
-          <w:sz w:val="22"/>
-          <w:szCs w:val="22"/>
-          <w:b w:val="1"/>
-          <w:bCs w:val="1"/>
-        </w:rPr>
-        <w:t xml:space="preserve">Bandeja pendientes</w:t>
+        <w:t xml:space="preserve">Familias de artículos en TRCONT</w:t>
       </w:r>
     </w:p>
     <w:tbl>
@@ -7522,7 +8300,7 @@
                 <w:b w:val="1"/>
                 <w:bCs w:val="1"/>
               </w:rPr>
-              <w:t xml:space="preserve">Herramienta</w:t>
+              <w:t xml:space="preserve">Familia</w:t>
             </w:r>
           </w:p>
         </w:tc>
@@ -7542,7 +8320,7 @@
                 <w:b w:val="1"/>
                 <w:bCs w:val="1"/>
               </w:rPr>
-              <w:t xml:space="preserve">Ubicación</w:t>
+              <w:t xml:space="preserve">Cómo se identifica</w:t>
             </w:r>
           </w:p>
         </w:tc>
@@ -7562,7 +8340,7 @@
                 <w:b w:val="1"/>
                 <w:bCs w:val="1"/>
               </w:rPr>
-              <w:t xml:space="preserve">Qué hace</w:t>
+              <w:t xml:space="preserve">Precio del asiento</w:t>
             </w:r>
           </w:p>
         </w:tc>
@@ -7582,208 +8360,208 @@
                 <w:b w:val="1"/>
                 <w:bCs w:val="1"/>
               </w:rPr>
-              <w:t xml:space="preserve">Permiso</w:t>
-            </w:r>
-          </w:p>
-        </w:tc>
-      </w:tr>
-      <w:tr>
-        <w:trPr/>
-        <w:tc>
-          <w:tcPr>
-            <w:tcW w:w="2800" w:type="dxa"/>
-            <w:noWrap/>
-          </w:tcPr>
-          <w:p>
-            <w:pPr/>
-            <w:r>
-              <w:rPr>
-                <w:sz w:val="20"/>
-                <w:szCs w:val="20"/>
-              </w:rPr>
-              <w:t xml:space="preserve">Aprobar</w:t>
-            </w:r>
-          </w:p>
-        </w:tc>
-        <w:tc>
-          <w:tcPr>
-            <w:tcW w:w="2800" w:type="dxa"/>
-            <w:noWrap/>
-          </w:tcPr>
-          <w:p>
-            <w:pPr/>
-            <w:r>
-              <w:rPr>
-                <w:sz w:val="20"/>
-                <w:szCs w:val="20"/>
-              </w:rPr>
-              <w:t xml:space="preserve">Columna Acciones</w:t>
-            </w:r>
-          </w:p>
-        </w:tc>
-        <w:tc>
-          <w:tcPr>
-            <w:tcW w:w="2800" w:type="dxa"/>
-            <w:noWrap/>
-          </w:tcPr>
-          <w:p>
-            <w:pPr/>
-            <w:r>
-              <w:rPr>
-                <w:sz w:val="20"/>
-                <w:szCs w:val="20"/>
-              </w:rPr>
-              <w:t xml:space="preserve">Confirma ingreso en destino; estado Confirmada.</w:t>
-            </w:r>
-          </w:p>
-        </w:tc>
-        <w:tc>
-          <w:tcPr>
-            <w:tcW w:w="2800" w:type="dxa"/>
-            <w:noWrap/>
-          </w:tcPr>
-          <w:p>
-            <w:pPr/>
-            <w:r>
-              <w:rPr>
-                <w:sz w:val="20"/>
-                <w:szCs w:val="20"/>
-              </w:rPr>
-              <w:t xml:space="preserve">aprobar-transferencia-mercaderia</w:t>
-            </w:r>
-          </w:p>
-        </w:tc>
-      </w:tr>
-      <w:tr>
-        <w:trPr/>
-        <w:tc>
-          <w:tcPr>
-            <w:tcW w:w="2800" w:type="dxa"/>
-            <w:noWrap/>
-          </w:tcPr>
-          <w:p>
-            <w:pPr/>
-            <w:r>
-              <w:rPr>
-                <w:sz w:val="20"/>
-                <w:szCs w:val="20"/>
-              </w:rPr>
-              <w:t xml:space="preserve">Rechazar</w:t>
-            </w:r>
-          </w:p>
-        </w:tc>
-        <w:tc>
-          <w:tcPr>
-            <w:tcW w:w="2800" w:type="dxa"/>
-            <w:noWrap/>
-          </w:tcPr>
-          <w:p>
-            <w:pPr/>
-            <w:r>
-              <w:rPr>
-                <w:sz w:val="20"/>
-                <w:szCs w:val="20"/>
-              </w:rPr>
-              <w:t xml:space="preserve">Columna Acciones</w:t>
-            </w:r>
-          </w:p>
-        </w:tc>
-        <w:tc>
-          <w:tcPr>
-            <w:tcW w:w="2800" w:type="dxa"/>
-            <w:noWrap/>
-          </w:tcPr>
-          <w:p>
-            <w:pPr/>
-            <w:r>
-              <w:rPr>
-                <w:sz w:val="20"/>
-                <w:szCs w:val="20"/>
-              </w:rPr>
-              <w:t xml:space="preserve">Revierte origen; puede pedir motivo.</w:t>
-            </w:r>
-          </w:p>
-        </w:tc>
-        <w:tc>
-          <w:tcPr>
-            <w:tcW w:w="2800" w:type="dxa"/>
-            <w:noWrap/>
-          </w:tcPr>
-          <w:p>
-            <w:pPr/>
-            <w:r>
-              <w:rPr>
-                <w:sz w:val="20"/>
-                <w:szCs w:val="20"/>
-              </w:rPr>
-              <w:t xml:space="preserve">aprobar-transferencia-mercaderia</w:t>
-            </w:r>
-          </w:p>
-        </w:tc>
-      </w:tr>
-      <w:tr>
-        <w:trPr/>
-        <w:tc>
-          <w:tcPr>
-            <w:tcW w:w="2800" w:type="dxa"/>
-            <w:noWrap/>
-          </w:tcPr>
-          <w:p>
-            <w:pPr/>
-            <w:r>
-              <w:rPr>
-                <w:sz w:val="20"/>
-                <w:szCs w:val="20"/>
-              </w:rPr>
-              <w:t xml:space="preserve">Nueva transferencia</w:t>
-            </w:r>
-          </w:p>
-        </w:tc>
-        <w:tc>
-          <w:tcPr>
-            <w:tcW w:w="2800" w:type="dxa"/>
-            <w:noWrap/>
-          </w:tcPr>
-          <w:p>
-            <w:pPr/>
-            <w:r>
-              <w:rPr>
-                <w:sz w:val="20"/>
-                <w:szCs w:val="20"/>
-              </w:rPr>
-              <w:t xml:space="preserve">Cabecera card</w:t>
-            </w:r>
-          </w:p>
-        </w:tc>
-        <w:tc>
-          <w:tcPr>
-            <w:tcW w:w="2800" w:type="dxa"/>
-            <w:noWrap/>
-          </w:tcPr>
-          <w:p>
-            <w:pPr/>
-            <w:r>
-              <w:rPr>
-                <w:sz w:val="20"/>
-                <w:szCs w:val="20"/>
-              </w:rPr>
-              <w:t xml:space="preserve">Vuelve a pantalla de alta transferencia.</w:t>
-            </w:r>
-          </w:p>
-        </w:tc>
-        <w:tc>
-          <w:tcPr>
-            <w:tcW w:w="2800" w:type="dxa"/>
-            <w:noWrap/>
-          </w:tcPr>
-          <w:p>
-            <w:pPr/>
-            <w:r>
-              <w:rPr>
-                <w:sz w:val="20"/>
-                <w:szCs w:val="20"/>
-              </w:rPr>
-              <w:t xml:space="preserve">transferir-mercaderia-entre-depositos</w:t>
+              <w:t xml:space="preserve">Requisitos adicionales</w:t>
+            </w:r>
+          </w:p>
+        </w:tc>
+      </w:tr>
+      <w:tr>
+        <w:trPr/>
+        <w:tc>
+          <w:tcPr>
+            <w:tcW w:w="2800" w:type="dxa"/>
+            <w:noWrap/>
+          </w:tcPr>
+          <w:p>
+            <w:pPr/>
+            <w:r>
+              <w:rPr>
+                <w:sz w:val="20"/>
+                <w:szCs w:val="20"/>
+              </w:rPr>
+              <w:t xml:space="preserve">TITO</w:t>
+            </w:r>
+          </w:p>
+        </w:tc>
+        <w:tc>
+          <w:tcPr>
+            <w:tcW w:w="2800" w:type="dxa"/>
+            <w:noWrap/>
+          </w:tcPr>
+          <w:p>
+            <w:pPr/>
+            <w:r>
+              <w:rPr>
+                <w:sz w:val="20"/>
+                <w:szCs w:val="20"/>
+              </w:rPr>
+              <w:t xml:space="preserve">Badge azul TITO en pantalla; flag «Precio promedio transferencia TRCONT» en artículo.</w:t>
+            </w:r>
+          </w:p>
+        </w:tc>
+        <w:tc>
+          <w:tcPr>
+            <w:tcW w:w="2800" w:type="dxa"/>
+            <w:noWrap/>
+          </w:tcPr>
+          <w:p>
+            <w:pPr/>
+            <w:r>
+              <w:rPr>
+                <w:sz w:val="20"/>
+                <w:szCs w:val="20"/>
+              </w:rPr>
+              <w:t xml:space="preserve">Promedio de las 3 últimas recepciones COM (Anita recepmov).</w:t>
+            </w:r>
+          </w:p>
+        </w:tc>
+        <w:tc>
+          <w:tcPr>
+            <w:tcW w:w="2800" w:type="dxa"/>
+            <w:noWrap/>
+          </w:tcPr>
+          <w:p>
+            <w:pPr/>
+            <w:r>
+              <w:rPr>
+                <w:sz w:val="20"/>
+                <w:szCs w:val="20"/>
+              </w:rPr>
+              <w:t xml:space="preserve">Depósito salida = depósito última recepción; cuentas gasto y compra distintas.</w:t>
+            </w:r>
+          </w:p>
+        </w:tc>
+      </w:tr>
+      <w:tr>
+        <w:trPr/>
+        <w:tc>
+          <w:tcPr>
+            <w:tcW w:w="2800" w:type="dxa"/>
+            <w:noWrap/>
+          </w:tcPr>
+          <w:p>
+            <w:pPr/>
+            <w:r>
+              <w:rPr>
+                <w:sz w:val="20"/>
+                <w:szCs w:val="20"/>
+              </w:rPr>
+              <w:t xml:space="preserve">Otros activos</w:t>
+            </w:r>
+          </w:p>
+        </w:tc>
+        <w:tc>
+          <w:tcPr>
+            <w:tcW w:w="2800" w:type="dxa"/>
+            <w:noWrap/>
+          </w:tcPr>
+          <w:p>
+            <w:pPr/>
+            <w:r>
+              <w:rPr>
+                <w:sz w:val="20"/>
+                <w:szCs w:val="20"/>
+              </w:rPr>
+              <w:t xml:space="preserve">Badge gris «Otros activos»; cuenta compra del artículo = cuenta «Otros activos» del catálogo (ej. 117010001).</w:t>
+            </w:r>
+          </w:p>
+        </w:tc>
+        <w:tc>
+          <w:tcPr>
+            <w:tcW w:w="2800" w:type="dxa"/>
+            <w:noWrap/>
+          </w:tcPr>
+          <w:p>
+            <w:pPr/>
+            <w:r>
+              <w:rPr>
+                <w:sz w:val="20"/>
+                <w:szCs w:val="20"/>
+              </w:rPr>
+              <w:t xml:space="preserve">Última compra (stkmae / recepción ERP).</w:t>
+            </w:r>
+          </w:p>
+        </w:tc>
+        <w:tc>
+          <w:tcPr>
+            <w:tcW w:w="2800" w:type="dxa"/>
+            <w:noWrap/>
+          </w:tcPr>
+          <w:p>
+            <w:pPr/>
+            <w:r>
+              <w:rPr>
+                <w:sz w:val="20"/>
+                <w:szCs w:val="20"/>
+              </w:rPr>
+              <w:t xml:space="preserve">Igual que TITO en depósito y cuentas.</w:t>
+            </w:r>
+          </w:p>
+        </w:tc>
+      </w:tr>
+      <w:tr>
+        <w:trPr/>
+        <w:tc>
+          <w:tcPr>
+            <w:tcW w:w="2800" w:type="dxa"/>
+            <w:noWrap/>
+          </w:tcPr>
+          <w:p>
+            <w:pPr/>
+            <w:r>
+              <w:rPr>
+                <w:sz w:val="20"/>
+                <w:szCs w:val="20"/>
+              </w:rPr>
+              <w:t xml:space="preserve">No contabilizable</w:t>
+            </w:r>
+          </w:p>
+        </w:tc>
+        <w:tc>
+          <w:tcPr>
+            <w:tcW w:w="2800" w:type="dxa"/>
+            <w:noWrap/>
+          </w:tcPr>
+          <w:p>
+            <w:pPr/>
+            <w:r>
+              <w:rPr>
+                <w:sz w:val="20"/>
+                <w:szCs w:val="20"/>
+              </w:rPr>
+              <w:t xml:space="preserve">Sin badge; artículo no entra en TRCONT.</w:t>
+            </w:r>
+          </w:p>
+        </w:tc>
+        <w:tc>
+          <w:tcPr>
+            <w:tcW w:w="2800" w:type="dxa"/>
+            <w:noWrap/>
+          </w:tcPr>
+          <w:p>
+            <w:pPr/>
+            <w:r>
+              <w:rPr>
+                <w:sz w:val="20"/>
+                <w:szCs w:val="20"/>
+              </w:rPr>
+              <w:t xml:space="preserve">—</w:t>
+            </w:r>
+          </w:p>
+        </w:tc>
+        <w:tc>
+          <w:tcPr>
+            <w:tcW w:w="2800" w:type="dxa"/>
+            <w:noWrap/>
+          </w:tcPr>
+          <w:p>
+            <w:pPr/>
+            <w:r>
+              <w:rPr>
+                <w:sz w:val="20"/>
+                <w:szCs w:val="20"/>
+              </w:rPr>
+              <w:t xml:space="preserve">Use otro tipo de transferencia sin contabilidad para mover ese SKU.</w:t>
             </w:r>
           </w:p>
         </w:tc>
@@ -7791,140 +8569,16 @@
     </w:tbl>
     <w:p/>
     <w:p>
-      <w:pPr>
-        <w:pStyle w:val="Heading2"/>
-      </w:pPr>
-      <w:bookmarkStart w:id="14" w:name="_Toc14"/>
-      <w:r>
-        <w:t>14. Reporte transferencias pendientes</w:t>
-      </w:r>
-      <w:bookmarkEnd w:id="14"/>
-    </w:p>
-    <w:p>
-      <w:pPr>
-        <w:jc w:val="both"/>
-        <w:spacing w:after="120"/>
-      </w:pPr>
-      <w:r>
-        <w:rPr>
-          <w:sz w:val="22"/>
-          <w:szCs w:val="22"/>
-        </w:rPr>
-        <w:t xml:space="preserve">Menú: Stock → Reportes → Transferencias pendientes.</w:t>
-      </w:r>
-    </w:p>
-    <w:p>
-      <w:pPr>
-        <w:jc w:val="both"/>
-        <w:spacing w:after="120"/>
-      </w:pPr>
-      <w:r>
-        <w:rPr>
-          <w:sz w:val="22"/>
-          <w:szCs w:val="22"/>
-        </w:rPr>
-        <w:t xml:space="preserve">Complete filtros (empresa, fechas, bien destino, solo con aprobación). Pulse Consultar.</w:t>
-      </w:r>
-    </w:p>
-    <w:p>
-      <w:pPr>
-        <w:jc w:val="both"/>
-        <w:spacing w:after="120"/>
-      </w:pPr>
-      <w:r>
-        <w:rPr>
-          <w:sz w:val="22"/>
-          <w:szCs w:val="22"/>
-        </w:rPr>
-        <w:t xml:space="preserve">Muestra totales de transferencias e ítems. Exporte PDF, Excel o CSV. Enlace a pantalla de aprobación para quien tenga permiso.</w:t>
-      </w:r>
-    </w:p>
-    <w:p>
-      <w:pPr>
-        <w:pStyle w:val="Heading2"/>
-      </w:pPr>
-      <w:bookmarkStart w:id="15" w:name="_Toc15"/>
-      <w:r>
-        <w:t>15. Comprobantes PDF y exportaciones</w:t>
-      </w:r>
-      <w:bookmarkEnd w:id="15"/>
-    </w:p>
-    <w:p>
-      <w:pPr>
-        <w:jc w:val="both"/>
-        <w:spacing w:after="120"/>
-      </w:pPr>
-      <w:r>
-        <w:rPr>
-          <w:sz w:val="22"/>
-          <w:szCs w:val="22"/>
-        </w:rPr>
-        <w:t xml:space="preserve">COM recepción proveedor: icono PDF rojo en listado o botón Emitir recepción (PDF) en edición. Documento con logos, cabecera e ítems recibidos.</w:t>
-      </w:r>
-    </w:p>
-    <w:p>
-      <w:pPr>
-        <w:jc w:val="both"/>
-        <w:spacing w:after="120"/>
-      </w:pPr>
-      <w:r>
-        <w:rPr>
-          <w:sz w:val="22"/>
-          <w:szCs w:val="22"/>
-        </w:rPr>
-        <w:t xml:space="preserve">Comprobante movimiento stock: icono PDF verde en listado o edición de movimiento suelto.</w:t>
-      </w:r>
-    </w:p>
-    <w:p>
-      <w:pPr>
-        <w:jc w:val="both"/>
-        <w:spacing w:after="120"/>
-      </w:pPr>
-      <w:r>
-        <w:rPr>
-          <w:sz w:val="22"/>
-          <w:szCs w:val="22"/>
-        </w:rPr>
-        <w:t xml:space="preserve">Comprobante transferencia: icono PDF verde en fila de transferencia del listado de movimientos o desde consulta de transferencia.</w:t>
-      </w:r>
-    </w:p>
-    <w:p>
-      <w:pPr>
-        <w:jc w:val="both"/>
-        <w:spacing w:after="120"/>
-      </w:pPr>
-      <w:r>
-        <w:rPr>
-          <w:sz w:val="22"/>
-          <w:szCs w:val="22"/>
-        </w:rPr>
-        <w:t xml:space="preserve">Export listado recepciones: PDF legal apaisado, Excel o CSV desde index recepción.</w:t>
-      </w:r>
-    </w:p>
-    <w:p>
-      <w:pPr>
-        <w:jc w:val="both"/>
-        <w:spacing w:after="120"/>
-      </w:pPr>
-      <w:r>
-        <w:rPr>
-          <w:sz w:val="22"/>
-          <w:szCs w:val="22"/>
-        </w:rPr>
-        <w:t xml:space="preserve">Export listado movimientos: PDF, Excel o CSV desde index movimientos (incluye transferencias unificadas).</w:t>
-      </w:r>
-    </w:p>
-    <w:p>
       <w:pPr/>
       <w:r>
         <w:rPr>
-          <w:color w:val="2E75B6"/>
-          <w:sz w:val="22"/>
-          <w:szCs w:val="22"/>
-          <w:b w:val="1"/>
-          <w:bCs w:val="1"/>
-        </w:rPr>
-        <w:t xml:space="preserve">Impresión y export</w:t>
+          <w:color w:val="666666"/>
+          <w:sz w:val="18"/>
+          <w:szCs w:val="18"/>
+          <w:i w:val="1"/>
+          <w:iCs w:val="1"/>
+        </w:rPr>
+        <w:t xml:space="preserve">Flujo completo por variante operativa</w:t>
       </w:r>
     </w:p>
     <w:tbl>
@@ -7970,7 +8624,7 @@
                 <w:b w:val="1"/>
                 <w:bCs w:val="1"/>
               </w:rPr>
-              <w:t xml:space="preserve">Herramienta</w:t>
+              <w:t xml:space="preserve">Variante</w:t>
             </w:r>
           </w:p>
         </w:tc>
@@ -7990,7 +8644,7 @@
                 <w:b w:val="1"/>
                 <w:bCs w:val="1"/>
               </w:rPr>
-              <w:t xml:space="preserve">Ubicación</w:t>
+              <w:t xml:space="preserve">Al Transferir</w:t>
             </w:r>
           </w:p>
         </w:tc>
@@ -8010,7 +8664,7 @@
                 <w:b w:val="1"/>
                 <w:bCs w:val="1"/>
               </w:rPr>
-              <w:t xml:space="preserve">Qué hace</w:t>
+              <w:t xml:space="preserve">Al Aprobar (si aplica)</w:t>
             </w:r>
           </w:p>
         </w:tc>
@@ -8030,343 +8684,348 @@
                 <w:b w:val="1"/>
                 <w:bCs w:val="1"/>
               </w:rPr>
-              <w:t xml:space="preserve">Permiso</w:t>
-            </w:r>
-          </w:p>
-        </w:tc>
-      </w:tr>
-      <w:tr>
-        <w:trPr/>
-        <w:tc>
-          <w:tcPr>
-            <w:tcW w:w="2800" w:type="dxa"/>
-            <w:noWrap/>
-          </w:tcPr>
-          <w:p>
-            <w:pPr/>
-            <w:r>
-              <w:rPr>
-                <w:sz w:val="20"/>
-                <w:szCs w:val="20"/>
-              </w:rPr>
-              <w:t xml:space="preserve">COM recepción PDF</w:t>
-            </w:r>
-          </w:p>
-        </w:tc>
-        <w:tc>
-          <w:tcPr>
-            <w:tcW w:w="2800" w:type="dxa"/>
-            <w:noWrap/>
-          </w:tcPr>
-          <w:p>
-            <w:pPr/>
-            <w:r>
-              <w:rPr>
-                <w:sz w:val="20"/>
-                <w:szCs w:val="20"/>
-              </w:rPr>
-              <w:t xml:space="preserve">Listado o edición recepción</w:t>
-            </w:r>
-          </w:p>
-        </w:tc>
-        <w:tc>
-          <w:tcPr>
-            <w:tcW w:w="2800" w:type="dxa"/>
-            <w:noWrap/>
-          </w:tcPr>
-          <w:p>
-            <w:pPr/>
-            <w:r>
-              <w:rPr>
-                <w:sz w:val="20"/>
-                <w:szCs w:val="20"/>
-              </w:rPr>
-              <w:t xml:space="preserve">Comprobante recepción proveedor.</w:t>
-            </w:r>
-          </w:p>
-        </w:tc>
-        <w:tc>
-          <w:tcPr>
-            <w:tcW w:w="2800" w:type="dxa"/>
-            <w:noWrap/>
-          </w:tcPr>
-          <w:p>
-            <w:pPr/>
-            <w:r>
-              <w:rPr>
-                <w:sz w:val="20"/>
-                <w:szCs w:val="20"/>
-              </w:rPr>
-              <w:t xml:space="preserve">listar-recepcion-proveedor</w:t>
-            </w:r>
-          </w:p>
-        </w:tc>
-      </w:tr>
-      <w:tr>
-        <w:trPr/>
-        <w:tc>
-          <w:tcPr>
-            <w:tcW w:w="2800" w:type="dxa"/>
-            <w:noWrap/>
-          </w:tcPr>
-          <w:p>
-            <w:pPr/>
-            <w:r>
-              <w:rPr>
-                <w:sz w:val="20"/>
-                <w:szCs w:val="20"/>
-              </w:rPr>
-              <w:t xml:space="preserve">Comprobante movimiento PDF</w:t>
-            </w:r>
-          </w:p>
-        </w:tc>
-        <w:tc>
-          <w:tcPr>
-            <w:tcW w:w="2800" w:type="dxa"/>
-            <w:noWrap/>
-          </w:tcPr>
-          <w:p>
-            <w:pPr/>
-            <w:r>
-              <w:rPr>
-                <w:sz w:val="20"/>
-                <w:szCs w:val="20"/>
-              </w:rPr>
-              <w:t xml:space="preserve">Listado/edición movimientos</w:t>
-            </w:r>
-          </w:p>
-        </w:tc>
-        <w:tc>
-          <w:tcPr>
-            <w:tcW w:w="2800" w:type="dxa"/>
-            <w:noWrap/>
-          </w:tcPr>
-          <w:p>
-            <w:pPr/>
-            <w:r>
-              <w:rPr>
-                <w:sz w:val="20"/>
-                <w:szCs w:val="20"/>
-              </w:rPr>
-              <w:t xml:space="preserve">Documento del movimiento suelto.</w:t>
-            </w:r>
-          </w:p>
-        </w:tc>
-        <w:tc>
-          <w:tcPr>
-            <w:tcW w:w="2800" w:type="dxa"/>
-            <w:noWrap/>
-          </w:tcPr>
-          <w:p>
-            <w:pPr/>
-            <w:r>
-              <w:rPr>
-                <w:sz w:val="20"/>
-                <w:szCs w:val="20"/>
-              </w:rPr>
-              <w:t xml:space="preserve">listar-movimientos-de-stock</w:t>
-            </w:r>
-          </w:p>
-        </w:tc>
-      </w:tr>
-      <w:tr>
-        <w:trPr/>
-        <w:tc>
-          <w:tcPr>
-            <w:tcW w:w="2800" w:type="dxa"/>
-            <w:noWrap/>
-          </w:tcPr>
-          <w:p>
-            <w:pPr/>
-            <w:r>
-              <w:rPr>
-                <w:sz w:val="20"/>
-                <w:szCs w:val="20"/>
-              </w:rPr>
-              <w:t xml:space="preserve">Comprobante transferencia PDF</w:t>
-            </w:r>
-          </w:p>
-        </w:tc>
-        <w:tc>
-          <w:tcPr>
-            <w:tcW w:w="2800" w:type="dxa"/>
-            <w:noWrap/>
-          </w:tcPr>
-          <w:p>
-            <w:pPr/>
-            <w:r>
-              <w:rPr>
-                <w:sz w:val="20"/>
-                <w:szCs w:val="20"/>
-              </w:rPr>
-              <w:t xml:space="preserve">Listado movimientos (fila transferencia)</w:t>
-            </w:r>
-          </w:p>
-        </w:tc>
-        <w:tc>
-          <w:tcPr>
-            <w:tcW w:w="2800" w:type="dxa"/>
-            <w:noWrap/>
-          </w:tcPr>
-          <w:p>
-            <w:pPr/>
-            <w:r>
-              <w:rPr>
-                <w:sz w:val="20"/>
-                <w:szCs w:val="20"/>
-              </w:rPr>
-              <w:t xml:space="preserve">Documento origen → destino con ítems.</w:t>
-            </w:r>
-          </w:p>
-        </w:tc>
-        <w:tc>
-          <w:tcPr>
-            <w:tcW w:w="2800" w:type="dxa"/>
-            <w:noWrap/>
-          </w:tcPr>
-          <w:p>
-            <w:pPr/>
-            <w:r>
-              <w:rPr>
-                <w:sz w:val="20"/>
-                <w:szCs w:val="20"/>
-              </w:rPr>
-              <w:t xml:space="preserve">listar-movimientos-de-stock</w:t>
-            </w:r>
-          </w:p>
-        </w:tc>
-      </w:tr>
-      <w:tr>
-        <w:trPr/>
-        <w:tc>
-          <w:tcPr>
-            <w:tcW w:w="2800" w:type="dxa"/>
-            <w:noWrap/>
-          </w:tcPr>
-          <w:p>
-            <w:pPr/>
-            <w:r>
-              <w:rPr>
-                <w:sz w:val="20"/>
-                <w:szCs w:val="20"/>
-              </w:rPr>
-              <w:t xml:space="preserve">Export listados</w:t>
-            </w:r>
-          </w:p>
-        </w:tc>
-        <w:tc>
-          <w:tcPr>
-            <w:tcW w:w="2800" w:type="dxa"/>
-            <w:noWrap/>
-          </w:tcPr>
-          <w:p>
-            <w:pPr/>
-            <w:r>
-              <w:rPr>
-                <w:sz w:val="20"/>
-                <w:szCs w:val="20"/>
-              </w:rPr>
-              <w:t xml:space="preserve">Barra de exportación sobre la tabla</w:t>
-            </w:r>
-          </w:p>
-        </w:tc>
-        <w:tc>
-          <w:tcPr>
-            <w:tcW w:w="2800" w:type="dxa"/>
-            <w:noWrap/>
-          </w:tcPr>
-          <w:p>
-            <w:pPr/>
-            <w:r>
-              <w:rPr>
-                <w:sz w:val="20"/>
-                <w:szCs w:val="20"/>
-              </w:rPr>
-              <w:t xml:space="preserve">PDF / Excel / CSV con filtros activos.</w:t>
-            </w:r>
-          </w:p>
-        </w:tc>
-        <w:tc>
-          <w:tcPr>
-            <w:tcW w:w="2800" w:type="dxa"/>
-            <w:noWrap/>
-          </w:tcPr>
-          <w:p>
-            <w:pPr/>
-            <w:r>
-              <w:rPr>
-                <w:sz w:val="20"/>
-                <w:szCs w:val="20"/>
-              </w:rPr>
-              <w:t xml:space="preserve">Permiso listar del módulo</w:t>
+              <w:t xml:space="preserve">Asiento contable</w:t>
+            </w:r>
+          </w:p>
+        </w:tc>
+      </w:tr>
+      <w:tr>
+        <w:trPr/>
+        <w:tc>
+          <w:tcPr>
+            <w:tcW w:w="2800" w:type="dxa"/>
+            <w:noWrap/>
+          </w:tcPr>
+          <w:p>
+            <w:pPr/>
+            <w:r>
+              <w:rPr>
+                <w:sz w:val="20"/>
+                <w:szCs w:val="20"/>
+              </w:rPr>
+              <w:t xml:space="preserve">TRCONT inmediata</w:t>
+            </w:r>
+          </w:p>
+        </w:tc>
+        <w:tc>
+          <w:tcPr>
+            <w:tcW w:w="2800" w:type="dxa"/>
+            <w:noWrap/>
+          </w:tcPr>
+          <w:p>
+            <w:pPr/>
+            <w:r>
+              <w:rPr>
+                <w:sz w:val="20"/>
+                <w:szCs w:val="20"/>
+              </w:rPr>
+              <w:t xml:space="preserve">Salida -S + entrada -E; estado Confirmada.</w:t>
+            </w:r>
+          </w:p>
+        </w:tc>
+        <w:tc>
+          <w:tcPr>
+            <w:tcW w:w="2800" w:type="dxa"/>
+            <w:noWrap/>
+          </w:tcPr>
+          <w:p>
+            <w:pPr/>
+            <w:r>
+              <w:rPr>
+                <w:sz w:val="20"/>
+                <w:szCs w:val="20"/>
+              </w:rPr>
+              <w:t xml:space="preserve">—</w:t>
+            </w:r>
+          </w:p>
+        </w:tc>
+        <w:tc>
+          <w:tcPr>
+            <w:tcW w:w="2800" w:type="dxa"/>
+            <w:noWrap/>
+          </w:tcPr>
+          <w:p>
+            <w:pPr/>
+            <w:r>
+              <w:rPr>
+                <w:sz w:val="20"/>
+                <w:szCs w:val="20"/>
+              </w:rPr>
+              <w:t xml:space="preserve">Generado al Transferir.</w:t>
+            </w:r>
+          </w:p>
+        </w:tc>
+      </w:tr>
+      <w:tr>
+        <w:trPr/>
+        <w:tc>
+          <w:tcPr>
+            <w:tcW w:w="2800" w:type="dxa"/>
+            <w:noWrap/>
+          </w:tcPr>
+          <w:p>
+            <w:pPr/>
+            <w:r>
+              <w:rPr>
+                <w:sz w:val="20"/>
+                <w:szCs w:val="20"/>
+              </w:rPr>
+              <w:t xml:space="preserve">TRCONT con aprobación</w:t>
+            </w:r>
+          </w:p>
+        </w:tc>
+        <w:tc>
+          <w:tcPr>
+            <w:tcW w:w="2800" w:type="dxa"/>
+            <w:noWrap/>
+          </w:tcPr>
+          <w:p>
+            <w:pPr/>
+            <w:r>
+              <w:rPr>
+                <w:sz w:val="20"/>
+                <w:szCs w:val="20"/>
+              </w:rPr>
+              <w:t xml:space="preserve">Solo salida -S; estado Pendiente de recepción.</w:t>
+            </w:r>
+          </w:p>
+        </w:tc>
+        <w:tc>
+          <w:tcPr>
+            <w:tcW w:w="2800" w:type="dxa"/>
+            <w:noWrap/>
+          </w:tcPr>
+          <w:p>
+            <w:pPr/>
+            <w:r>
+              <w:rPr>
+                <w:sz w:val="20"/>
+                <w:szCs w:val="20"/>
+              </w:rPr>
+              <w:t xml:space="preserve">Entrada -E; estado Confirmada.</w:t>
+            </w:r>
+          </w:p>
+        </w:tc>
+        <w:tc>
+          <w:tcPr>
+            <w:tcW w:w="2800" w:type="dxa"/>
+            <w:noWrap/>
+          </w:tcPr>
+          <w:p>
+            <w:pPr/>
+            <w:r>
+              <w:rPr>
+                <w:sz w:val="20"/>
+                <w:szCs w:val="20"/>
+              </w:rPr>
+              <w:t xml:space="preserve">Generado al Aprobar.</w:t>
+            </w:r>
+          </w:p>
+        </w:tc>
+      </w:tr>
+      <w:tr>
+        <w:trPr/>
+        <w:tc>
+          <w:tcPr>
+            <w:tcW w:w="2800" w:type="dxa"/>
+            <w:noWrap/>
+          </w:tcPr>
+          <w:p>
+            <w:pPr/>
+            <w:r>
+              <w:rPr>
+                <w:sz w:val="20"/>
+                <w:szCs w:val="20"/>
+              </w:rPr>
+              <w:t xml:space="preserve">TRCONT rechazada</w:t>
+            </w:r>
+          </w:p>
+        </w:tc>
+        <w:tc>
+          <w:tcPr>
+            <w:tcW w:w="2800" w:type="dxa"/>
+            <w:noWrap/>
+          </w:tcPr>
+          <w:p>
+            <w:pPr/>
+            <w:r>
+              <w:rPr>
+                <w:sz w:val="20"/>
+                <w:szCs w:val="20"/>
+              </w:rPr>
+              <w:t xml:space="preserve">Salida -S queda revertida por movimiento de reverso.</w:t>
+            </w:r>
+          </w:p>
+        </w:tc>
+        <w:tc>
+          <w:tcPr>
+            <w:tcW w:w="2800" w:type="dxa"/>
+            <w:noWrap/>
+          </w:tcPr>
+          <w:p>
+            <w:pPr/>
+            <w:r>
+              <w:rPr>
+                <w:sz w:val="20"/>
+                <w:szCs w:val="20"/>
+              </w:rPr>
+              <w:t xml:space="preserve">—</w:t>
+            </w:r>
+          </w:p>
+        </w:tc>
+        <w:tc>
+          <w:tcPr>
+            <w:tcW w:w="2800" w:type="dxa"/>
+            <w:noWrap/>
+          </w:tcPr>
+          <w:p>
+            <w:pPr/>
+            <w:r>
+              <w:rPr>
+                <w:sz w:val="20"/>
+                <w:szCs w:val="20"/>
+              </w:rPr>
+              <w:t xml:space="preserve">No se genera asiento.</w:t>
+            </w:r>
+          </w:p>
+        </w:tc>
+      </w:tr>
+      <w:tr>
+        <w:trPr/>
+        <w:tc>
+          <w:tcPr>
+            <w:tcW w:w="2800" w:type="dxa"/>
+            <w:noWrap/>
+          </w:tcPr>
+          <w:p>
+            <w:pPr/>
+            <w:r>
+              <w:rPr>
+                <w:sz w:val="20"/>
+                <w:szCs w:val="20"/>
+              </w:rPr>
+              <w:t xml:space="preserve">Transferencia sin contabilidad</w:t>
+            </w:r>
+          </w:p>
+        </w:tc>
+        <w:tc>
+          <w:tcPr>
+            <w:tcW w:w="2800" w:type="dxa"/>
+            <w:noWrap/>
+          </w:tcPr>
+          <w:p>
+            <w:pPr/>
+            <w:r>
+              <w:rPr>
+                <w:sz w:val="20"/>
+                <w:szCs w:val="20"/>
+              </w:rPr>
+              <w:t xml:space="preserve">Salida ± entrada según aprobación; sin CC destino.</w:t>
+            </w:r>
+          </w:p>
+        </w:tc>
+        <w:tc>
+          <w:tcPr>
+            <w:tcW w:w="2800" w:type="dxa"/>
+            <w:noWrap/>
+          </w:tcPr>
+          <w:p>
+            <w:pPr/>
+            <w:r>
+              <w:rPr>
+                <w:sz w:val="20"/>
+                <w:szCs w:val="20"/>
+              </w:rPr>
+              <w:t xml:space="preserve">Igual que capítulo 11.</w:t>
+            </w:r>
+          </w:p>
+        </w:tc>
+        <w:tc>
+          <w:tcPr>
+            <w:tcW w:w="2800" w:type="dxa"/>
+            <w:noWrap/>
+          </w:tcPr>
+          <w:p>
+            <w:pPr/>
+            <w:r>
+              <w:rPr>
+                <w:sz w:val="20"/>
+                <w:szCs w:val="20"/>
+              </w:rPr>
+              <w:t xml:space="preserve">No aplica.</w:t>
+            </w:r>
+          </w:p>
+        </w:tc>
+      </w:tr>
+      <w:tr>
+        <w:trPr/>
+        <w:tc>
+          <w:tcPr>
+            <w:tcW w:w="2800" w:type="dxa"/>
+            <w:noWrap/>
+          </w:tcPr>
+          <w:p>
+            <w:pPr/>
+            <w:r>
+              <w:rPr>
+                <w:sz w:val="20"/>
+                <w:szCs w:val="20"/>
+              </w:rPr>
+              <w:t xml:space="preserve">A/desde bien de uso</w:t>
+            </w:r>
+          </w:p>
+        </w:tc>
+        <w:tc>
+          <w:tcPr>
+            <w:tcW w:w="2800" w:type="dxa"/>
+            <w:noWrap/>
+          </w:tcPr>
+          <w:p>
+            <w:pPr/>
+            <w:r>
+              <w:rPr>
+                <w:sz w:val="20"/>
+                <w:szCs w:val="20"/>
+              </w:rPr>
+              <w:t xml:space="preserve">Movimientos con bien de uso; tipos sin TRCONT.</w:t>
+            </w:r>
+          </w:p>
+        </w:tc>
+        <w:tc>
+          <w:tcPr>
+            <w:tcW w:w="2800" w:type="dxa"/>
+            <w:noWrap/>
+          </w:tcPr>
+          <w:p>
+            <w:pPr/>
+            <w:r>
+              <w:rPr>
+                <w:sz w:val="20"/>
+                <w:szCs w:val="20"/>
+              </w:rPr>
+              <w:t xml:space="preserve">Según tipo.</w:t>
+            </w:r>
+          </w:p>
+        </w:tc>
+        <w:tc>
+          <w:tcPr>
+            <w:tcW w:w="2800" w:type="dxa"/>
+            <w:noWrap/>
+          </w:tcPr>
+          <w:p>
+            <w:pPr/>
+            <w:r>
+              <w:rPr>
+                <w:sz w:val="20"/>
+                <w:szCs w:val="20"/>
+              </w:rPr>
+              <w:t xml:space="preserve">TRCONT no permitido (origen debe ser depósito).</w:t>
             </w:r>
           </w:p>
         </w:tc>
       </w:tr>
     </w:tbl>
     <w:p/>
-    <w:p>
-      <w:pPr>
-        <w:pStyle w:val="Heading2"/>
-      </w:pPr>
-      <w:bookmarkStart w:id="16" w:name="_Toc16"/>
-      <w:r>
-        <w:t>16. Procesos relacionados (mismo stock)</w:t>
-      </w:r>
-      <w:bookmarkEnd w:id="16"/>
-    </w:p>
-    <w:p>
-      <w:pPr>
-        <w:jc w:val="both"/>
-        <w:spacing w:after="120"/>
-      </w:pPr>
-      <w:r>
-        <w:rPr>
-          <w:sz w:val="22"/>
-          <w:szCs w:val="22"/>
-        </w:rPr>
-        <w:t xml:space="preserve">Recuento de inventario: ajustes por conteo físico; genera movimientos RCAJP/RCAJN visibles en kardex.</w:t>
-      </w:r>
-    </w:p>
-    <w:p>
-      <w:pPr>
-        <w:jc w:val="both"/>
-        <w:spacing w:after="120"/>
-      </w:pPr>
-      <w:r>
-        <w:rPr>
-          <w:sz w:val="22"/>
-          <w:szCs w:val="22"/>
-        </w:rPr>
-        <w:t xml:space="preserve">Préstamo entre depósitos: préstamo con aprobación; aparece en historial de movimientos al confirmarse.</w:t>
-      </w:r>
-    </w:p>
-    <w:p>
-      <w:pPr>
-        <w:jc w:val="both"/>
-        <w:spacing w:after="120"/>
-      </w:pPr>
-      <w:r>
-        <w:rPr>
-          <w:sz w:val="22"/>
-          <w:szCs w:val="22"/>
-        </w:rPr>
-        <w:t xml:space="preserve">Recepción proveedor: ingreso desde compras; al confirmar aparece como movimiento de entrada en el depósito.</w:t>
-      </w:r>
-    </w:p>
-    <w:p>
-      <w:pPr>
-        <w:jc w:val="both"/>
-        <w:spacing w:after="120"/>
-      </w:pPr>
-      <w:r>
-        <w:rPr>
-          <w:sz w:val="22"/>
-          <w:szCs w:val="22"/>
-        </w:rPr>
-        <w:t xml:space="preserve">Comprobante proveedor (Compras): puede vincular recepciones COM confirmadas de la misma OC para facturar contra provisión.</w:t>
-      </w:r>
-    </w:p>
     <w:p>
       <w:pPr>
         <w:numPr>
@@ -8376,7 +9035,7 @@
       </w:pPr>
       <w:r>
         <w:rPr/>
-        <w:t xml:space="preserve">Use el icono kardex en líneas de movimiento para ver entradas/salidas del artículo en un depósito.</w:t>
+        <w:t xml:space="preserve">Centro de costo destino (obligatorio): sector que recibe el DEBE del asiento. Por defecto se precarga el centro del usuario logueado; puede cambiarlo antes de Transferir.</w:t>
       </w:r>
     </w:p>
     <w:p>
@@ -8388,6 +9047,706 @@
       </w:pPr>
       <w:r>
         <w:rPr/>
+        <w:t xml:space="preserve">Depósito de salida: debe coincidir con el depósito de la última recepción de compra confirmada de cada artículo (ERP o Anita). Si transfiere desde otro depósito, el artículo se rechaza o se omite al cargar stock.</w:t>
+      </w:r>
+    </w:p>
+    <w:p>
+      <w:pPr>
+        <w:numPr>
+          <w:ilvl w:val="0"/>
+          <w:numId w:val=""/>
+        </w:numPr>
+      </w:pPr>
+      <w:r>
+        <w:rPr/>
+        <w:t xml:space="preserve">Cuenta gasto (DEBE): grilla «GASTOS» del artículo por empresa; si no hay, usa cuenta compra del artículo.</w:t>
+      </w:r>
+    </w:p>
+    <w:p>
+      <w:pPr>
+        <w:numPr>
+          <w:ilvl w:val="0"/>
+          <w:numId w:val=""/>
+        </w:numPr>
+      </w:pPr>
+      <w:r>
+        <w:rPr/>
+        <w:t xml:space="preserve">Cuenta compra (HABER): cuenta compra del artículo con su centro de costo compra.</w:t>
+      </w:r>
+    </w:p>
+    <w:p>
+      <w:pPr>
+        <w:numPr>
+          <w:ilvl w:val="0"/>
+          <w:numId w:val=""/>
+        </w:numPr>
+      </w:pPr>
+      <w:r>
+        <w:rPr/>
+        <w:t xml:space="preserve">Importe por línea: cantidad transferida × precio unitario (según familia TITO u otros activos). Líneas con misma cuenta gasto y cuenta compra no generan movimiento contable.</w:t>
+      </w:r>
+    </w:p>
+    <w:p>
+      <w:pPr>
+        <w:numPr>
+          <w:ilvl w:val="0"/>
+          <w:numId w:val=""/>
+        </w:numPr>
+      </w:pPr>
+      <w:r>
+        <w:rPr/>
+        <w:t xml:space="preserve">Tipo de asiento contable: STK (Stock); comprobante interno TRA con número derivado del código TR-… del documento.</w:t>
+      </w:r>
+    </w:p>
+    <w:p>
+      <w:pPr>
+        <w:numPr>
+          <w:ilvl w:val="0"/>
+          <w:numId w:val=""/>
+        </w:numPr>
+      </w:pPr>
+      <w:r>
+        <w:rPr/>
+        <w:t xml:space="preserve">Período contable: la fecha de la transferencia debe estar en un período abierto (misma regla que otras operaciones de stock).</w:t>
+      </w:r>
+    </w:p>
+    <w:p>
+      <w:pPr>
+        <w:numPr>
+          <w:ilvl w:val="0"/>
+          <w:numId w:val=""/>
+        </w:numPr>
+      </w:pPr>
+      <w:r>
+        <w:rPr/>
+        <w:t xml:space="preserve">Sincronización Anita: tras grabar, el asiento se replica en ctamov legacy cuando corresponde la integración contable activa.</w:t>
+      </w:r>
+    </w:p>
+    <w:p/>
+    <w:p>
+      <w:pPr>
+        <w:jc w:val="both"/>
+        <w:spacing w:after="120"/>
+      </w:pPr>
+      <w:r>
+        <w:rPr>
+          <w:sz w:val="22"/>
+          <w:szCs w:val="22"/>
+        </w:rPr>
+        <w:t xml:space="preserve">Consultar el asiento grabado: con permiso listar-asiento o editar-asiento, busque en Contable → Asientos por observación «Transferencia TR-…» o por fecha y empresa. Desde Stock → Movimientos de Stock puede abrir la consulta de transferencia (icono ojo) y los movimientos -S/-E vinculados; el asiento está asociado al documento transferencia, no a cada movimiento por separado.</w:t>
+      </w:r>
+    </w:p>
+    <w:p>
+      <w:pPr>
+        <w:jc w:val="both"/>
+        <w:spacing w:after="120"/>
+      </w:pPr>
+      <w:r>
+        <w:rPr>
+          <w:sz w:val="22"/>
+          <w:szCs w:val="22"/>
+        </w:rPr>
+        <w:t xml:space="preserve">Errores frecuentes TRCONT: «Use otro tipo de transferencia sin contabilidad» (ningún artículo válido); «depósito de salida debe coincidir con última recepción»; «sin precio de promedio/última compra»; «faltan cuentas contables»; «Debe indicar centro de costo destino». Revise maestro de artículos, recepciones COM previas y tipo de transferencia elegido.</w:t>
+      </w:r>
+    </w:p>
+    <w:p>
+      <w:pPr>
+        <w:pStyle w:val="Heading2"/>
+      </w:pPr>
+      <w:bookmarkStart w:id="15" w:name="_Toc15"/>
+      <w:r>
+        <w:t>15. Reporte transferencias pendientes</w:t>
+      </w:r>
+      <w:bookmarkEnd w:id="15"/>
+    </w:p>
+    <w:p>
+      <w:pPr>
+        <w:jc w:val="both"/>
+        <w:spacing w:after="120"/>
+      </w:pPr>
+      <w:r>
+        <w:rPr>
+          <w:sz w:val="22"/>
+          <w:szCs w:val="22"/>
+        </w:rPr>
+        <w:t xml:space="preserve">Menú: Stock → Reportes → Transferencias pendientes.</w:t>
+      </w:r>
+    </w:p>
+    <w:p>
+      <w:pPr>
+        <w:jc w:val="both"/>
+        <w:spacing w:after="120"/>
+      </w:pPr>
+      <w:r>
+        <w:rPr>
+          <w:sz w:val="22"/>
+          <w:szCs w:val="22"/>
+        </w:rPr>
+        <w:t xml:space="preserve">Complete filtros (empresa, fechas, bien destino, solo con aprobación). Pulse Consultar.</w:t>
+      </w:r>
+    </w:p>
+    <w:p>
+      <w:pPr>
+        <w:jc w:val="both"/>
+        <w:spacing w:after="120"/>
+      </w:pPr>
+      <w:r>
+        <w:rPr>
+          <w:sz w:val="22"/>
+          <w:szCs w:val="22"/>
+        </w:rPr>
+        <w:t xml:space="preserve">Muestra totales de transferencias e ítems. Exporte PDF, Excel o CSV. Enlace a pantalla de aprobación para quien tenga permiso.</w:t>
+      </w:r>
+    </w:p>
+    <w:p>
+      <w:pPr>
+        <w:pStyle w:val="Heading2"/>
+      </w:pPr>
+      <w:bookmarkStart w:id="16" w:name="_Toc16"/>
+      <w:r>
+        <w:t>16. Comprobantes PDF y exportaciones</w:t>
+      </w:r>
+      <w:bookmarkEnd w:id="16"/>
+    </w:p>
+    <w:p>
+      <w:pPr>
+        <w:jc w:val="both"/>
+        <w:spacing w:after="120"/>
+      </w:pPr>
+      <w:r>
+        <w:rPr>
+          <w:sz w:val="22"/>
+          <w:szCs w:val="22"/>
+        </w:rPr>
+        <w:t xml:space="preserve">COM recepción proveedor: icono PDF rojo en listado o botón Emitir recepción (PDF) en edición. Documento con logos, cabecera e ítems recibidos.</w:t>
+      </w:r>
+    </w:p>
+    <w:p>
+      <w:pPr>
+        <w:jc w:val="both"/>
+        <w:spacing w:after="120"/>
+      </w:pPr>
+      <w:r>
+        <w:rPr>
+          <w:sz w:val="22"/>
+          <w:szCs w:val="22"/>
+        </w:rPr>
+        <w:t xml:space="preserve">Comprobante movimiento stock: icono PDF verde en listado o edición de movimiento suelto.</w:t>
+      </w:r>
+    </w:p>
+    <w:p>
+      <w:pPr>
+        <w:jc w:val="both"/>
+        <w:spacing w:after="120"/>
+      </w:pPr>
+      <w:r>
+        <w:rPr>
+          <w:sz w:val="22"/>
+          <w:szCs w:val="22"/>
+        </w:rPr>
+        <w:t xml:space="preserve">Comprobante transferencia: icono PDF verde en fila de transferencia del listado de movimientos o desde consulta de transferencia.</w:t>
+      </w:r>
+    </w:p>
+    <w:p>
+      <w:pPr>
+        <w:jc w:val="both"/>
+        <w:spacing w:after="120"/>
+      </w:pPr>
+      <w:r>
+        <w:rPr>
+          <w:sz w:val="22"/>
+          <w:szCs w:val="22"/>
+        </w:rPr>
+        <w:t xml:space="preserve">Export listado recepciones: PDF legal apaisado, Excel o CSV desde index recepción.</w:t>
+      </w:r>
+    </w:p>
+    <w:p>
+      <w:pPr>
+        <w:jc w:val="both"/>
+        <w:spacing w:after="120"/>
+      </w:pPr>
+      <w:r>
+        <w:rPr>
+          <w:sz w:val="22"/>
+          <w:szCs w:val="22"/>
+        </w:rPr>
+        <w:t xml:space="preserve">Export listado movimientos: PDF, Excel o CSV desde index movimientos (incluye transferencias unificadas).</w:t>
+      </w:r>
+    </w:p>
+    <w:p>
+      <w:pPr/>
+      <w:r>
+        <w:rPr>
+          <w:color w:val="2E75B6"/>
+          <w:sz w:val="22"/>
+          <w:szCs w:val="22"/>
+          <w:b w:val="1"/>
+          <w:bCs w:val="1"/>
+        </w:rPr>
+        <w:t xml:space="preserve">Impresión y export</w:t>
+      </w:r>
+    </w:p>
+    <w:tbl>
+      <w:tblGrid>
+        <w:gridCol w:w="2800" w:type="dxa"/>
+        <w:gridCol w:w="2800" w:type="dxa"/>
+        <w:gridCol w:w="2800" w:type="dxa"/>
+        <w:gridCol w:w="2800" w:type="dxa"/>
+      </w:tblGrid>
+      <w:tblPr>
+        <w:tblW w:w="0" w:type="auto"/>
+        <w:tblLayout w:type="autofit"/>
+        <w:tblCellMar>
+          <w:top w:w="80" w:type="dxa"/>
+          <w:left w:w="80" w:type="dxa"/>
+          <w:right w:w="80" w:type="dxa"/>
+          <w:bottom w:w="80" w:type="dxa"/>
+        </w:tblCellMar>
+        <w:tblBorders>
+          <w:top w:val="single" w:sz="6" w:color="AAAAAA"/>
+          <w:left w:val="single" w:sz="6" w:color="AAAAAA"/>
+          <w:right w:val="single" w:sz="6" w:color="AAAAAA"/>
+          <w:bottom w:val="single" w:sz="6" w:color="AAAAAA"/>
+          <w:insideH w:val="single" w:sz="6" w:color="AAAAAA"/>
+          <w:insideV w:val="single" w:sz="6" w:color="AAAAAA"/>
+        </w:tblBorders>
+      </w:tblPr>
+      <w:tr>
+        <w:trPr/>
+        <w:tc>
+          <w:tcPr>
+            <w:tcW w:w="2800" w:type="dxa"/>
+            <w:shd w:val="clear" w:fill="2E75B6"/>
+            <w:noWrap/>
+          </w:tcPr>
+          <w:p>
+            <w:pPr/>
+            <w:r>
+              <w:rPr>
+                <w:color w:val="FFFFFF"/>
+                <w:sz w:val="20"/>
+                <w:szCs w:val="20"/>
+                <w:b w:val="1"/>
+                <w:bCs w:val="1"/>
+              </w:rPr>
+              <w:t xml:space="preserve">Herramienta</w:t>
+            </w:r>
+          </w:p>
+        </w:tc>
+        <w:tc>
+          <w:tcPr>
+            <w:tcW w:w="2800" w:type="dxa"/>
+            <w:shd w:val="clear" w:fill="2E75B6"/>
+            <w:noWrap/>
+          </w:tcPr>
+          <w:p>
+            <w:pPr/>
+            <w:r>
+              <w:rPr>
+                <w:color w:val="FFFFFF"/>
+                <w:sz w:val="20"/>
+                <w:szCs w:val="20"/>
+                <w:b w:val="1"/>
+                <w:bCs w:val="1"/>
+              </w:rPr>
+              <w:t xml:space="preserve">Ubicación</w:t>
+            </w:r>
+          </w:p>
+        </w:tc>
+        <w:tc>
+          <w:tcPr>
+            <w:tcW w:w="2800" w:type="dxa"/>
+            <w:shd w:val="clear" w:fill="2E75B6"/>
+            <w:noWrap/>
+          </w:tcPr>
+          <w:p>
+            <w:pPr/>
+            <w:r>
+              <w:rPr>
+                <w:color w:val="FFFFFF"/>
+                <w:sz w:val="20"/>
+                <w:szCs w:val="20"/>
+                <w:b w:val="1"/>
+                <w:bCs w:val="1"/>
+              </w:rPr>
+              <w:t xml:space="preserve">Qué hace</w:t>
+            </w:r>
+          </w:p>
+        </w:tc>
+        <w:tc>
+          <w:tcPr>
+            <w:tcW w:w="2800" w:type="dxa"/>
+            <w:shd w:val="clear" w:fill="2E75B6"/>
+            <w:noWrap/>
+          </w:tcPr>
+          <w:p>
+            <w:pPr/>
+            <w:r>
+              <w:rPr>
+                <w:color w:val="FFFFFF"/>
+                <w:sz w:val="20"/>
+                <w:szCs w:val="20"/>
+                <w:b w:val="1"/>
+                <w:bCs w:val="1"/>
+              </w:rPr>
+              <w:t xml:space="preserve">Permiso</w:t>
+            </w:r>
+          </w:p>
+        </w:tc>
+      </w:tr>
+      <w:tr>
+        <w:trPr/>
+        <w:tc>
+          <w:tcPr>
+            <w:tcW w:w="2800" w:type="dxa"/>
+            <w:noWrap/>
+          </w:tcPr>
+          <w:p>
+            <w:pPr/>
+            <w:r>
+              <w:rPr>
+                <w:sz w:val="20"/>
+                <w:szCs w:val="20"/>
+              </w:rPr>
+              <w:t xml:space="preserve">COM recepción PDF</w:t>
+            </w:r>
+          </w:p>
+        </w:tc>
+        <w:tc>
+          <w:tcPr>
+            <w:tcW w:w="2800" w:type="dxa"/>
+            <w:noWrap/>
+          </w:tcPr>
+          <w:p>
+            <w:pPr/>
+            <w:r>
+              <w:rPr>
+                <w:sz w:val="20"/>
+                <w:szCs w:val="20"/>
+              </w:rPr>
+              <w:t xml:space="preserve">Listado o edición recepción</w:t>
+            </w:r>
+          </w:p>
+        </w:tc>
+        <w:tc>
+          <w:tcPr>
+            <w:tcW w:w="2800" w:type="dxa"/>
+            <w:noWrap/>
+          </w:tcPr>
+          <w:p>
+            <w:pPr/>
+            <w:r>
+              <w:rPr>
+                <w:sz w:val="20"/>
+                <w:szCs w:val="20"/>
+              </w:rPr>
+              <w:t xml:space="preserve">Comprobante recepción proveedor.</w:t>
+            </w:r>
+          </w:p>
+        </w:tc>
+        <w:tc>
+          <w:tcPr>
+            <w:tcW w:w="2800" w:type="dxa"/>
+            <w:noWrap/>
+          </w:tcPr>
+          <w:p>
+            <w:pPr/>
+            <w:r>
+              <w:rPr>
+                <w:sz w:val="20"/>
+                <w:szCs w:val="20"/>
+              </w:rPr>
+              <w:t xml:space="preserve">listar-recepcion-proveedor</w:t>
+            </w:r>
+          </w:p>
+        </w:tc>
+      </w:tr>
+      <w:tr>
+        <w:trPr/>
+        <w:tc>
+          <w:tcPr>
+            <w:tcW w:w="2800" w:type="dxa"/>
+            <w:noWrap/>
+          </w:tcPr>
+          <w:p>
+            <w:pPr/>
+            <w:r>
+              <w:rPr>
+                <w:sz w:val="20"/>
+                <w:szCs w:val="20"/>
+              </w:rPr>
+              <w:t xml:space="preserve">Comprobante movimiento PDF</w:t>
+            </w:r>
+          </w:p>
+        </w:tc>
+        <w:tc>
+          <w:tcPr>
+            <w:tcW w:w="2800" w:type="dxa"/>
+            <w:noWrap/>
+          </w:tcPr>
+          <w:p>
+            <w:pPr/>
+            <w:r>
+              <w:rPr>
+                <w:sz w:val="20"/>
+                <w:szCs w:val="20"/>
+              </w:rPr>
+              <w:t xml:space="preserve">Listado/edición movimientos</w:t>
+            </w:r>
+          </w:p>
+        </w:tc>
+        <w:tc>
+          <w:tcPr>
+            <w:tcW w:w="2800" w:type="dxa"/>
+            <w:noWrap/>
+          </w:tcPr>
+          <w:p>
+            <w:pPr/>
+            <w:r>
+              <w:rPr>
+                <w:sz w:val="20"/>
+                <w:szCs w:val="20"/>
+              </w:rPr>
+              <w:t xml:space="preserve">Documento del movimiento suelto.</w:t>
+            </w:r>
+          </w:p>
+        </w:tc>
+        <w:tc>
+          <w:tcPr>
+            <w:tcW w:w="2800" w:type="dxa"/>
+            <w:noWrap/>
+          </w:tcPr>
+          <w:p>
+            <w:pPr/>
+            <w:r>
+              <w:rPr>
+                <w:sz w:val="20"/>
+                <w:szCs w:val="20"/>
+              </w:rPr>
+              <w:t xml:space="preserve">listar-movimientos-de-stock</w:t>
+            </w:r>
+          </w:p>
+        </w:tc>
+      </w:tr>
+      <w:tr>
+        <w:trPr/>
+        <w:tc>
+          <w:tcPr>
+            <w:tcW w:w="2800" w:type="dxa"/>
+            <w:noWrap/>
+          </w:tcPr>
+          <w:p>
+            <w:pPr/>
+            <w:r>
+              <w:rPr>
+                <w:sz w:val="20"/>
+                <w:szCs w:val="20"/>
+              </w:rPr>
+              <w:t xml:space="preserve">Comprobante transferencia PDF</w:t>
+            </w:r>
+          </w:p>
+        </w:tc>
+        <w:tc>
+          <w:tcPr>
+            <w:tcW w:w="2800" w:type="dxa"/>
+            <w:noWrap/>
+          </w:tcPr>
+          <w:p>
+            <w:pPr/>
+            <w:r>
+              <w:rPr>
+                <w:sz w:val="20"/>
+                <w:szCs w:val="20"/>
+              </w:rPr>
+              <w:t xml:space="preserve">Listado movimientos (fila transferencia)</w:t>
+            </w:r>
+          </w:p>
+        </w:tc>
+        <w:tc>
+          <w:tcPr>
+            <w:tcW w:w="2800" w:type="dxa"/>
+            <w:noWrap/>
+          </w:tcPr>
+          <w:p>
+            <w:pPr/>
+            <w:r>
+              <w:rPr>
+                <w:sz w:val="20"/>
+                <w:szCs w:val="20"/>
+              </w:rPr>
+              <w:t xml:space="preserve">Documento origen → destino con ítems.</w:t>
+            </w:r>
+          </w:p>
+        </w:tc>
+        <w:tc>
+          <w:tcPr>
+            <w:tcW w:w="2800" w:type="dxa"/>
+            <w:noWrap/>
+          </w:tcPr>
+          <w:p>
+            <w:pPr/>
+            <w:r>
+              <w:rPr>
+                <w:sz w:val="20"/>
+                <w:szCs w:val="20"/>
+              </w:rPr>
+              <w:t xml:space="preserve">listar-movimientos-de-stock</w:t>
+            </w:r>
+          </w:p>
+        </w:tc>
+      </w:tr>
+      <w:tr>
+        <w:trPr/>
+        <w:tc>
+          <w:tcPr>
+            <w:tcW w:w="2800" w:type="dxa"/>
+            <w:noWrap/>
+          </w:tcPr>
+          <w:p>
+            <w:pPr/>
+            <w:r>
+              <w:rPr>
+                <w:sz w:val="20"/>
+                <w:szCs w:val="20"/>
+              </w:rPr>
+              <w:t xml:space="preserve">Export listados</w:t>
+            </w:r>
+          </w:p>
+        </w:tc>
+        <w:tc>
+          <w:tcPr>
+            <w:tcW w:w="2800" w:type="dxa"/>
+            <w:noWrap/>
+          </w:tcPr>
+          <w:p>
+            <w:pPr/>
+            <w:r>
+              <w:rPr>
+                <w:sz w:val="20"/>
+                <w:szCs w:val="20"/>
+              </w:rPr>
+              <w:t xml:space="preserve">Barra de exportación sobre la tabla</w:t>
+            </w:r>
+          </w:p>
+        </w:tc>
+        <w:tc>
+          <w:tcPr>
+            <w:tcW w:w="2800" w:type="dxa"/>
+            <w:noWrap/>
+          </w:tcPr>
+          <w:p>
+            <w:pPr/>
+            <w:r>
+              <w:rPr>
+                <w:sz w:val="20"/>
+                <w:szCs w:val="20"/>
+              </w:rPr>
+              <w:t xml:space="preserve">PDF / Excel / CSV con filtros activos.</w:t>
+            </w:r>
+          </w:p>
+        </w:tc>
+        <w:tc>
+          <w:tcPr>
+            <w:tcW w:w="2800" w:type="dxa"/>
+            <w:noWrap/>
+          </w:tcPr>
+          <w:p>
+            <w:pPr/>
+            <w:r>
+              <w:rPr>
+                <w:sz w:val="20"/>
+                <w:szCs w:val="20"/>
+              </w:rPr>
+              <w:t xml:space="preserve">Permiso listar del módulo</w:t>
+            </w:r>
+          </w:p>
+        </w:tc>
+      </w:tr>
+    </w:tbl>
+    <w:p/>
+    <w:p>
+      <w:pPr>
+        <w:pStyle w:val="Heading2"/>
+      </w:pPr>
+      <w:bookmarkStart w:id="17" w:name="_Toc17"/>
+      <w:r>
+        <w:t>17. Procesos relacionados (mismo stock)</w:t>
+      </w:r>
+      <w:bookmarkEnd w:id="17"/>
+    </w:p>
+    <w:p>
+      <w:pPr>
+        <w:jc w:val="both"/>
+        <w:spacing w:after="120"/>
+      </w:pPr>
+      <w:r>
+        <w:rPr>
+          <w:sz w:val="22"/>
+          <w:szCs w:val="22"/>
+        </w:rPr>
+        <w:t xml:space="preserve">Recuento de inventario: ajustes por conteo físico; genera movimientos RCAJP/RCAJN visibles en kardex.</w:t>
+      </w:r>
+    </w:p>
+    <w:p>
+      <w:pPr>
+        <w:jc w:val="both"/>
+        <w:spacing w:after="120"/>
+      </w:pPr>
+      <w:r>
+        <w:rPr>
+          <w:sz w:val="22"/>
+          <w:szCs w:val="22"/>
+        </w:rPr>
+        <w:t xml:space="preserve">Préstamo entre depósitos: préstamo con aprobación; aparece en historial de movimientos al confirmarse.</w:t>
+      </w:r>
+    </w:p>
+    <w:p>
+      <w:pPr>
+        <w:jc w:val="both"/>
+        <w:spacing w:after="120"/>
+      </w:pPr>
+      <w:r>
+        <w:rPr>
+          <w:sz w:val="22"/>
+          <w:szCs w:val="22"/>
+        </w:rPr>
+        <w:t xml:space="preserve">Recepción proveedor: ingreso desde compras; al confirmar aparece como movimiento de entrada en el depósito.</w:t>
+      </w:r>
+    </w:p>
+    <w:p>
+      <w:pPr>
+        <w:jc w:val="both"/>
+        <w:spacing w:after="120"/>
+      </w:pPr>
+      <w:r>
+        <w:rPr>
+          <w:sz w:val="22"/>
+          <w:szCs w:val="22"/>
+        </w:rPr>
+        <w:t xml:space="preserve">Comprobante proveedor (Compras): puede vincular recepciones COM confirmadas de la misma OC para facturar contra provisión.</w:t>
+      </w:r>
+    </w:p>
+    <w:p>
+      <w:pPr>
+        <w:numPr>
+          <w:ilvl w:val="0"/>
+          <w:numId w:val=""/>
+        </w:numPr>
+      </w:pPr>
+      <w:r>
+        <w:rPr/>
+        <w:t xml:space="preserve">Use el icono kardex en líneas de movimiento para ver entradas/salidas del artículo en un depósito.</w:t>
+      </w:r>
+    </w:p>
+    <w:p>
+      <w:pPr>
+        <w:numPr>
+          <w:ilvl w:val="0"/>
+          <w:numId w:val=""/>
+        </w:numPr>
+      </w:pPr>
+      <w:r>
+        <w:rPr/>
         <w:t xml:space="preserve">Enlaces azules en reportes abren el ABM en nueva pestaña si tiene permiso (origen=modal_consulta).</w:t>
       </w:r>
     </w:p>
@@ -8396,11 +9755,11 @@
       <w:pPr>
         <w:pStyle w:val="Heading2"/>
       </w:pPr>
-      <w:bookmarkStart w:id="17" w:name="_Toc17"/>
-      <w:r>
-        <w:t>17. Errores frecuentes y soluciones</w:t>
-      </w:r>
-      <w:bookmarkEnd w:id="17"/>
+      <w:bookmarkStart w:id="18" w:name="_Toc18"/>
+      <w:r>
+        <w:t>18. Errores frecuentes y soluciones</w:t>
+      </w:r>
+      <w:bookmarkEnd w:id="18"/>
     </w:p>
     <w:p>
       <w:pPr/>
@@ -8670,6 +10029,111 @@
                 <w:sz w:val="20"/>
                 <w:szCs w:val="20"/>
               </w:rPr>
+              <w:t xml:space="preserve">TRCONT rechaza artículos</w:t>
+            </w:r>
+          </w:p>
+        </w:tc>
+        <w:tc>
+          <w:tcPr>
+            <w:tcW w:w="2800" w:type="dxa"/>
+            <w:noWrap/>
+          </w:tcPr>
+          <w:p>
+            <w:pPr/>
+            <w:r>
+              <w:rPr>
+                <w:sz w:val="20"/>
+                <w:szCs w:val="20"/>
+              </w:rPr>
+              <w:t xml:space="preserve">Verifique depósito salida = última recepción COM, cuentas gasto/compra y precio (TITO u última compra). Use tipo sin contabilidad si el SKU no es contabilizable.</w:t>
+            </w:r>
+          </w:p>
+        </w:tc>
+      </w:tr>
+      <w:tr>
+        <w:trPr/>
+        <w:tc>
+          <w:tcPr>
+            <w:tcW w:w="2800" w:type="dxa"/>
+            <w:noWrap/>
+          </w:tcPr>
+          <w:p>
+            <w:pPr/>
+            <w:r>
+              <w:rPr>
+                <w:sz w:val="20"/>
+                <w:szCs w:val="20"/>
+              </w:rPr>
+              <w:t xml:space="preserve">TRCONT desde Movimientos de Stock</w:t>
+            </w:r>
+          </w:p>
+        </w:tc>
+        <w:tc>
+          <w:tcPr>
+            <w:tcW w:w="2800" w:type="dxa"/>
+            <w:noWrap/>
+          </w:tcPr>
+          <w:p>
+            <w:pPr/>
+            <w:r>
+              <w:rPr>
+                <w:sz w:val="20"/>
+                <w:szCs w:val="20"/>
+              </w:rPr>
+              <w:t xml:space="preserve">No permitido. Use Stock → Transferencia con tipo (contabilidad).</w:t>
+            </w:r>
+          </w:p>
+        </w:tc>
+      </w:tr>
+      <w:tr>
+        <w:trPr/>
+        <w:tc>
+          <w:tcPr>
+            <w:tcW w:w="2800" w:type="dxa"/>
+            <w:noWrap/>
+          </w:tcPr>
+          <w:p>
+            <w:pPr/>
+            <w:r>
+              <w:rPr>
+                <w:sz w:val="20"/>
+                <w:szCs w:val="20"/>
+              </w:rPr>
+              <w:t xml:space="preserve">Falta centro costo destino TRCONT</w:t>
+            </w:r>
+          </w:p>
+        </w:tc>
+        <w:tc>
+          <w:tcPr>
+            <w:tcW w:w="2800" w:type="dxa"/>
+            <w:noWrap/>
+          </w:tcPr>
+          <w:p>
+            <w:pPr/>
+            <w:r>
+              <w:rPr>
+                <w:sz w:val="20"/>
+                <w:szCs w:val="20"/>
+              </w:rPr>
+              <w:t xml:space="preserve">Complete el selector antes de Transferir; precarga el CC del usuario.</w:t>
+            </w:r>
+          </w:p>
+        </w:tc>
+      </w:tr>
+      <w:tr>
+        <w:trPr/>
+        <w:tc>
+          <w:tcPr>
+            <w:tcW w:w="2800" w:type="dxa"/>
+            <w:noWrap/>
+          </w:tcPr>
+          <w:p>
+            <w:pPr/>
+            <w:r>
+              <w:rPr>
+                <w:sz w:val="20"/>
+                <w:szCs w:val="20"/>
+              </w:rPr>
               <w:t xml:space="preserve">No aparece botón Nuevo</w:t>
             </w:r>
           </w:p>
@@ -8697,11 +10161,11 @@
       <w:pPr>
         <w:pStyle w:val="Heading2"/>
       </w:pPr>
-      <w:bookmarkStart w:id="18" w:name="_Toc18"/>
-      <w:r>
-        <w:t>18. Flujos paso a paso (resumen)</w:t>
-      </w:r>
-      <w:bookmarkEnd w:id="18"/>
+      <w:bookmarkStart w:id="19" w:name="_Toc19"/>
+      <w:r>
+        <w:t>19. Flujos paso a paso (resumen)</w:t>
+      </w:r>
+      <w:bookmarkEnd w:id="19"/>
     </w:p>
     <w:p>
       <w:pPr>
@@ -8784,7 +10248,31 @@
       </w:pPr>
       <w:r>
         <w:rPr/>
-        <w:t xml:space="preserve">Transferencia a equipo: Tipo «a bien de uso» → depósito salida + bien destino → Transferir.</w:t>
+        <w:t xml:space="preserve">Transferencia TRCONT inmediata: Tipo (contabilidad) → CC destino → depósito salida = últ. recep. → Transferir → asiento al confirmar.</w:t>
+      </w:r>
+    </w:p>
+    <w:p>
+      <w:pPr>
+        <w:numPr>
+          <w:ilvl w:val="0"/>
+          <w:numId w:val=""/>
+        </w:numPr>
+      </w:pPr>
+      <w:r>
+        <w:rPr/>
+        <w:t xml:space="preserve">Transferencia TRCONT con aprobación: Transferir (solo salida) → Pendientes → Aprobar (entrada + asiento). Rechazar: revierte origen, sin asiento.</w:t>
+      </w:r>
+    </w:p>
+    <w:p>
+      <w:pPr>
+        <w:numPr>
+          <w:ilvl w:val="0"/>
+          <w:numId w:val=""/>
+        </w:numPr>
+      </w:pPr>
+      <w:r>
+        <w:rPr/>
+        <w:t xml:space="preserve">Transferencia a equipo: Tipo «a bien de uso» → depósito salida + bien destino → Transferir (sin TRCONT).</w:t>
       </w:r>
     </w:p>
     <w:p/>

--- a/docs/manual-recepcion-movstock/Manual_Usuario_AnitaERP_Recepcion_Movimientos_Stock.docx
+++ b/docs/manual-recepcion-movstock/Manual_Usuario_AnitaERP_Recepcion_Movimientos_Stock.docx
@@ -48,7 +48,7 @@
           <w:sz w:val="24"/>
           <w:szCs w:val="24"/>
         </w:rPr>
-        <w:t xml:space="preserve">Empresa: AGG</w:t>
+        <w:t xml:space="preserve">Empresa: </w:t>
       </w:r>
     </w:p>
     <w:p>
@@ -60,7 +60,7 @@
           <w:sz w:val="22"/>
           <w:szCs w:val="22"/>
         </w:rPr>
-        <w:t xml:space="preserve">Versión 1.1 — julio 2026</w:t>
+        <w:t xml:space="preserve">Versión 1.1 — agosto 2026</w:t>
       </w:r>
     </w:p>
     <w:p/>
@@ -74,7 +74,7 @@
           <w:sz w:val="20"/>
           <w:szCs w:val="20"/>
         </w:rPr>
-        <w:t xml:space="preserve">URL: http://10.20.30.210/anitaERP/public/seguridad/login</w:t>
+        <w:t xml:space="preserve">URL: http://10.20.30.210/seguridad/login</w:t>
       </w:r>
     </w:p>
     <w:p>
@@ -886,7 +886,7 @@
       </w:pPr>
       <w:r>
         <w:pict>
-          <v:shape type="#_x0000_t75" stroked="f" style="width:450pt; height:360pt; margin-left:0pt; margin-top:0pt; mso-position-horizontal:left; mso-position-vertical:top; mso-position-horizontal-relative:char; mso-position-vertical-relative:line;">
+          <v:shape type="#_x0000_t75" stroked="f" style="width:450pt; height:267.1875pt; margin-left:0pt; margin-top:0pt; mso-position-horizontal:left; mso-position-vertical:top; mso-position-horizontal-relative:char; mso-position-vertical-relative:line;">
             <w10:wrap type="inline"/>
             <v:imagedata r:id="rId7" o:title=""/>
           </v:shape>
@@ -915,7 +915,7 @@
       </w:pPr>
       <w:r>
         <w:pict>
-          <v:shape type="#_x0000_t75" stroked="f" style="width:450pt; height:360pt; margin-left:0pt; margin-top:0pt; mso-position-horizontal:left; mso-position-vertical:top; mso-position-horizontal-relative:char; mso-position-vertical-relative:line;">
+          <v:shape type="#_x0000_t75" stroked="f" style="width:450pt; height:267.1875pt; margin-left:0pt; margin-top:0pt; mso-position-horizontal:left; mso-position-vertical:top; mso-position-horizontal-relative:char; mso-position-vertical-relative:line;">
             <w10:wrap type="inline"/>
             <v:imagedata r:id="rId7" o:title=""/>
           </v:shape>
@@ -2545,7 +2545,7 @@
       </w:pPr>
       <w:r>
         <w:pict>
-          <v:shape type="#_x0000_t75" stroked="f" style="width:450pt; height:360pt; margin-left:0pt; margin-top:0pt; mso-position-horizontal:left; mso-position-vertical:top; mso-position-horizontal-relative:char; mso-position-vertical-relative:line;">
+          <v:shape type="#_x0000_t75" stroked="f" style="width:450pt; height:267.1875pt; margin-left:0pt; margin-top:0pt; mso-position-horizontal:left; mso-position-vertical:top; mso-position-horizontal-relative:char; mso-position-vertical-relative:line;">
             <w10:wrap type="inline"/>
             <v:imagedata r:id="rId8" o:title=""/>
           </v:shape>
@@ -2574,7 +2574,7 @@
       </w:pPr>
       <w:r>
         <w:pict>
-          <v:shape type="#_x0000_t75" stroked="f" style="width:450pt; height:360pt; margin-left:0pt; margin-top:0pt; mso-position-horizontal:left; mso-position-vertical:top; mso-position-horizontal-relative:char; mso-position-vertical-relative:line;">
+          <v:shape type="#_x0000_t75" stroked="f" style="width:450pt; height:267.1875pt; margin-left:0pt; margin-top:0pt; mso-position-horizontal:left; mso-position-vertical:top; mso-position-horizontal-relative:char; mso-position-vertical-relative:line;">
             <w10:wrap type="inline"/>
             <v:imagedata r:id="rId9" o:title=""/>
           </v:shape>
@@ -2603,7 +2603,7 @@
       </w:pPr>
       <w:r>
         <w:pict>
-          <v:shape type="#_x0000_t75" stroked="f" style="width:450pt; height:360pt; margin-left:0pt; margin-top:0pt; mso-position-horizontal:left; mso-position-vertical:top; mso-position-horizontal-relative:char; mso-position-vertical-relative:line;">
+          <v:shape type="#_x0000_t75" stroked="f" style="width:450pt; height:267.1875pt; margin-left:0pt; margin-top:0pt; mso-position-horizontal:left; mso-position-vertical:top; mso-position-horizontal-relative:char; mso-position-vertical-relative:line;">
             <w10:wrap type="inline"/>
             <v:imagedata r:id="rId8" o:title=""/>
           </v:shape>
@@ -4114,7 +4114,7 @@
       </w:pPr>
       <w:r>
         <w:pict>
-          <v:shape type="#_x0000_t75" stroked="f" style="width:450pt; height:360pt; margin-left:0pt; margin-top:0pt; mso-position-horizontal:left; mso-position-vertical:top; mso-position-horizontal-relative:char; mso-position-vertical-relative:line;">
+          <v:shape type="#_x0000_t75" stroked="f" style="width:450pt; height:267.1875pt; margin-left:0pt; margin-top:0pt; mso-position-horizontal:left; mso-position-vertical:top; mso-position-horizontal-relative:char; mso-position-vertical-relative:line;">
             <w10:wrap type="inline"/>
             <v:imagedata r:id="rId10" o:title=""/>
           </v:shape>
@@ -4143,7 +4143,7 @@
       </w:pPr>
       <w:r>
         <w:pict>
-          <v:shape type="#_x0000_t75" stroked="f" style="width:450pt; height:360pt; margin-left:0pt; margin-top:0pt; mso-position-horizontal:left; mso-position-vertical:top; mso-position-horizontal-relative:char; mso-position-vertical-relative:line;">
+          <v:shape type="#_x0000_t75" stroked="f" style="width:450pt; height:267.1875pt; margin-left:0pt; margin-top:0pt; mso-position-horizontal:left; mso-position-vertical:top; mso-position-horizontal-relative:char; mso-position-vertical-relative:line;">
             <w10:wrap type="inline"/>
             <v:imagedata r:id="rId10" o:title=""/>
           </v:shape>
@@ -4534,7 +4534,7 @@
           <w:sz w:val="22"/>
           <w:szCs w:val="22"/>
         </w:rPr>
-        <w:t xml:space="preserve">Artículos contabilizables en TRCONT: en Stock → Artículos → pestaña Contabilidad, complete cuenta compra, centro de costo compra y cuenta de gastos (grilla por empresa). Artículos TITO: active «Precio promedio transferencia TRCONT» para usar promedio de las 3 últimas recepciones. Artículos «Otros activos»: cuenta compra configurada en catálogo de cuentas automáticas (ej. 117010001).</w:t>
+        <w:t xml:space="preserve">Artículos contabilizables en TRCONT: en Stock → Artículos → pestaña Contabilidad, complete cuenta compra, centro de costo compra y cuenta de gastos (grilla por empresa). Artículos TITO: active «Precio promedio transferencia TRCONT» (promedio de exactamente 3 recepciones COM en ERP, convertido a pesos con moneda y cotización de Anita recepmov; si no hay 3, promedio Anita stkm_pre_compra1/2/3). Artículos «Otros activos»: cuenta compra configurada en catálogo de cuentas automáticas (ej. 117010001).</w:t>
       </w:r>
     </w:p>
     <w:p>
@@ -4553,7 +4553,7 @@
       </w:pPr>
       <w:r>
         <w:pict>
-          <v:shape type="#_x0000_t75" stroked="f" style="width:450pt; height:360pt; margin-left:0pt; margin-top:0pt; mso-position-horizontal:left; mso-position-vertical:top; mso-position-horizontal-relative:char; mso-position-vertical-relative:line;">
+          <v:shape type="#_x0000_t75" stroked="f" style="width:450pt; height:267.1875pt; margin-left:0pt; margin-top:0pt; mso-position-horizontal:left; mso-position-vertical:top; mso-position-horizontal-relative:char; mso-position-vertical-relative:line;">
             <w10:wrap type="inline"/>
             <v:imagedata r:id="rId11" o:title=""/>
           </v:shape>
@@ -4582,7 +4582,7 @@
       </w:pPr>
       <w:r>
         <w:pict>
-          <v:shape type="#_x0000_t75" stroked="f" style="width:450pt; height:360pt; margin-left:0pt; margin-top:0pt; mso-position-horizontal:left; mso-position-vertical:top; mso-position-horizontal-relative:char; mso-position-vertical-relative:line;">
+          <v:shape type="#_x0000_t75" stroked="f" style="width:450pt; height:267.1875pt; margin-left:0pt; margin-top:0pt; mso-position-horizontal:left; mso-position-vertical:top; mso-position-horizontal-relative:char; mso-position-vertical-relative:line;">
             <w10:wrap type="inline"/>
             <v:imagedata r:id="rId11" o:title=""/>
           </v:shape>
@@ -4641,7 +4641,7 @@
           <w:sz w:val="22"/>
           <w:szCs w:val="22"/>
         </w:rPr>
-        <w:t xml:space="preserve">Si ve el aviso «Mostrando movimientos de su sector», su usuario está limitado al centro de costo asignado. Con permiso listar-todos los movimientos de stock ve todo el sector/empresa.</w:t>
+        <w:t xml:space="preserve">Si ve el aviso de listado limitado, solo aparecen movimientos y transferencias cargados por usuarios de su centro de costo (más depósitos/tipos autorizados si aplican). Con permiso listar-todos los movimientos de stock ve el listado completo de sus empresas.</w:t>
       </w:r>
     </w:p>
     <w:p>
@@ -5558,7 +5558,7 @@
       </w:pPr>
       <w:r>
         <w:pict>
-          <v:shape type="#_x0000_t75" stroked="f" style="width:450pt; height:360pt; margin-left:0pt; margin-top:0pt; mso-position-horizontal:left; mso-position-vertical:top; mso-position-horizontal-relative:char; mso-position-vertical-relative:line;">
+          <v:shape type="#_x0000_t75" stroked="f" style="width:450pt; height:267.1875pt; margin-left:0pt; margin-top:0pt; mso-position-horizontal:left; mso-position-vertical:top; mso-position-horizontal-relative:char; mso-position-vertical-relative:line;">
             <w10:wrap type="inline"/>
             <v:imagedata r:id="rId12" o:title=""/>
           </v:shape>
@@ -5587,7 +5587,7 @@
       </w:pPr>
       <w:r>
         <w:pict>
-          <v:shape type="#_x0000_t75" stroked="f" style="width:450pt; height:360pt; margin-left:0pt; margin-top:0pt; mso-position-horizontal:left; mso-position-vertical:top; mso-position-horizontal-relative:char; mso-position-vertical-relative:line;">
+          <v:shape type="#_x0000_t75" stroked="f" style="width:450pt; height:267.1875pt; margin-left:0pt; margin-top:0pt; mso-position-horizontal:left; mso-position-vertical:top; mso-position-horizontal-relative:char; mso-position-vertical-relative:line;">
             <w10:wrap type="inline"/>
             <v:imagedata r:id="rId12" o:title=""/>
           </v:shape>
@@ -6990,7 +6990,7 @@
       </w:pPr>
       <w:r>
         <w:pict>
-          <v:shape type="#_x0000_t75" stroked="f" style="width:450pt; height:360pt; margin-left:0pt; margin-top:0pt; mso-position-horizontal:left; mso-position-vertical:top; mso-position-horizontal-relative:char; mso-position-vertical-relative:line;">
+          <v:shape type="#_x0000_t75" stroked="f" style="width:450pt; height:267.1875pt; margin-left:0pt; margin-top:0pt; mso-position-horizontal:left; mso-position-vertical:top; mso-position-horizontal-relative:char; mso-position-vertical-relative:line;">
             <w10:wrap type="inline"/>
             <v:imagedata r:id="rId13" o:title=""/>
           </v:shape>
@@ -7019,7 +7019,7 @@
       </w:pPr>
       <w:r>
         <w:pict>
-          <v:shape type="#_x0000_t75" stroked="f" style="width:450pt; height:360pt; margin-left:0pt; margin-top:0pt; mso-position-horizontal:left; mso-position-vertical:top; mso-position-horizontal-relative:char; mso-position-vertical-relative:line;">
+          <v:shape type="#_x0000_t75" stroked="f" style="width:450pt; height:267.1875pt; margin-left:0pt; margin-top:0pt; mso-position-horizontal:left; mso-position-vertical:top; mso-position-horizontal-relative:char; mso-position-vertical-relative:line;">
             <w10:wrap type="inline"/>
             <v:imagedata r:id="rId13" o:title=""/>
           </v:shape>
@@ -7741,7 +7741,7 @@
       </w:pPr>
       <w:r>
         <w:pict>
-          <v:shape type="#_x0000_t75" stroked="f" style="width:450pt; height:360pt; margin-left:0pt; margin-top:0pt; mso-position-horizontal:left; mso-position-vertical:top; mso-position-horizontal-relative:char; mso-position-vertical-relative:line;">
+          <v:shape type="#_x0000_t75" stroked="f" style="width:450pt; height:267.1875pt; margin-left:0pt; margin-top:0pt; mso-position-horizontal:left; mso-position-vertical:top; mso-position-horizontal-relative:char; mso-position-vertical-relative:line;">
             <w10:wrap type="inline"/>
             <v:imagedata r:id="rId14" o:title=""/>
           </v:shape>
@@ -7770,7 +7770,7 @@
       </w:pPr>
       <w:r>
         <w:pict>
-          <v:shape type="#_x0000_t75" stroked="f" style="width:450pt; height:360pt; margin-left:0pt; margin-top:0pt; mso-position-horizontal:left; mso-position-vertical:top; mso-position-horizontal-relative:char; mso-position-vertical-relative:line;">
+          <v:shape type="#_x0000_t75" stroked="f" style="width:450pt; height:267.1875pt; margin-left:0pt; margin-top:0pt; mso-position-horizontal:left; mso-position-vertical:top; mso-position-horizontal-relative:char; mso-position-vertical-relative:line;">
             <w10:wrap type="inline"/>
             <v:imagedata r:id="rId14" o:title=""/>
           </v:shape>
@@ -8411,7 +8411,7 @@
                 <w:sz w:val="20"/>
                 <w:szCs w:val="20"/>
               </w:rPr>
-              <w:t xml:space="preserve">Promedio de las 3 últimas recepciones COM (Anita recepmov).</w:t>
+              <w:t xml:space="preserve">Exactamente 3 recepciones COM en ERP → promedio en pesos con moneda/cotización recepmov; si no, promedio Anita stkm_pre_compra1/2/3.</w:t>
             </w:r>
           </w:p>
         </w:tc>
@@ -8478,7 +8478,7 @@
                 <w:sz w:val="20"/>
                 <w:szCs w:val="20"/>
               </w:rPr>
-              <w:t xml:space="preserve">Última compra (stkmae / recepción ERP).</w:t>
+              <w:t xml:space="preserve">Última compra ERP → Anita stkm_pre_compra3 → costo/PPP.</w:t>
             </w:r>
           </w:p>
         </w:tc>
